--- a/6. Writing & Presentations/OMIT_manuscript_rendered.docx
+++ b/6. Writing & Presentations/OMIT_manuscript_rendered.docx
@@ -15,15 +15,7 @@
         <w:pStyle w:val="Author"/>
       </w:pPr>
       <w:r>
-        <w:t xml:space="preserve">Megan Richardson</w:t>
-      </w:r>
-    </w:p>
-    <w:p>
-      <w:pPr>
-        <w:pStyle w:val="Author"/>
-      </w:pPr>
-      <w:r>
-        <w:t xml:space="preserve">Ashley J. Thomas</w:t>
+        <w:t xml:space="preserve">[Author names removed for anonymous review]</w:t>
       </w:r>
     </w:p>
     <w:p>
@@ -173,7 +165,13 @@
         <w:t xml:space="preserve"> </w:t>
       </w:r>
       <w:r>
-        <w:t xml:space="preserve">approximately 8,100 (text and abstract; excludes title, author note, references, tables, and figure captions).</w:t>
+        <w:t xml:space="preserve">approximately 8,100 (text and abstract; excludes title,</w:t>
+      </w:r>
+      <w:r>
+        <w:t xml:space="preserve"> </w:t>
+      </w:r>
+      <w:r>
+        <w:t xml:space="preserve">author note, references, tables, and figure captions).</w:t>
       </w:r>
     </w:p>
     <w:bookmarkStart w:id="9" w:name="public-significance-statement"/>
@@ -190,7 +188,7 @@
         <w:pStyle w:val="FirstParagraph"/>
       </w:pPr>
       <w:r>
-        <w:t xml:space="preserve">By the time they reach elementary school, children already grasp</w:t>
+        <w:t xml:space="preserve">These studies show that by elementary school, children already grasp</w:t>
       </w:r>
       <w:r>
         <w:t xml:space="preserve"> </w:t>
@@ -202,13 +200,13 @@
         <w:t xml:space="preserve"> </w:t>
       </w:r>
       <w:r>
-        <w:t xml:space="preserve">sharing neutral facts or good news, is a mark of a close relationship:</w:t>
-      </w:r>
-      <w:r>
-        <w:t xml:space="preserve"> </w:t>
-      </w:r>
-      <w:r>
-        <w:t xml:space="preserve">across four studies, six- to nine-year-olds expected people to reveal</w:t>
+        <w:t xml:space="preserve">sharing neutral facts or good news, is a mark of a close relationship.</w:t>
+      </w:r>
+      <w:r>
+        <w:t xml:space="preserve"> </w:t>
+      </w:r>
+      <w:r>
+        <w:t xml:space="preserve">Across four studies, six- to nine-year-olds expected people to reveal</w:t>
       </w:r>
       <w:r>
         <w:t xml:space="preserve"> </w:t>
@@ -220,49 +218,49 @@
         <w:t xml:space="preserve"> </w:t>
       </w:r>
       <w:r>
-        <w:t xml:space="preserve">casual acquaintances or a friend’s parent, and they treated a child</w:t>
-      </w:r>
-      <w:r>
-        <w:t xml:space="preserve"> </w:t>
-      </w:r>
-      <w:r>
-        <w:t xml:space="preserve">confiding in a parent as different from a parent confiding in a child.</w:t>
-      </w:r>
-      <w:r>
-        <w:t xml:space="preserve"> </w:t>
-      </w:r>
-      <w:r>
-        <w:t xml:space="preserve">Yet neither children nor adults viewed opening up emotionally as a way</w:t>
-      </w:r>
-      <w:r>
-        <w:t xml:space="preserve"> </w:t>
-      </w:r>
-      <w:r>
-        <w:t xml:space="preserve">to build a new friendship, suggesting that people intuitively treat</w:t>
-      </w:r>
-      <w:r>
-        <w:t xml:space="preserve"> </w:t>
-      </w:r>
-      <w:r>
-        <w:t xml:space="preserve">emotional intimacy as belonging to relationships that are already close</w:t>
-      </w:r>
-      <w:r>
-        <w:t xml:space="preserve"> </w:t>
-      </w:r>
-      <w:r>
-        <w:t xml:space="preserve">rather than as a tool for creating closeness. These insights may help</w:t>
-      </w:r>
-      <w:r>
-        <w:t xml:space="preserve"> </w:t>
-      </w:r>
-      <w:r>
-        <w:t xml:space="preserve">explain why some children find it difficult to judge what to share, and</w:t>
-      </w:r>
-      <w:r>
-        <w:t xml:space="preserve"> </w:t>
-      </w:r>
-      <w:r>
-        <w:t xml:space="preserve">with whom.</w:t>
+        <w:t xml:space="preserve">friends or a friend’s parent, and they treated a child confiding in a</w:t>
+      </w:r>
+      <w:r>
+        <w:t xml:space="preserve"> </w:t>
+      </w:r>
+      <w:r>
+        <w:t xml:space="preserve">parent as different from a parent confiding in a child. Yet neither</w:t>
+      </w:r>
+      <w:r>
+        <w:t xml:space="preserve"> </w:t>
+      </w:r>
+      <w:r>
+        <w:t xml:space="preserve">children nor adults viewed opening up emotionally as a way to build a</w:t>
+      </w:r>
+      <w:r>
+        <w:t xml:space="preserve"> </w:t>
+      </w:r>
+      <w:r>
+        <w:t xml:space="preserve">new friendship, suggesting that people intuitively treat emotional</w:t>
+      </w:r>
+      <w:r>
+        <w:t xml:space="preserve"> </w:t>
+      </w:r>
+      <w:r>
+        <w:t xml:space="preserve">intimacy as belonging to relationships that are already close rather</w:t>
+      </w:r>
+      <w:r>
+        <w:t xml:space="preserve"> </w:t>
+      </w:r>
+      <w:r>
+        <w:t xml:space="preserve">than as a tool for creating closeness. These insights may help explain</w:t>
+      </w:r>
+      <w:r>
+        <w:t xml:space="preserve"> </w:t>
+      </w:r>
+      <w:r>
+        <w:t xml:space="preserve">why some children find it difficult to judge what to share, and with</w:t>
+      </w:r>
+      <w:r>
+        <w:t xml:space="preserve"> </w:t>
+      </w:r>
+      <w:r>
+        <w:t xml:space="preserve">whom.</w:t>
       </w:r>
     </w:p>
     <w:bookmarkEnd w:id="9"/>
@@ -319,19 +317,19 @@
         <w:t xml:space="preserve">(Clark &amp; Mills, 1979; Fiske, 1992)</w:t>
       </w:r>
       <w:r>
-        <w:t xml:space="preserve">. This distinction seems to be made</w:t>
-      </w:r>
-      <w:r>
-        <w:t xml:space="preserve"> </w:t>
-      </w:r>
-      <w:r>
-        <w:t xml:space="preserve">as early as 4 months: infants expect that those who are physically</w:t>
-      </w:r>
-      <w:r>
-        <w:t xml:space="preserve"> </w:t>
-      </w:r>
-      <w:r>
-        <w:t xml:space="preserve">intimate will respond to one another’s distress</w:t>
+        <w:t xml:space="preserve">. This</w:t>
+      </w:r>
+      <w:r>
+        <w:t xml:space="preserve"> </w:t>
+      </w:r>
+      <w:r>
+        <w:t xml:space="preserve">distinction seems to be made as early as 4 months: infants expect that</w:t>
+      </w:r>
+      <w:r>
+        <w:t xml:space="preserve"> </w:t>
+      </w:r>
+      <w:r>
+        <w:t xml:space="preserve">those who are physically intimate will respond to one another’s distress</w:t>
       </w:r>
       <w:r>
         <w:t xml:space="preserve"> </w:t>
@@ -347,45 +345,31 @@
           <w:b/>
           <w:bCs/>
         </w:rPr>
-        <w:t xml:space="preserve">;</w:t>
-      </w:r>
-      <w:r>
-        <w:rPr>
-          <w:b/>
-          <w:bCs/>
-        </w:rPr>
-        <w:t xml:space="preserve"> </w:t>
-      </w:r>
-      <w:r>
-        <w:rPr>
-          <w:b/>
-          <w:bCs/>
-        </w:rPr>
-        <w:t xml:space="preserve">Woo et al., under review</w:t>
+        <w:t xml:space="preserve">; Woo et al., under review</w:t>
       </w:r>
       <w:r>
         <w:t xml:space="preserve">)</w:t>
       </w:r>
       <w:r>
-        <w:t xml:space="preserve">. One hallmark of such relationships is</w:t>
-      </w:r>
-      <w:r>
-        <w:t xml:space="preserve"> </w:t>
-      </w:r>
-      <w:r>
-        <w:t xml:space="preserve">emotional intimacy, which includes disclosing personal information.</w:t>
-      </w:r>
-      <w:r>
-        <w:t xml:space="preserve"> </w:t>
-      </w:r>
-      <w:r>
-        <w:t xml:space="preserve">Emotional intimacy has been studied across several disciplines, such as</w:t>
-      </w:r>
-      <w:r>
-        <w:t xml:space="preserve"> </w:t>
-      </w:r>
-      <w:r>
-        <w:t xml:space="preserve">Anthropology, Relationship Science</w:t>
+        <w:t xml:space="preserve">. One hallmark of such</w:t>
+      </w:r>
+      <w:r>
+        <w:t xml:space="preserve"> </w:t>
+      </w:r>
+      <w:r>
+        <w:t xml:space="preserve">relationships is emotional intimacy, which includes disclosing personal</w:t>
+      </w:r>
+      <w:r>
+        <w:t xml:space="preserve"> </w:t>
+      </w:r>
+      <w:r>
+        <w:t xml:space="preserve">information. Emotional intimacy has been studied across several</w:t>
+      </w:r>
+      <w:r>
+        <w:t xml:space="preserve"> </w:t>
+      </w:r>
+      <w:r>
+        <w:t xml:space="preserve">disciplines, such as Anthropology, Relationship Science</w:t>
       </w:r>
       <w:r>
         <w:t xml:space="preserve"> </w:t>
@@ -394,19 +378,19 @@
         <w:t xml:space="preserve">(Finkenauer &amp; Buyukcan-Tetik, 2015; Willems et al., 2020)</w:t>
       </w:r>
       <w:r>
-        <w:t xml:space="preserve">, and Sociology. Sociologists have long characterized</w:t>
-      </w:r>
-      <w:r>
-        <w:t xml:space="preserve"> </w:t>
-      </w:r>
-      <w:r>
-        <w:t xml:space="preserve">relationships by the kind of information disclosed within them. More</w:t>
-      </w:r>
-      <w:r>
-        <w:t xml:space="preserve"> </w:t>
-      </w:r>
-      <w:r>
-        <w:t xml:space="preserve">than a century ago,</w:t>
+        <w:t xml:space="preserve">, and Sociology. Sociologists</w:t>
+      </w:r>
+      <w:r>
+        <w:t xml:space="preserve"> </w:t>
+      </w:r>
+      <w:r>
+        <w:t xml:space="preserve">have long characterized relationships by the kind of information</w:t>
+      </w:r>
+      <w:r>
+        <w:t xml:space="preserve"> </w:t>
+      </w:r>
+      <w:r>
+        <w:t xml:space="preserve">disclosed within them. More than a century ago,</w:t>
       </w:r>
       <w:r>
         <w:t xml:space="preserve"> </w:t>
@@ -418,61 +402,55 @@
         <w:t xml:space="preserve"> </w:t>
       </w:r>
       <w:r>
-        <w:t xml:space="preserve">argued that what and how much</w:t>
-      </w:r>
-      <w:r>
-        <w:t xml:space="preserve"> </w:t>
-      </w:r>
-      <w:r>
-        <w:t xml:space="preserve">people reveal to one another is calibrated to the closeness of the</w:t>
-      </w:r>
-      <w:r>
-        <w:t xml:space="preserve"> </w:t>
-      </w:r>
-      <w:r>
-        <w:t xml:space="preserve">relationship: acquaintances share outward, impersonal facts, whereas</w:t>
-      </w:r>
-      <w:r>
-        <w:t xml:space="preserve"> </w:t>
-      </w:r>
-      <w:r>
-        <w:t xml:space="preserve">intimate bonds rest on the disclosure of one’s inner life, including</w:t>
-      </w:r>
-      <w:r>
-        <w:t xml:space="preserve"> </w:t>
-      </w:r>
-      <w:r>
-        <w:t xml:space="preserve">emotions. Contemporary network research operationalizes a version of</w:t>
-      </w:r>
-      <w:r>
-        <w:t xml:space="preserve"> </w:t>
-      </w:r>
-      <w:r>
-        <w:t xml:space="preserve">this idea through the kinds of ties people report—weak ties are those</w:t>
-      </w:r>
-      <w:r>
-        <w:t xml:space="preserve"> </w:t>
-      </w:r>
-      <w:r>
-        <w:t xml:space="preserve">to whom one turns for useful information, while thick ties are those to</w:t>
-      </w:r>
-      <w:r>
-        <w:t xml:space="preserve"> </w:t>
-      </w:r>
-      <w:r>
-        <w:t xml:space="preserve">whom one discloses sensitive or personal matters</w:t>
-      </w:r>
-      <w:r>
-        <w:t xml:space="preserve"> </w:t>
-      </w:r>
-      <w:r>
-        <w:t xml:space="preserve">(refer to Small, 2017,</w:t>
-      </w:r>
-      <w:r>
-        <w:t xml:space="preserve"> </w:t>
-      </w:r>
-      <w:r>
-        <w:t xml:space="preserve">for a history)</w:t>
+        <w:t xml:space="preserve">argued that what and how much people reveal to one another is calibrated</w:t>
+      </w:r>
+      <w:r>
+        <w:t xml:space="preserve"> </w:t>
+      </w:r>
+      <w:r>
+        <w:t xml:space="preserve">to the closeness of the relationship: acquaintances share outward,</w:t>
+      </w:r>
+      <w:r>
+        <w:t xml:space="preserve"> </w:t>
+      </w:r>
+      <w:r>
+        <w:t xml:space="preserve">impersonal facts, whereas intimate bonds rest on the disclosure of one’s</w:t>
+      </w:r>
+      <w:r>
+        <w:t xml:space="preserve"> </w:t>
+      </w:r>
+      <w:r>
+        <w:t xml:space="preserve">inner life, including emotions. Contemporary network research</w:t>
+      </w:r>
+      <w:r>
+        <w:t xml:space="preserve"> </w:t>
+      </w:r>
+      <w:r>
+        <w:t xml:space="preserve">operationalizes a version of this idea through the kinds of ties people</w:t>
+      </w:r>
+      <w:r>
+        <w:t xml:space="preserve"> </w:t>
+      </w:r>
+      <w:r>
+        <w:t xml:space="preserve">report—weak ties are those to whom one turns for useful information,</w:t>
+      </w:r>
+      <w:r>
+        <w:t xml:space="preserve"> </w:t>
+      </w:r>
+      <w:r>
+        <w:t xml:space="preserve">while thick ties are those to whom one discloses sensitive or personal</w:t>
+      </w:r>
+      <w:r>
+        <w:t xml:space="preserve"> </w:t>
+      </w:r>
+      <w:r>
+        <w:t xml:space="preserve">matters</w:t>
+      </w:r>
+      <w:r>
+        <w:t xml:space="preserve"> </w:t>
+      </w:r>
+      <w:r>
+        <w:t xml:space="preserve">(refer to Small, 2017, for a history)</w:t>
       </w:r>
       <w:r>
         <w:t xml:space="preserve">.</w:t>
@@ -3160,43 +3138,43 @@
         <w:t xml:space="preserve"> </w:t>
       </w:r>
       <w:r>
-        <w:t xml:space="preserve">(panels B and C). Descriptively, for the</w:t>
-      </w:r>
-      <w:r>
-        <w:t xml:space="preserve"> </w:t>
-      </w:r>
-      <w:r>
-        <w:t xml:space="preserve">single ice cream cone children chose the classmate told the sad emotion</w:t>
-      </w:r>
-      <w:r>
-        <w:t xml:space="preserve"> </w:t>
-      </w:r>
-      <w:r>
-        <w:t xml:space="preserve">at consistently high rates across ages (about 70% from age 6 onward),</w:t>
-      </w:r>
-      <w:r>
-        <w:t xml:space="preserve"> </w:t>
-      </w:r>
-      <w:r>
-        <w:t xml:space="preserve">whereas in the happy condition this preference was near chance among the</w:t>
-      </w:r>
-      <w:r>
-        <w:t xml:space="preserve"> </w:t>
-      </w:r>
-      <w:r>
-        <w:t xml:space="preserve">youngest children and rose with age, approaching the sad pattern by age</w:t>
-      </w:r>
-      <w:r>
-        <w:t xml:space="preserve"> </w:t>
-      </w:r>
-      <w:r>
-        <w:t xml:space="preserve">9. This corresponds to a three-way emotion × item × age interaction that</w:t>
-      </w:r>
-      <w:r>
-        <w:t xml:space="preserve"> </w:t>
-      </w:r>
-      <w:r>
-        <w:t xml:space="preserve">was not credible</w:t>
+        <w:t xml:space="preserve">(panels B and C). Descriptively, for the single ice cream cone children</w:t>
+      </w:r>
+      <w:r>
+        <w:t xml:space="preserve"> </w:t>
+      </w:r>
+      <w:r>
+        <w:t xml:space="preserve">chose the classmate told the sad emotion at consistently high rates</w:t>
+      </w:r>
+      <w:r>
+        <w:t xml:space="preserve"> </w:t>
+      </w:r>
+      <w:r>
+        <w:t xml:space="preserve">across ages (about 70% from age 6 onward), whereas in the happy</w:t>
+      </w:r>
+      <w:r>
+        <w:t xml:space="preserve"> </w:t>
+      </w:r>
+      <w:r>
+        <w:t xml:space="preserve">condition this preference was near chance among the youngest children</w:t>
+      </w:r>
+      <w:r>
+        <w:t xml:space="preserve"> </w:t>
+      </w:r>
+      <w:r>
+        <w:t xml:space="preserve">and rose with age, approaching the sad pattern by age 9. This</w:t>
+      </w:r>
+      <w:r>
+        <w:t xml:space="preserve"> </w:t>
+      </w:r>
+      <w:r>
+        <w:t xml:space="preserve">corresponds to a three-way emotion × item × age interaction that was not</w:t>
+      </w:r>
+      <w:r>
+        <w:t xml:space="preserve"> </w:t>
+      </w:r>
+      <w:r>
+        <w:t xml:space="preserve">credible</w:t>
       </w:r>
       <w:r>
         <w:t xml:space="preserve"> </w:t>
@@ -3908,19 +3886,19 @@
         </w:r>
       </w:hyperlink>
       <w:r>
-        <w:t xml:space="preserve">, panel B). By 9 years children strongly expected a sad emotion to</w:t>
-      </w:r>
-      <w:r>
-        <w:t xml:space="preserve"> </w:t>
-      </w:r>
-      <w:r>
-        <w:t xml:space="preserve">be shared with the best friend, whereas at 6 years they showed little</w:t>
-      </w:r>
-      <w:r>
-        <w:t xml:space="preserve"> </w:t>
-      </w:r>
-      <w:r>
-        <w:t xml:space="preserve">differentiation (see Supplement, Table S11).</w:t>
+        <w:t xml:space="preserve">, panel B). By 9 years children strongly expected a sad</w:t>
+      </w:r>
+      <w:r>
+        <w:t xml:space="preserve"> </w:t>
+      </w:r>
+      <w:r>
+        <w:t xml:space="preserve">emotion to be shared with the best friend, whereas at 6 years they</w:t>
+      </w:r>
+      <w:r>
+        <w:t xml:space="preserve"> </w:t>
+      </w:r>
+      <w:r>
+        <w:t xml:space="preserve">showed little differentiation (see Supplement, Table S11).</w:t>
       </w:r>
     </w:p>
     <w:bookmarkEnd w:id="32"/>
@@ -4338,7 +4316,13 @@
         </w:r>
       </w:hyperlink>
       <w:r>
-        <w:t xml:space="preserve">, panel A).</w:t>
+        <w:t xml:space="preserve">, panel</w:t>
+      </w:r>
+      <w:r>
+        <w:t xml:space="preserve"> </w:t>
+      </w:r>
+      <w:r>
+        <w:t xml:space="preserve">A).</w:t>
       </w:r>
     </w:p>
     <w:bookmarkEnd w:id="36"/>
@@ -4606,7 +4590,13 @@
         </w:r>
       </w:hyperlink>
       <w:r>
-        <w:t xml:space="preserve">, panel B).</w:t>
+        <w:t xml:space="preserve">, panel</w:t>
+      </w:r>
+      <w:r>
+        <w:t xml:space="preserve"> </w:t>
+      </w:r>
+      <w:r>
+        <w:t xml:space="preserve">B).</w:t>
       </w:r>
     </w:p>
     <w:tbl>
@@ -4914,7 +4904,7 @@
         <w:t xml:space="preserve"> </w:t>
       </w:r>
       <w:r>
-        <w:t xml:space="preserve">symmetric feature of closeness, something both partners dom or as</w:t>
+        <w:t xml:space="preserve">symmetric feature of closeness, something both partners do or as</w:t>
       </w:r>
       <w:r>
         <w:t xml:space="preserve"> </w:t>
@@ -7415,16 +7405,7 @@
         <w:t xml:space="preserve"> </w:t>
       </w:r>
       <w:r>
-        <w:t xml:space="preserve">though this remains to be established</w:t>
-      </w:r>
-      <w:r>
-        <w:t xml:space="preserve"> </w:t>
-      </w:r>
-      <w:r>
-        <w:t xml:space="preserve">(Simons et al., 2017)</w:t>
-      </w:r>
-      <w:r>
-        <w:t xml:space="preserve">.</w:t>
+        <w:t xml:space="preserve">though this remains to be established.</w:t>
       </w:r>
     </w:p>
     <w:bookmarkEnd w:id="61"/>
@@ -7443,13 +7424,7 @@
         <w:pStyle w:val="FirstParagraph"/>
       </w:pPr>
       <w:r>
-        <w:t xml:space="preserve">Megan Richardson and Ashley J. Thomas, Department of Psychology, Harvard</w:t>
-      </w:r>
-      <w:r>
-        <w:t xml:space="preserve"> </w:t>
-      </w:r>
-      <w:r>
-        <w:t xml:space="preserve">University.</w:t>
+        <w:t xml:space="preserve">[Author names and affiliations removed for anonymous review.]</w:t>
       </w:r>
     </w:p>
     <w:p>
@@ -7457,81 +7432,43 @@
         <w:pStyle w:val="BodyText"/>
       </w:pPr>
       <w:r>
-        <w:t xml:space="preserve">This research was supported by the Research Scholar Initiative program</w:t>
-      </w:r>
-      <w:r>
-        <w:t xml:space="preserve"> </w:t>
-      </w:r>
-      <w:r>
-        <w:t xml:space="preserve">at Harvard University, funded by the National Science Foundation. The</w:t>
-      </w:r>
-      <w:r>
-        <w:t xml:space="preserve"> </w:t>
-      </w:r>
-      <w:r>
-        <w:t xml:space="preserve">authors declare no conflicts of interest. The studies’ designs and</w:t>
-      </w:r>
-      <w:r>
-        <w:t xml:space="preserve"> </w:t>
-      </w:r>
-      <w:r>
-        <w:t xml:space="preserve">primary analyses were pre-registered (Studies 1, 3.A, and 4.A:</w:t>
-      </w:r>
-      <w:r>
-        <w:t xml:space="preserve"> </w:t>
-      </w:r>
-      <w:r>
-        <w:t xml:space="preserve">https://osf.io/pv9gj/; Studies 2, 3.B, and 4.B: https://osf.io/sx37c/),</w:t>
-      </w:r>
-      <w:r>
-        <w:t xml:space="preserve"> </w:t>
-      </w:r>
-      <w:r>
-        <w:t xml:space="preserve">and all data, analysis code, and study materials are available on the</w:t>
-      </w:r>
-      <w:r>
-        <w:t xml:space="preserve"> </w:t>
-      </w:r>
-      <w:r>
-        <w:t xml:space="preserve">Open Science Framework at [OSF PROJECT URL].</w:t>
-      </w:r>
-      <w:r>
-        <w:t xml:space="preserve"> </w:t>
-      </w:r>
-      <w:r>
-        <w:rPr>
-          <w:b/>
-          <w:bCs/>
-        </w:rPr>
-        <w:t xml:space="preserve">[Prior dissemination:</w:t>
-      </w:r>
-      <w:r>
-        <w:rPr>
-          <w:b/>
-          <w:bCs/>
-        </w:rPr>
-        <w:t xml:space="preserve"> </w:t>
-      </w:r>
-      <w:r>
-        <w:rPr>
-          <w:b/>
-          <w:bCs/>
-        </w:rPr>
-        <w:t xml:space="preserve">state whether any of these data or ideas were previously presented</w:t>
-      </w:r>
-      <w:r>
-        <w:rPr>
-          <w:b/>
-          <w:bCs/>
-        </w:rPr>
-        <w:t xml:space="preserve"> </w:t>
-      </w:r>
-      <w:r>
-        <w:rPr>
-          <w:b/>
-          <w:bCs/>
-        </w:rPr>
-        <w:t xml:space="preserve">(e.g., at a conference) or posted; if none, say so.]</w:t>
+        <w:t xml:space="preserve">This research was supported by a research fellowship [funder details</w:t>
+      </w:r>
+      <w:r>
+        <w:t xml:space="preserve"> </w:t>
+      </w:r>
+      <w:r>
+        <w:t xml:space="preserve">removed for anonymous review]. The authors declare no conflicts of</w:t>
+      </w:r>
+      <w:r>
+        <w:t xml:space="preserve"> </w:t>
+      </w:r>
+      <w:r>
+        <w:t xml:space="preserve">interest. The studies’ designs and primary analyses were pre-registered</w:t>
+      </w:r>
+      <w:r>
+        <w:t xml:space="preserve"> </w:t>
+      </w:r>
+      <w:r>
+        <w:t xml:space="preserve">(Studies 1, 3.A, and 4.A: [pre-registration link removed for anonymous</w:t>
+      </w:r>
+      <w:r>
+        <w:t xml:space="preserve"> </w:t>
+      </w:r>
+      <w:r>
+        <w:t xml:space="preserve">review]; Studies 2, 3.B, and 4.B: [pre-registration link removed for</w:t>
+      </w:r>
+      <w:r>
+        <w:t xml:space="preserve"> </w:t>
+      </w:r>
+      <w:r>
+        <w:t xml:space="preserve">anonymous review]), and all data, analysis code, and study materials are</w:t>
+      </w:r>
+      <w:r>
+        <w:t xml:space="preserve"> </w:t>
+      </w:r>
+      <w:r>
+        <w:t xml:space="preserve">available at [anonymized repository link].</w:t>
       </w:r>
     </w:p>
     <w:p>
@@ -7539,19 +7476,7 @@
         <w:pStyle w:val="BodyText"/>
       </w:pPr>
       <w:r>
-        <w:t xml:space="preserve">We thank the families who participated, the Harvard Laboratory for</w:t>
-      </w:r>
-      <w:r>
-        <w:t xml:space="preserve"> </w:t>
-      </w:r>
-      <w:r>
-        <w:t xml:space="preserve">Developmental Studies for feedback, and ChildrenHelpingScience.com for</w:t>
-      </w:r>
-      <w:r>
-        <w:t xml:space="preserve"> </w:t>
-      </w:r>
-      <w:r>
-        <w:t xml:space="preserve">support with recruitment.</w:t>
+        <w:t xml:space="preserve">[Acknowledgments removed for anonymous review.]</w:t>
       </w:r>
     </w:p>
     <w:p>
@@ -7559,23 +7484,11 @@
         <w:pStyle w:val="BodyText"/>
       </w:pPr>
       <w:r>
-        <w:t xml:space="preserve">Correspondence concerning this article should be addressed to Ashley J.</w:t>
-      </w:r>
-      <w:r>
-        <w:t xml:space="preserve"> </w:t>
-      </w:r>
-      <w:r>
-        <w:t xml:space="preserve">Thomas, Department of Psychology, Harvard University, Cambridge, MA</w:t>
-      </w:r>
-      <w:r>
-        <w:t xml:space="preserve"> </w:t>
-      </w:r>
-      <w:r>
-        <w:t xml:space="preserve">02138. Email: ashley_thomas@fas.harvard.edu</w:t>
+        <w:t xml:space="preserve">[Correspondence information removed for anonymous review.]</w:t>
       </w:r>
     </w:p>
     <w:bookmarkEnd w:id="63"/>
-    <w:bookmarkStart w:id="118" w:name="references"/>
+    <w:bookmarkStart w:id="116" w:name="references"/>
     <w:p>
       <w:pPr>
         <w:pStyle w:val="Heading1"/>
@@ -7584,7 +7497,7 @@
         <w:t xml:space="preserve">References</w:t>
       </w:r>
     </w:p>
-    <w:bookmarkStart w:id="117" w:name="refs"/>
+    <w:bookmarkStart w:id="115" w:name="refs"/>
     <w:bookmarkStart w:id="65" w:name="ref-afshordi2021"/>
     <w:p>
       <w:pPr>
@@ -8399,60 +8312,7 @@
       </w:r>
     </w:p>
     <w:bookmarkEnd w:id="96"/>
-    <w:bookmarkStart w:id="98" w:name="ref-simons2017constraints"/>
-    <w:p>
-      <w:pPr>
-        <w:pStyle w:val="Bibliography"/>
-      </w:pPr>
-      <w:r>
-        <w:t xml:space="preserve">Simons, D. J., Shoda, Y., &amp; Lindsay, D. S. (2017). Constraints on generality (</w:t>
-      </w:r>
-      <w:r>
-        <w:t xml:space="preserve">COG</w:t>
-      </w:r>
-      <w:r>
-        <w:t xml:space="preserve">): A proposed addition to all empirical papers.</w:t>
-      </w:r>
-      <w:r>
-        <w:t xml:space="preserve"> </w:t>
-      </w:r>
-      <w:r>
-        <w:rPr>
-          <w:i/>
-          <w:iCs/>
-        </w:rPr>
-        <w:t xml:space="preserve">Perspectives on Psychological Science</w:t>
-      </w:r>
-      <w:r>
-        <w:t xml:space="preserve">,</w:t>
-      </w:r>
-      <w:r>
-        <w:t xml:space="preserve"> </w:t>
-      </w:r>
-      <w:r>
-        <w:rPr>
-          <w:i/>
-          <w:iCs/>
-        </w:rPr>
-        <w:t xml:space="preserve">12</w:t>
-      </w:r>
-      <w:r>
-        <w:t xml:space="preserve">(6), 1123–1128.</w:t>
-      </w:r>
-      <w:r>
-        <w:t xml:space="preserve"> </w:t>
-      </w:r>
-      <w:hyperlink r:id="rId97">
-        <w:r>
-          <w:rPr>
-            <w:rStyle w:val="Hyperlink"/>
-          </w:rPr>
-          <w:t xml:space="preserve">https://doi.org/10.1177/1745691617708630</w:t>
-        </w:r>
-      </w:hyperlink>
-    </w:p>
-    <w:bookmarkEnd w:id="98"/>
-    <w:bookmarkStart w:id="100" w:name="ref-small2017"/>
+    <w:bookmarkStart w:id="98" w:name="ref-small2017"/>
     <w:p>
       <w:pPr>
         <w:pStyle w:val="Bibliography"/>
@@ -8479,7 +8339,7 @@
       <w:r>
         <w:t xml:space="preserve"> </w:t>
       </w:r>
-      <w:hyperlink r:id="rId99">
+      <w:hyperlink r:id="rId97">
         <w:r>
           <w:rPr>
             <w:rStyle w:val="Hyperlink"/>
@@ -8488,8 +8348,8 @@
         </w:r>
       </w:hyperlink>
     </w:p>
-    <w:bookmarkEnd w:id="100"/>
-    <w:bookmarkStart w:id="102" w:name="ref-spokes2016"/>
+    <w:bookmarkEnd w:id="98"/>
+    <w:bookmarkStart w:id="100" w:name="ref-spokes2016"/>
     <w:p>
       <w:pPr>
         <w:pStyle w:val="Bibliography"/>
@@ -8526,7 +8386,7 @@
       <w:r>
         <w:t xml:space="preserve"> </w:t>
       </w:r>
-      <w:hyperlink r:id="rId101">
+      <w:hyperlink r:id="rId99">
         <w:r>
           <w:rPr>
             <w:rStyle w:val="Hyperlink"/>
@@ -8535,8 +8395,8 @@
         </w:r>
       </w:hyperlink>
     </w:p>
-    <w:bookmarkEnd w:id="102"/>
-    <w:bookmarkStart w:id="103" w:name="ref-steeleinpress"/>
+    <w:bookmarkEnd w:id="100"/>
+    <w:bookmarkStart w:id="101" w:name="ref-steeleinpress"/>
     <w:p>
       <w:pPr>
         <w:pStyle w:val="Bibliography"/>
@@ -8558,8 +8418,8 @@
         <w:t xml:space="preserve">.</w:t>
       </w:r>
     </w:p>
-    <w:bookmarkEnd w:id="103"/>
-    <w:bookmarkStart w:id="105" w:name="ref-thomas2024"/>
+    <w:bookmarkEnd w:id="101"/>
+    <w:bookmarkStart w:id="103" w:name="ref-thomas2024"/>
     <w:p>
       <w:pPr>
         <w:pStyle w:val="Bibliography"/>
@@ -8583,7 +8443,7 @@
       <w:r>
         <w:t xml:space="preserve"> </w:t>
       </w:r>
-      <w:hyperlink r:id="rId104">
+      <w:hyperlink r:id="rId102">
         <w:r>
           <w:rPr>
             <w:rStyle w:val="Hyperlink"/>
@@ -8592,8 +8452,8 @@
         </w:r>
       </w:hyperlink>
     </w:p>
-    <w:bookmarkEnd w:id="105"/>
-    <w:bookmarkStart w:id="106" w:name="ref-thomas2025caregiving"/>
+    <w:bookmarkEnd w:id="103"/>
+    <w:bookmarkStart w:id="104" w:name="ref-thomas2025caregiving"/>
     <w:p>
       <w:pPr>
         <w:pStyle w:val="Bibliography"/>
@@ -8628,8 +8488,8 @@
         <w:t xml:space="preserve">(1), 14–35.</w:t>
       </w:r>
     </w:p>
-    <w:bookmarkEnd w:id="106"/>
-    <w:bookmarkStart w:id="108" w:name="ref-thomasSaliva2022"/>
+    <w:bookmarkEnd w:id="104"/>
+    <w:bookmarkStart w:id="106" w:name="ref-thomasSaliva2022"/>
     <w:p>
       <w:pPr>
         <w:pStyle w:val="Bibliography"/>
@@ -8666,7 +8526,7 @@
       <w:r>
         <w:t xml:space="preserve"> </w:t>
       </w:r>
-      <w:hyperlink r:id="rId107">
+      <w:hyperlink r:id="rId105">
         <w:r>
           <w:rPr>
             <w:rStyle w:val="Hyperlink"/>
@@ -8675,8 +8535,8 @@
         </w:r>
       </w:hyperlink>
     </w:p>
-    <w:bookmarkEnd w:id="108"/>
-    <w:bookmarkStart w:id="110" w:name="ref-thomsen2020"/>
+    <w:bookmarkEnd w:id="106"/>
+    <w:bookmarkStart w:id="108" w:name="ref-thomsen2020"/>
     <w:p>
       <w:pPr>
         <w:pStyle w:val="Bibliography"/>
@@ -8713,7 +8573,7 @@
       <w:r>
         <w:t xml:space="preserve"> </w:t>
       </w:r>
-      <w:hyperlink r:id="rId109">
+      <w:hyperlink r:id="rId107">
         <w:r>
           <w:rPr>
             <w:rStyle w:val="Hyperlink"/>
@@ -8722,8 +8582,8 @@
         </w:r>
       </w:hyperlink>
     </w:p>
-    <w:bookmarkEnd w:id="110"/>
-    <w:bookmarkStart w:id="112" w:name="ref-vijayakumar2020"/>
+    <w:bookmarkEnd w:id="108"/>
+    <w:bookmarkStart w:id="110" w:name="ref-vijayakumar2020"/>
     <w:p>
       <w:pPr>
         <w:pStyle w:val="Bibliography"/>
@@ -8760,7 +8620,7 @@
       <w:r>
         <w:t xml:space="preserve"> </w:t>
       </w:r>
-      <w:hyperlink r:id="rId111">
+      <w:hyperlink r:id="rId109">
         <w:r>
           <w:rPr>
             <w:rStyle w:val="Hyperlink"/>
@@ -8769,8 +8629,8 @@
         </w:r>
       </w:hyperlink>
     </w:p>
-    <w:bookmarkEnd w:id="112"/>
-    <w:bookmarkStart w:id="113" w:name="ref-wellman2015"/>
+    <w:bookmarkEnd w:id="110"/>
+    <w:bookmarkStart w:id="111" w:name="ref-wellman2015"/>
     <w:p>
       <w:pPr>
         <w:pStyle w:val="Bibliography"/>
@@ -8792,8 +8652,8 @@
         <w:t xml:space="preserve">. Oxford University Press.</w:t>
       </w:r>
     </w:p>
-    <w:bookmarkEnd w:id="113"/>
-    <w:bookmarkStart w:id="114" w:name="ref-willems2020role"/>
+    <w:bookmarkEnd w:id="111"/>
+    <w:bookmarkStart w:id="112" w:name="ref-willems2020role"/>
     <w:p>
       <w:pPr>
         <w:pStyle w:val="Bibliography"/>
@@ -8828,8 +8688,8 @@
         <w:t xml:space="preserve">, 33–37.</w:t>
       </w:r>
     </w:p>
-    <w:bookmarkEnd w:id="114"/>
-    <w:bookmarkStart w:id="116" w:name="ref-woo2024"/>
+    <w:bookmarkEnd w:id="112"/>
+    <w:bookmarkStart w:id="114" w:name="ref-woo2024"/>
     <w:p>
       <w:pPr>
         <w:pStyle w:val="Bibliography"/>
@@ -8866,7 +8726,7 @@
       <w:r>
         <w:t xml:space="preserve"> </w:t>
       </w:r>
-      <w:hyperlink r:id="rId115">
+      <w:hyperlink r:id="rId113">
         <w:r>
           <w:rPr>
             <w:rStyle w:val="Hyperlink"/>
@@ -8875,9 +8735,9 @@
         </w:r>
       </w:hyperlink>
     </w:p>
+    <w:bookmarkEnd w:id="114"/>
+    <w:bookmarkEnd w:id="115"/>
     <w:bookmarkEnd w:id="116"/>
-    <w:bookmarkEnd w:id="117"/>
-    <w:bookmarkEnd w:id="118"/>
     <w:sectPr>
       <w:footnotePr>
         <w:numRestart w:val="eachSect"/>

--- a/6. Writing & Presentations/OMIT_manuscript_rendered.docx
+++ b/6. Writing & Presentations/OMIT_manuscript_rendered.docx
@@ -323,7 +323,7 @@
         <w:t xml:space="preserve"> </w:t>
       </w:r>
       <w:r>
-        <w:t xml:space="preserve">distinction seems to be made as early as 4 months: infants expect that</w:t>
+        <w:t xml:space="preserve">distinction seems to be made as early as 8 months: infants expect that</w:t>
       </w:r>
       <w:r>
         <w:t xml:space="preserve"> </w:t>
@@ -335,41 +335,28 @@
         <w:t xml:space="preserve"> </w:t>
       </w:r>
       <w:r>
-        <w:t xml:space="preserve">(Thomas et al., 2022</w:t>
-      </w:r>
-      <w:r>
-        <w:t xml:space="preserve"> </w:t>
-      </w:r>
-      <w:r>
-        <w:rPr>
-          <w:b/>
-          <w:bCs/>
-        </w:rPr>
-        <w:t xml:space="preserve">; Woo et al., under review</w:t>
-      </w:r>
-      <w:r>
-        <w:t xml:space="preserve">)</w:t>
-      </w:r>
-      <w:r>
-        <w:t xml:space="preserve">. One hallmark of such</w:t>
-      </w:r>
-      <w:r>
-        <w:t xml:space="preserve"> </w:t>
-      </w:r>
-      <w:r>
-        <w:t xml:space="preserve">relationships is emotional intimacy, which includes disclosing personal</w:t>
-      </w:r>
-      <w:r>
-        <w:t xml:space="preserve"> </w:t>
-      </w:r>
-      <w:r>
-        <w:t xml:space="preserve">information. Emotional intimacy has been studied across several</w:t>
-      </w:r>
-      <w:r>
-        <w:t xml:space="preserve"> </w:t>
-      </w:r>
-      <w:r>
-        <w:t xml:space="preserve">disciplines, such as Anthropology, Relationship Science</w:t>
+        <w:t xml:space="preserve">(Thomas et al., 2022)</w:t>
+      </w:r>
+      <w:r>
+        <w:t xml:space="preserve">. One hallmark of such relationships is emotional</w:t>
+      </w:r>
+      <w:r>
+        <w:t xml:space="preserve"> </w:t>
+      </w:r>
+      <w:r>
+        <w:t xml:space="preserve">intimacy, which includes disclosing personal information. Emotional</w:t>
+      </w:r>
+      <w:r>
+        <w:t xml:space="preserve"> </w:t>
+      </w:r>
+      <w:r>
+        <w:t xml:space="preserve">intimacy has been studied across several disciplines, such as</w:t>
+      </w:r>
+      <w:r>
+        <w:t xml:space="preserve"> </w:t>
+      </w:r>
+      <w:r>
+        <w:t xml:space="preserve">Anthropology, Relationship Science</w:t>
       </w:r>
       <w:r>
         <w:t xml:space="preserve"> </w:t>
@@ -378,19 +365,19 @@
         <w:t xml:space="preserve">(Finkenauer &amp; Buyukcan-Tetik, 2015; Willems et al., 2020)</w:t>
       </w:r>
       <w:r>
-        <w:t xml:space="preserve">, and Sociology. Sociologists</w:t>
-      </w:r>
-      <w:r>
-        <w:t xml:space="preserve"> </w:t>
-      </w:r>
-      <w:r>
-        <w:t xml:space="preserve">have long characterized relationships by the kind of information</w:t>
-      </w:r>
-      <w:r>
-        <w:t xml:space="preserve"> </w:t>
-      </w:r>
-      <w:r>
-        <w:t xml:space="preserve">disclosed within them. More than a century ago,</w:t>
+        <w:t xml:space="preserve">, and Sociology. Sociologists have long characterized</w:t>
+      </w:r>
+      <w:r>
+        <w:t xml:space="preserve"> </w:t>
+      </w:r>
+      <w:r>
+        <w:t xml:space="preserve">relationships by the kind of information disclosed within them. More</w:t>
+      </w:r>
+      <w:r>
+        <w:t xml:space="preserve"> </w:t>
+      </w:r>
+      <w:r>
+        <w:t xml:space="preserve">than a century ago,</w:t>
       </w:r>
       <w:r>
         <w:t xml:space="preserve"> </w:t>
@@ -402,55 +389,61 @@
         <w:t xml:space="preserve"> </w:t>
       </w:r>
       <w:r>
-        <w:t xml:space="preserve">argued that what and how much people reveal to one another is calibrated</w:t>
-      </w:r>
-      <w:r>
-        <w:t xml:space="preserve"> </w:t>
-      </w:r>
-      <w:r>
-        <w:t xml:space="preserve">to the closeness of the relationship: acquaintances share outward,</w:t>
-      </w:r>
-      <w:r>
-        <w:t xml:space="preserve"> </w:t>
-      </w:r>
-      <w:r>
-        <w:t xml:space="preserve">impersonal facts, whereas intimate bonds rest on the disclosure of one’s</w:t>
-      </w:r>
-      <w:r>
-        <w:t xml:space="preserve"> </w:t>
-      </w:r>
-      <w:r>
-        <w:t xml:space="preserve">inner life, including emotions. Contemporary network research</w:t>
-      </w:r>
-      <w:r>
-        <w:t xml:space="preserve"> </w:t>
-      </w:r>
-      <w:r>
-        <w:t xml:space="preserve">operationalizes a version of this idea through the kinds of ties people</w:t>
-      </w:r>
-      <w:r>
-        <w:t xml:space="preserve"> </w:t>
-      </w:r>
-      <w:r>
-        <w:t xml:space="preserve">report—weak ties are those to whom one turns for useful information,</w:t>
-      </w:r>
-      <w:r>
-        <w:t xml:space="preserve"> </w:t>
-      </w:r>
-      <w:r>
-        <w:t xml:space="preserve">while thick ties are those to whom one discloses sensitive or personal</w:t>
-      </w:r>
-      <w:r>
-        <w:t xml:space="preserve"> </w:t>
-      </w:r>
-      <w:r>
-        <w:t xml:space="preserve">matters</w:t>
-      </w:r>
-      <w:r>
-        <w:t xml:space="preserve"> </w:t>
-      </w:r>
-      <w:r>
-        <w:t xml:space="preserve">(refer to Small, 2017, for a history)</w:t>
+        <w:t xml:space="preserve">argued that what and how much</w:t>
+      </w:r>
+      <w:r>
+        <w:t xml:space="preserve"> </w:t>
+      </w:r>
+      <w:r>
+        <w:t xml:space="preserve">people reveal to one another is calibrated to the closeness of the</w:t>
+      </w:r>
+      <w:r>
+        <w:t xml:space="preserve"> </w:t>
+      </w:r>
+      <w:r>
+        <w:t xml:space="preserve">relationship: acquaintances share outward, impersonal facts, whereas</w:t>
+      </w:r>
+      <w:r>
+        <w:t xml:space="preserve"> </w:t>
+      </w:r>
+      <w:r>
+        <w:t xml:space="preserve">intimate bonds rest on the disclosure of one’s inner life, including</w:t>
+      </w:r>
+      <w:r>
+        <w:t xml:space="preserve"> </w:t>
+      </w:r>
+      <w:r>
+        <w:t xml:space="preserve">emotions. Contemporary network research operationalizes a version of</w:t>
+      </w:r>
+      <w:r>
+        <w:t xml:space="preserve"> </w:t>
+      </w:r>
+      <w:r>
+        <w:t xml:space="preserve">this idea through the kinds of ties people report—weak ties are those</w:t>
+      </w:r>
+      <w:r>
+        <w:t xml:space="preserve"> </w:t>
+      </w:r>
+      <w:r>
+        <w:t xml:space="preserve">to whom one turns for useful information, while thick ties are those to</w:t>
+      </w:r>
+      <w:r>
+        <w:t xml:space="preserve"> </w:t>
+      </w:r>
+      <w:r>
+        <w:t xml:space="preserve">whom one discloses sensitive or personal matters</w:t>
+      </w:r>
+      <w:r>
+        <w:t xml:space="preserve"> </w:t>
+      </w:r>
+      <w:r>
+        <w:t xml:space="preserve">(refer to Small, 2017,</w:t>
+      </w:r>
+      <w:r>
+        <w:t xml:space="preserve"> </w:t>
+      </w:r>
+      <w:r>
+        <w:t xml:space="preserve">for a history)</w:t>
       </w:r>
       <w:r>
         <w:t xml:space="preserve">.</w:t>
@@ -4841,130 +4834,115 @@
         <w:t xml:space="preserve"> </w:t>
       </w:r>
       <w:r>
-        <w:t xml:space="preserve">caregiving: the mother is ordinarily the one who comforts a child</w:t>
-      </w:r>
-      <w:r>
-        <w:t xml:space="preserve"> </w:t>
-      </w:r>
-      <w:r>
-        <w:t xml:space="preserve">(though see</w:t>
-      </w:r>
-      <w:r>
-        <w:t xml:space="preserve"> </w:t>
-      </w:r>
-      <w:r>
-        <w:t xml:space="preserve">Steele &amp; Thomas (in press)</w:t>
-      </w:r>
-      <w:r>
-        <w:t xml:space="preserve">, for potential evidence that younger children</w:t>
-      </w:r>
-      <w:r>
-        <w:t xml:space="preserve"> </w:t>
-      </w:r>
-      <w:r>
-        <w:t xml:space="preserve">do not share this intuition), not the reverse. In Study 4 we examined</w:t>
-      </w:r>
-      <w:r>
-        <w:t xml:space="preserve"> </w:t>
-      </w:r>
-      <w:r>
-        <w:t xml:space="preserve">emotional disclosure in this asymmetric relationship from both</w:t>
-      </w:r>
-      <w:r>
-        <w:t xml:space="preserve"> </w:t>
-      </w:r>
-      <w:r>
-        <w:t xml:space="preserve">directions. In Study 4.A, we asked whether children expect a child to</w:t>
-      </w:r>
-      <w:r>
-        <w:t xml:space="preserve"> </w:t>
-      </w:r>
-      <w:r>
-        <w:t xml:space="preserve">disclose sad emotions to their own mother, a close relationship, but not</w:t>
-      </w:r>
-      <w:r>
-        <w:t xml:space="preserve"> </w:t>
-      </w:r>
-      <w:r>
-        <w:t xml:space="preserve">to a friend’s mother, a more distant relationship. This comparison tests</w:t>
-      </w:r>
-      <w:r>
-        <w:t xml:space="preserve"> </w:t>
-      </w:r>
-      <w:r>
-        <w:t xml:space="preserve">whether children expect emotional disclosure within close relationships,</w:t>
-      </w:r>
-      <w:r>
-        <w:t xml:space="preserve"> </w:t>
-      </w:r>
-      <w:r>
-        <w:t xml:space="preserve">but it leaves open whether they treat emotional disclosure as a</w:t>
-      </w:r>
-      <w:r>
-        <w:t xml:space="preserve"> </w:t>
-      </w:r>
-      <w:r>
-        <w:t xml:space="preserve">symmetric feature of closeness, something both partners do or as</w:t>
-      </w:r>
-      <w:r>
-        <w:t xml:space="preserve"> </w:t>
-      </w:r>
-      <w:r>
-        <w:t xml:space="preserve">something that can also align with the caregiving structure of a</w:t>
-      </w:r>
-      <w:r>
-        <w:t xml:space="preserve"> </w:t>
-      </w:r>
-      <w:r>
-        <w:t xml:space="preserve">relationship. In Study 4.B we therefore tested the reverse direction:</w:t>
-      </w:r>
-      <w:r>
-        <w:t xml:space="preserve"> </w:t>
-      </w:r>
-      <w:r>
-        <w:t xml:space="preserve">whether children expect a mother to disclose her own sadness to her</w:t>
-      </w:r>
-      <w:r>
-        <w:t xml:space="preserve"> </w:t>
-      </w:r>
-      <w:r>
-        <w:t xml:space="preserve">child. If children expect emotional disclosure simply because a</w:t>
-      </w:r>
-      <w:r>
-        <w:t xml:space="preserve"> </w:t>
-      </w:r>
-      <w:r>
-        <w:t xml:space="preserve">relationship is close, they should expect a mother to disclose her</w:t>
-      </w:r>
-      <w:r>
-        <w:t xml:space="preserve"> </w:t>
-      </w:r>
-      <w:r>
-        <w:t xml:space="preserve">sadness to her child, just as they expect a child to disclose to a</w:t>
-      </w:r>
-      <w:r>
-        <w:t xml:space="preserve"> </w:t>
-      </w:r>
-      <w:r>
-        <w:t xml:space="preserve">mother. If instead children intuit that a mother disclosing sadness</w:t>
-      </w:r>
-      <w:r>
-        <w:t xml:space="preserve"> </w:t>
-      </w:r>
-      <w:r>
-        <w:t xml:space="preserve">would imply that her young child ought to comfort her, inverting their</w:t>
-      </w:r>
-      <w:r>
-        <w:t xml:space="preserve"> </w:t>
-      </w:r>
-      <w:r>
-        <w:t xml:space="preserve">roles, they should be less inclined to expect that a mother will share</w:t>
-      </w:r>
-      <w:r>
-        <w:t xml:space="preserve"> </w:t>
-      </w:r>
-      <w:r>
-        <w:t xml:space="preserve">her sad emotion, even though the relationship is close.</w:t>
+        <w:t xml:space="preserve">caregiving: the mother is ordinarily the one who comforts a child, not</w:t>
+      </w:r>
+      <w:r>
+        <w:t xml:space="preserve"> </w:t>
+      </w:r>
+      <w:r>
+        <w:t xml:space="preserve">the reverse. In Study 4 we examined emotional disclosure in this</w:t>
+      </w:r>
+      <w:r>
+        <w:t xml:space="preserve"> </w:t>
+      </w:r>
+      <w:r>
+        <w:t xml:space="preserve">asymmetric relationship from both directions. In Study 4.A, we asked</w:t>
+      </w:r>
+      <w:r>
+        <w:t xml:space="preserve"> </w:t>
+      </w:r>
+      <w:r>
+        <w:t xml:space="preserve">whether children expect a child to disclose sad emotions to their own</w:t>
+      </w:r>
+      <w:r>
+        <w:t xml:space="preserve"> </w:t>
+      </w:r>
+      <w:r>
+        <w:t xml:space="preserve">mother, a close relationship, but not to a friend’s mother, a more</w:t>
+      </w:r>
+      <w:r>
+        <w:t xml:space="preserve"> </w:t>
+      </w:r>
+      <w:r>
+        <w:t xml:space="preserve">distant relationship. This comparison tests whether children expect</w:t>
+      </w:r>
+      <w:r>
+        <w:t xml:space="preserve"> </w:t>
+      </w:r>
+      <w:r>
+        <w:t xml:space="preserve">emotional disclosure within close relationships, but it leaves open</w:t>
+      </w:r>
+      <w:r>
+        <w:t xml:space="preserve"> </w:t>
+      </w:r>
+      <w:r>
+        <w:t xml:space="preserve">whether they treat emotional disclosure as a symmetric feature of</w:t>
+      </w:r>
+      <w:r>
+        <w:t xml:space="preserve"> </w:t>
+      </w:r>
+      <w:r>
+        <w:t xml:space="preserve">closeness, something both partners do or as something that can also</w:t>
+      </w:r>
+      <w:r>
+        <w:t xml:space="preserve"> </w:t>
+      </w:r>
+      <w:r>
+        <w:t xml:space="preserve">align with the caregiving structure of a relationship. In Study 4.B we</w:t>
+      </w:r>
+      <w:r>
+        <w:t xml:space="preserve"> </w:t>
+      </w:r>
+      <w:r>
+        <w:t xml:space="preserve">therefore tested the reverse direction: whether children expect a mother</w:t>
+      </w:r>
+      <w:r>
+        <w:t xml:space="preserve"> </w:t>
+      </w:r>
+      <w:r>
+        <w:t xml:space="preserve">to disclose her own sadness to her child. If children expect emotional</w:t>
+      </w:r>
+      <w:r>
+        <w:t xml:space="preserve"> </w:t>
+      </w:r>
+      <w:r>
+        <w:t xml:space="preserve">disclosure simply because a relationship is close, they should expect a</w:t>
+      </w:r>
+      <w:r>
+        <w:t xml:space="preserve"> </w:t>
+      </w:r>
+      <w:r>
+        <w:t xml:space="preserve">mother to disclose her sadness to her child, just as they expect a child</w:t>
+      </w:r>
+      <w:r>
+        <w:t xml:space="preserve"> </w:t>
+      </w:r>
+      <w:r>
+        <w:t xml:space="preserve">to disclose to a mother. If instead children intuit that a mother</w:t>
+      </w:r>
+      <w:r>
+        <w:t xml:space="preserve"> </w:t>
+      </w:r>
+      <w:r>
+        <w:t xml:space="preserve">disclosing sadness would imply that her young child ought to comfort</w:t>
+      </w:r>
+      <w:r>
+        <w:t xml:space="preserve"> </w:t>
+      </w:r>
+      <w:r>
+        <w:t xml:space="preserve">her, inverting their roles, they should be less inclined to expect that</w:t>
+      </w:r>
+      <w:r>
+        <w:t xml:space="preserve"> </w:t>
+      </w:r>
+      <w:r>
+        <w:t xml:space="preserve">a mother will share her sad emotion, even though the relationship is</w:t>
+      </w:r>
+      <w:r>
+        <w:t xml:space="preserve"> </w:t>
+      </w:r>
+      <w:r>
+        <w:t xml:space="preserve">close.</w:t>
       </w:r>
     </w:p>
     <w:bookmarkStart w:id="52" w:name="study-4.a"/>
@@ -7462,13 +7440,13 @@
         <w:t xml:space="preserve"> </w:t>
       </w:r>
       <w:r>
-        <w:t xml:space="preserve">anonymous review]), and all data, analysis code, and study materials are</w:t>
-      </w:r>
-      <w:r>
-        <w:t xml:space="preserve"> </w:t>
-      </w:r>
-      <w:r>
-        <w:t xml:space="preserve">available at [anonymized repository link].</w:t>
+        <w:t xml:space="preserve">anonymous review]), and all data, analysis code, and study materials</w:t>
+      </w:r>
+      <w:r>
+        <w:t xml:space="preserve"> </w:t>
+      </w:r>
+      <w:r>
+        <w:t xml:space="preserve">are available at [anonymized repository link].</w:t>
       </w:r>
     </w:p>
     <w:p>
@@ -7488,7 +7466,7 @@
       </w:r>
     </w:p>
     <w:bookmarkEnd w:id="63"/>
-    <w:bookmarkStart w:id="116" w:name="references"/>
+    <w:bookmarkStart w:id="115" w:name="references"/>
     <w:p>
       <w:pPr>
         <w:pStyle w:val="Heading1"/>
@@ -7497,7 +7475,7 @@
         <w:t xml:space="preserve">References</w:t>
       </w:r>
     </w:p>
-    <w:bookmarkStart w:id="115" w:name="refs"/>
+    <w:bookmarkStart w:id="114" w:name="refs"/>
     <w:bookmarkStart w:id="65" w:name="ref-afshordi2021"/>
     <w:p>
       <w:pPr>
@@ -8396,30 +8374,7 @@
       </w:hyperlink>
     </w:p>
     <w:bookmarkEnd w:id="100"/>
-    <w:bookmarkStart w:id="101" w:name="ref-steeleinpress"/>
-    <w:p>
-      <w:pPr>
-        <w:pStyle w:val="Bibliography"/>
-      </w:pPr>
-      <w:r>
-        <w:t xml:space="preserve">Steele, C. M., &amp; Thomas, A. J. (in press). Early concepts of caregiving: Do children recognize caregivers in third-party interactions?</w:t>
-      </w:r>
-      <w:r>
-        <w:t xml:space="preserve"> </w:t>
-      </w:r>
-      <w:r>
-        <w:rPr>
-          <w:i/>
-          <w:iCs/>
-        </w:rPr>
-        <w:t xml:space="preserve">Proceedings of the Annual Meeting of the Cognitive Science Society</w:t>
-      </w:r>
-      <w:r>
-        <w:t xml:space="preserve">.</w:t>
-      </w:r>
-    </w:p>
-    <w:bookmarkEnd w:id="101"/>
-    <w:bookmarkStart w:id="103" w:name="ref-thomas2024"/>
+    <w:bookmarkStart w:id="102" w:name="ref-thomas2024"/>
     <w:p>
       <w:pPr>
         <w:pStyle w:val="Bibliography"/>
@@ -8443,7 +8398,7 @@
       <w:r>
         <w:t xml:space="preserve"> </w:t>
       </w:r>
-      <w:hyperlink r:id="rId102">
+      <w:hyperlink r:id="rId101">
         <w:r>
           <w:rPr>
             <w:rStyle w:val="Hyperlink"/>
@@ -8452,8 +8407,8 @@
         </w:r>
       </w:hyperlink>
     </w:p>
-    <w:bookmarkEnd w:id="103"/>
-    <w:bookmarkStart w:id="104" w:name="ref-thomas2025caregiving"/>
+    <w:bookmarkEnd w:id="102"/>
+    <w:bookmarkStart w:id="103" w:name="ref-thomas2025caregiving"/>
     <w:p>
       <w:pPr>
         <w:pStyle w:val="Bibliography"/>
@@ -8488,8 +8443,8 @@
         <w:t xml:space="preserve">(1), 14–35.</w:t>
       </w:r>
     </w:p>
-    <w:bookmarkEnd w:id="104"/>
-    <w:bookmarkStart w:id="106" w:name="ref-thomasSaliva2022"/>
+    <w:bookmarkEnd w:id="103"/>
+    <w:bookmarkStart w:id="105" w:name="ref-thomasSaliva2022"/>
     <w:p>
       <w:pPr>
         <w:pStyle w:val="Bibliography"/>
@@ -8526,7 +8481,7 @@
       <w:r>
         <w:t xml:space="preserve"> </w:t>
       </w:r>
-      <w:hyperlink r:id="rId105">
+      <w:hyperlink r:id="rId104">
         <w:r>
           <w:rPr>
             <w:rStyle w:val="Hyperlink"/>
@@ -8535,8 +8490,8 @@
         </w:r>
       </w:hyperlink>
     </w:p>
-    <w:bookmarkEnd w:id="106"/>
-    <w:bookmarkStart w:id="108" w:name="ref-thomsen2020"/>
+    <w:bookmarkEnd w:id="105"/>
+    <w:bookmarkStart w:id="107" w:name="ref-thomsen2020"/>
     <w:p>
       <w:pPr>
         <w:pStyle w:val="Bibliography"/>
@@ -8573,7 +8528,7 @@
       <w:r>
         <w:t xml:space="preserve"> </w:t>
       </w:r>
-      <w:hyperlink r:id="rId107">
+      <w:hyperlink r:id="rId106">
         <w:r>
           <w:rPr>
             <w:rStyle w:val="Hyperlink"/>
@@ -8582,8 +8537,8 @@
         </w:r>
       </w:hyperlink>
     </w:p>
-    <w:bookmarkEnd w:id="108"/>
-    <w:bookmarkStart w:id="110" w:name="ref-vijayakumar2020"/>
+    <w:bookmarkEnd w:id="107"/>
+    <w:bookmarkStart w:id="109" w:name="ref-vijayakumar2020"/>
     <w:p>
       <w:pPr>
         <w:pStyle w:val="Bibliography"/>
@@ -8620,7 +8575,7 @@
       <w:r>
         <w:t xml:space="preserve"> </w:t>
       </w:r>
-      <w:hyperlink r:id="rId109">
+      <w:hyperlink r:id="rId108">
         <w:r>
           <w:rPr>
             <w:rStyle w:val="Hyperlink"/>
@@ -8629,8 +8584,8 @@
         </w:r>
       </w:hyperlink>
     </w:p>
-    <w:bookmarkEnd w:id="110"/>
-    <w:bookmarkStart w:id="111" w:name="ref-wellman2015"/>
+    <w:bookmarkEnd w:id="109"/>
+    <w:bookmarkStart w:id="110" w:name="ref-wellman2015"/>
     <w:p>
       <w:pPr>
         <w:pStyle w:val="Bibliography"/>
@@ -8652,8 +8607,8 @@
         <w:t xml:space="preserve">. Oxford University Press.</w:t>
       </w:r>
     </w:p>
-    <w:bookmarkEnd w:id="111"/>
-    <w:bookmarkStart w:id="112" w:name="ref-willems2020role"/>
+    <w:bookmarkEnd w:id="110"/>
+    <w:bookmarkStart w:id="111" w:name="ref-willems2020role"/>
     <w:p>
       <w:pPr>
         <w:pStyle w:val="Bibliography"/>
@@ -8688,8 +8643,8 @@
         <w:t xml:space="preserve">, 33–37.</w:t>
       </w:r>
     </w:p>
-    <w:bookmarkEnd w:id="112"/>
-    <w:bookmarkStart w:id="114" w:name="ref-woo2024"/>
+    <w:bookmarkEnd w:id="111"/>
+    <w:bookmarkStart w:id="113" w:name="ref-woo2024"/>
     <w:p>
       <w:pPr>
         <w:pStyle w:val="Bibliography"/>
@@ -8726,7 +8681,7 @@
       <w:r>
         <w:t xml:space="preserve"> </w:t>
       </w:r>
-      <w:hyperlink r:id="rId113">
+      <w:hyperlink r:id="rId112">
         <w:r>
           <w:rPr>
             <w:rStyle w:val="Hyperlink"/>
@@ -8735,9 +8690,9 @@
         </w:r>
       </w:hyperlink>
     </w:p>
+    <w:bookmarkEnd w:id="113"/>
     <w:bookmarkEnd w:id="114"/>
     <w:bookmarkEnd w:id="115"/>
-    <w:bookmarkEnd w:id="116"/>
     <w:sectPr>
       <w:footnotePr>
         <w:numRestart w:val="eachSect"/>

--- a/6. Writing & Presentations/OMIT_manuscript_rendered.docx
+++ b/6. Writing & Presentations/OMIT_manuscript_rendered.docx
@@ -7,7 +7,7 @@
         <w:pStyle w:val="Title"/>
       </w:pPr>
       <w:r>
-        <w:t xml:space="preserve">Children’s Expectations of Emotional Intimacy in Close Relationships</w:t>
+        <w:t xml:space="preserve">Expectations of Emotional Intimacy in Close Relationships in Children and Adults</w:t>
       </w:r>
     </w:p>
     <w:p>
@@ -23,7 +23,7 @@
         <w:pStyle w:val="Date"/>
       </w:pPr>
       <w:r>
-        <w:t xml:space="preserve">2026-06-30</w:t>
+        <w:t xml:space="preserve">2026-07-01</w:t>
       </w:r>
     </w:p>
     <w:p>
@@ -1503,7 +1503,7 @@
     </w:tbl>
     <w:bookmarkEnd w:id="15"/>
     <w:bookmarkEnd w:id="16"/>
-    <w:bookmarkStart w:id="20" w:name="general-methods"/>
+    <w:bookmarkStart w:id="21" w:name="general-methods"/>
     <w:p>
       <w:pPr>
         <w:pStyle w:val="Heading1"/>
@@ -1512,7 +1512,7 @@
         <w:t xml:space="preserve">General Methods</w:t>
       </w:r>
     </w:p>
-    <w:bookmarkStart w:id="19" w:name="participants"/>
+    <w:bookmarkStart w:id="20" w:name="participants"/>
     <w:p>
       <w:pPr>
         <w:pStyle w:val="Heading2"/>
@@ -2016,24 +2016,38 @@
         <w:t xml:space="preserve"> </w:t>
       </w:r>
       <w:r>
-        <w:t xml:space="preserve">analysis code, and study materials are available on the Open Science</w:t>
-      </w:r>
-      <w:r>
-        <w:t xml:space="preserve"> </w:t>
-      </w:r>
-      <w:r>
-        <w:t xml:space="preserve">Framework at [OSF PROJECT URL]; the pre-registrations are linked</w:t>
-      </w:r>
-      <w:r>
-        <w:t xml:space="preserve"> </w:t>
-      </w:r>
-      <w:r>
-        <w:t xml:space="preserve">above.</w:t>
-      </w:r>
-    </w:p>
-    <w:bookmarkEnd w:id="19"/>
+        <w:t xml:space="preserve">analysis code, and study materials are available at</w:t>
+      </w:r>
+      <w:r>
+        <w:t xml:space="preserve"> </w:t>
+      </w:r>
+      <w:hyperlink r:id="rId19">
+        <w:r>
+          <w:rPr>
+            <w:rStyle w:val="Hyperlink"/>
+          </w:rPr>
+          <w:t xml:space="preserve">https://anonymous.4open.science/r/OMIT-74BB/</w:t>
+        </w:r>
+      </w:hyperlink>
+      <w:r>
+        <w:t xml:space="preserve">. The studies’ designs and</w:t>
+      </w:r>
+      <w:r>
+        <w:t xml:space="preserve"> </w:t>
+      </w:r>
+      <w:r>
+        <w:t xml:space="preserve">primary analyses were pre-registered (pre-registration links removed for</w:t>
+      </w:r>
+      <w:r>
+        <w:t xml:space="preserve"> </w:t>
+      </w:r>
+      <w:r>
+        <w:t xml:space="preserve">anonymous review).</w:t>
+      </w:r>
+    </w:p>
     <w:bookmarkEnd w:id="20"/>
-    <w:bookmarkStart w:id="27" w:name="Xbe7495882fc6f1d665f895abf29a8ef09e8aafe"/>
+    <w:bookmarkEnd w:id="21"/>
+    <w:bookmarkStart w:id="28" w:name="Xbe7495882fc6f1d665f895abf29a8ef09e8aafe"/>
     <w:p>
       <w:pPr>
         <w:pStyle w:val="Heading1"/>
@@ -2279,7 +2293,7 @@
         <w:t xml:space="preserve">.</w:t>
       </w:r>
     </w:p>
-    <w:bookmarkStart w:id="25" w:name="results"/>
+    <w:bookmarkStart w:id="26" w:name="results"/>
     <w:p>
       <w:pPr>
         <w:pStyle w:val="Heading2"/>
@@ -3015,7 +3029,7 @@
       <w:tr>
         <w:tc>
           <w:tcPr/>
-          <w:bookmarkStart w:id="24" w:name="fig-study1"/>
+          <w:bookmarkStart w:id="25" w:name="fig-study1"/>
           <w:p>
             <w:pPr>
               <w:pStyle w:val="Compact"/>
@@ -3026,18 +3040,18 @@
                 <wp:inline>
                   <wp:extent cx="5334000" cy="3394363"/>
                   <wp:effectExtent b="0" l="0" r="0" t="0"/>
-                  <wp:docPr descr="" title="" id="22" name="Picture"/>
+                  <wp:docPr descr="" title="" id="23" name="Picture"/>
                   <a:graphic>
                     <a:graphicData uri="http://schemas.openxmlformats.org/drawingml/2006/picture">
                       <pic:pic>
                         <pic:nvPicPr>
-                          <pic:cNvPr descr="../5.%20Analysis/figures/combined_study1.png" id="23" name="Picture"/>
+                          <pic:cNvPr descr="../5.%20Analysis/figures/combined_study1.png" id="24" name="Picture"/>
                           <pic:cNvPicPr>
                             <a:picLocks noChangeArrowheads="1" noChangeAspect="1"/>
                           </pic:cNvPicPr>
                         </pic:nvPicPr>
                         <pic:blipFill>
-                          <a:blip r:embed="rId21"/>
+                          <a:blip r:embed="rId22"/>
                           <a:stretch>
                             <a:fillRect/>
                           </a:stretch>
@@ -3077,7 +3091,7 @@
               <w:t xml:space="preserve">Figure 2: Study 1. (A) Proportion of judgments choosing the classmate who was told the emotion (vs. the fact), by emotion condition and measure, for children and adults; dashed line = chance; * BF₁₀ ≥ 3, ** ≥ 10, *** ≥ 100. (B) Predicted probability of choosing the emotion for the better-friend judgment across age, by condition. (C) Predicted probability of choosing the emotion for food sharing across age, by condition and item. In (B) and (C), solid lines are model estimates for children and dashed lines are adult observed means.</w:t>
             </w:r>
           </w:p>
-          <w:bookmarkEnd w:id="24"/>
+          <w:bookmarkEnd w:id="25"/>
         </w:tc>
       </w:tr>
     </w:tbl>
@@ -3182,8 +3196,8 @@
         <w:t xml:space="preserve">we interpret the difference cautiously.</w:t>
       </w:r>
     </w:p>
-    <w:bookmarkEnd w:id="25"/>
-    <w:bookmarkStart w:id="26" w:name="discussion"/>
+    <w:bookmarkEnd w:id="26"/>
+    <w:bookmarkStart w:id="27" w:name="discussion"/>
     <w:p>
       <w:pPr>
         <w:pStyle w:val="Heading2"/>
@@ -3290,9 +3304,9 @@
         <w:t xml:space="preserve">is sad or happy.</w:t>
       </w:r>
     </w:p>
-    <w:bookmarkEnd w:id="26"/>
     <w:bookmarkEnd w:id="27"/>
-    <w:bookmarkStart w:id="34" w:name="X5cf640f6e4522935558f4111e42339336f0bdba"/>
+    <w:bookmarkEnd w:id="28"/>
+    <w:bookmarkStart w:id="35" w:name="X5cf640f6e4522935558f4111e42339336f0bdba"/>
     <w:p>
       <w:pPr>
         <w:pStyle w:val="Heading1"/>
@@ -3377,7 +3391,7 @@
         <w:t xml:space="preserve">explores a type of close relationship that does not include family ties.</w:t>
       </w:r>
     </w:p>
-    <w:bookmarkStart w:id="32" w:name="results-1"/>
+    <w:bookmarkStart w:id="33" w:name="results-1"/>
     <w:p>
       <w:pPr>
         <w:pStyle w:val="Heading2"/>
@@ -3766,7 +3780,7 @@
       <w:tr>
         <w:tc>
           <w:tcPr/>
-          <w:bookmarkStart w:id="31" w:name="fig-study2"/>
+          <w:bookmarkStart w:id="32" w:name="fig-study2"/>
           <w:p>
             <w:pPr>
               <w:pStyle w:val="Compact"/>
@@ -3777,18 +3791,18 @@
                 <wp:inline>
                   <wp:extent cx="5334000" cy="2521527"/>
                   <wp:effectExtent b="0" l="0" r="0" t="0"/>
-                  <wp:docPr descr="" title="" id="29" name="Picture"/>
+                  <wp:docPr descr="" title="" id="30" name="Picture"/>
                   <a:graphic>
                     <a:graphicData uri="http://schemas.openxmlformats.org/drawingml/2006/picture">
                       <pic:pic>
                         <pic:nvPicPr>
-                          <pic:cNvPr descr="../5.%20Analysis/figures/combined_study2.png" id="30" name="Picture"/>
+                          <pic:cNvPr descr="../5.%20Analysis/figures/combined_study2.png" id="31" name="Picture"/>
                           <pic:cNvPicPr>
                             <a:picLocks noChangeArrowheads="1" noChangeAspect="1"/>
                           </pic:cNvPicPr>
                         </pic:nvPicPr>
                         <pic:blipFill>
-                          <a:blip r:embed="rId28"/>
+                          <a:blip r:embed="rId29"/>
                           <a:stretch>
                             <a:fillRect/>
                           </a:stretch>
@@ -3828,7 +3842,7 @@
               <w:t xml:space="preserve">Figure 3: Study 2. (A) Proportion of judgments that the protagonist would disclose the emotion (vs. the fact) to a friend vs. a best friend, by emotion condition, for children and adults. (B) Predicted probability of choosing the emotion across age, by condition and relationship; solid lines are model estimates for children, dashed lines are adult observed means, and points are individual children.</w:t>
             </w:r>
           </w:p>
-          <w:bookmarkEnd w:id="31"/>
+          <w:bookmarkEnd w:id="32"/>
         </w:tc>
       </w:tr>
     </w:tbl>
@@ -3894,8 +3908,8 @@
         <w:t xml:space="preserve">showed little differentiation (see Supplement, Table S11).</w:t>
       </w:r>
     </w:p>
-    <w:bookmarkEnd w:id="32"/>
-    <w:bookmarkStart w:id="33" w:name="discussion-1"/>
+    <w:bookmarkEnd w:id="33"/>
+    <w:bookmarkStart w:id="34" w:name="discussion-1"/>
     <w:p>
       <w:pPr>
         <w:pStyle w:val="Heading2"/>
@@ -3993,9 +4007,9 @@
         <w:t xml:space="preserve">looking more adult-like with age.</w:t>
       </w:r>
     </w:p>
-    <w:bookmarkEnd w:id="33"/>
     <w:bookmarkEnd w:id="34"/>
-    <w:bookmarkStart w:id="45" w:name="X8baf3738b9021ab9ba60f22c31fba3c1e3fd991"/>
+    <w:bookmarkEnd w:id="35"/>
+    <w:bookmarkStart w:id="46" w:name="X8baf3738b9021ab9ba60f22c31fba3c1e3fd991"/>
     <w:p>
       <w:pPr>
         <w:pStyle w:val="Heading1"/>
@@ -4004,7 +4018,7 @@
         <w:t xml:space="preserve">Study 3: Using emotional disclosure to create and advance social closeness</w:t>
       </w:r>
     </w:p>
-    <w:bookmarkStart w:id="37" w:name="study-3.a"/>
+    <w:bookmarkStart w:id="38" w:name="study-3.a"/>
     <w:p>
       <w:pPr>
         <w:pStyle w:val="Heading2"/>
@@ -4063,7 +4077,7 @@
         <w:t xml:space="preserve">investigate this possibility.</w:t>
       </w:r>
     </w:p>
-    <w:bookmarkStart w:id="35" w:name="methods"/>
+    <w:bookmarkStart w:id="36" w:name="methods"/>
     <w:p>
       <w:pPr>
         <w:pStyle w:val="Heading3"/>
@@ -4098,8 +4112,8 @@
         <w:t xml:space="preserve">disclose the fact or their emotional state to achieve this goal.</w:t>
       </w:r>
     </w:p>
-    <w:bookmarkEnd w:id="35"/>
-    <w:bookmarkStart w:id="36" w:name="results-2"/>
+    <w:bookmarkEnd w:id="36"/>
+    <w:bookmarkStart w:id="37" w:name="results-2"/>
     <w:p>
       <w:pPr>
         <w:pStyle w:val="Heading3"/>
@@ -4318,9 +4332,9 @@
         <w:t xml:space="preserve">A).</w:t>
       </w:r>
     </w:p>
-    <w:bookmarkEnd w:id="36"/>
     <w:bookmarkEnd w:id="37"/>
-    <w:bookmarkStart w:id="43" w:name="study-3.b"/>
+    <w:bookmarkEnd w:id="38"/>
+    <w:bookmarkStart w:id="44" w:name="study-3.b"/>
     <w:p>
       <w:pPr>
         <w:pStyle w:val="Heading2"/>
@@ -4355,7 +4369,7 @@
         <w:t xml:space="preserve">fact or their emotion.</w:t>
       </w:r>
     </w:p>
-    <w:bookmarkStart w:id="42" w:name="results-3"/>
+    <w:bookmarkStart w:id="43" w:name="results-3"/>
     <w:p>
       <w:pPr>
         <w:pStyle w:val="Heading3"/>
@@ -4605,7 +4619,7 @@
       <w:tr>
         <w:tc>
           <w:tcPr/>
-          <w:bookmarkStart w:id="41" w:name="fig-study3-age"/>
+          <w:bookmarkStart w:id="42" w:name="fig-study3-age"/>
           <w:p>
             <w:pPr>
               <w:pStyle w:val="Compact"/>
@@ -4616,18 +4630,18 @@
                 <wp:inline>
                   <wp:extent cx="5334000" cy="2560319"/>
                   <wp:effectExtent b="0" l="0" r="0" t="0"/>
-                  <wp:docPr descr="" title="" id="39" name="Picture"/>
+                  <wp:docPr descr="" title="" id="40" name="Picture"/>
                   <a:graphic>
                     <a:graphicData uri="http://schemas.openxmlformats.org/drawingml/2006/picture">
                       <pic:pic>
                         <pic:nvPicPr>
-                          <pic:cNvPr descr="../5.%20Analysis/figures/combined_study3_age.png" id="40" name="Picture"/>
+                          <pic:cNvPr descr="../5.%20Analysis/figures/combined_study3_age.png" id="41" name="Picture"/>
                           <pic:cNvPicPr>
                             <a:picLocks noChangeArrowheads="1" noChangeAspect="1"/>
                           </pic:cNvPicPr>
                         </pic:nvPicPr>
                         <pic:blipFill>
-                          <a:blip r:embed="rId38"/>
+                          <a:blip r:embed="rId39"/>
                           <a:stretch>
                             <a:fillRect/>
                           </a:stretch>
@@ -4667,13 +4681,13 @@
               <w:t xml:space="preserve">Figure 4: Study 3 developmental change. Predicted probability of choosing the emotion (vs. the fact) across age, by condition, for (A) Study 3.A (creating a new relationship) and (B) Study 3.B (deepening an existing friendship). Solid lines are model estimates for children; dashed lines are adult observed means.</w:t>
             </w:r>
           </w:p>
-          <w:bookmarkEnd w:id="41"/>
+          <w:bookmarkEnd w:id="42"/>
         </w:tc>
       </w:tr>
     </w:tbl>
-    <w:bookmarkEnd w:id="42"/>
     <w:bookmarkEnd w:id="43"/>
-    <w:bookmarkStart w:id="44" w:name="discussion-2"/>
+    <w:bookmarkEnd w:id="44"/>
+    <w:bookmarkStart w:id="45" w:name="discussion-2"/>
     <w:p>
       <w:pPr>
         <w:pStyle w:val="Heading2"/>
@@ -4782,9 +4796,9 @@
         <w:t xml:space="preserve">(Thomas et al., 2025)</w:t>
       </w:r>
     </w:p>
-    <w:bookmarkEnd w:id="44"/>
     <w:bookmarkEnd w:id="45"/>
-    <w:bookmarkStart w:id="60" w:name="X56105b6af97e4cc360f4fc502cd682b132e85ec"/>
+    <w:bookmarkEnd w:id="46"/>
+    <w:bookmarkStart w:id="61" w:name="X56105b6af97e4cc360f4fc502cd682b132e85ec"/>
     <w:p>
       <w:pPr>
         <w:pStyle w:val="Heading1"/>
@@ -4945,7 +4959,7 @@
         <w:t xml:space="preserve">close.</w:t>
       </w:r>
     </w:p>
-    <w:bookmarkStart w:id="52" w:name="study-4.a"/>
+    <w:bookmarkStart w:id="53" w:name="study-4.a"/>
     <w:p>
       <w:pPr>
         <w:pStyle w:val="Heading2"/>
@@ -4954,7 +4968,7 @@
         <w:t xml:space="preserve">Study 4.A</w:t>
       </w:r>
     </w:p>
-    <w:bookmarkStart w:id="46" w:name="methods-1"/>
+    <w:bookmarkStart w:id="47" w:name="methods-1"/>
     <w:p>
       <w:pPr>
         <w:pStyle w:val="Heading3"/>
@@ -4989,8 +5003,8 @@
         <w:t xml:space="preserve">fact or their emotional state across the happy and sad conditions.</w:t>
       </w:r>
     </w:p>
-    <w:bookmarkEnd w:id="46"/>
-    <w:bookmarkStart w:id="51" w:name="results-4"/>
+    <w:bookmarkEnd w:id="47"/>
+    <w:bookmarkStart w:id="52" w:name="results-4"/>
     <w:p>
       <w:pPr>
         <w:pStyle w:val="Heading3"/>
@@ -5397,7 +5411,7 @@
       <w:tr>
         <w:tc>
           <w:tcPr/>
-          <w:bookmarkStart w:id="50" w:name="fig-study4a"/>
+          <w:bookmarkStart w:id="51" w:name="fig-study4a"/>
           <w:p>
             <w:pPr>
               <w:pStyle w:val="Compact"/>
@@ -5408,18 +5422,18 @@
                 <wp:inline>
                   <wp:extent cx="5334000" cy="2521527"/>
                   <wp:effectExtent b="0" l="0" r="0" t="0"/>
-                  <wp:docPr descr="" title="" id="48" name="Picture"/>
+                  <wp:docPr descr="" title="" id="49" name="Picture"/>
                   <a:graphic>
                     <a:graphicData uri="http://schemas.openxmlformats.org/drawingml/2006/picture">
                       <pic:pic>
                         <pic:nvPicPr>
-                          <pic:cNvPr descr="../5.%20Analysis/figures/combined_study4A.png" id="49" name="Picture"/>
+                          <pic:cNvPr descr="../5.%20Analysis/figures/combined_study4A.png" id="50" name="Picture"/>
                           <pic:cNvPicPr>
                             <a:picLocks noChangeArrowheads="1" noChangeAspect="1"/>
                           </pic:cNvPicPr>
                         </pic:nvPicPr>
                         <pic:blipFill>
-                          <a:blip r:embed="rId47"/>
+                          <a:blip r:embed="rId48"/>
                           <a:stretch>
                             <a:fillRect/>
                           </a:stretch>
@@ -5459,7 +5473,7 @@
               <w:t xml:space="preserve">Figure 5: Study 4.A. (A) Proportion of judgments that the protagonist would disclose the emotion (vs. the fact) to their mother vs. a friend’s mother, by emotion condition, for children and adults. (B) Predicted probability of choosing the emotion across age, by condition and relationship; solid lines are model estimates for children and dashed lines are adult observed means.</w:t>
             </w:r>
           </w:p>
-          <w:bookmarkEnd w:id="50"/>
+          <w:bookmarkEnd w:id="51"/>
         </w:tc>
       </w:tr>
     </w:tbl>
@@ -5507,9 +5521,9 @@
         <w:t xml:space="preserve">, panel B).</w:t>
       </w:r>
     </w:p>
-    <w:bookmarkEnd w:id="51"/>
     <w:bookmarkEnd w:id="52"/>
-    <w:bookmarkStart w:id="58" w:name="study-4.b"/>
+    <w:bookmarkEnd w:id="53"/>
+    <w:bookmarkStart w:id="59" w:name="study-4.b"/>
     <w:p>
       <w:pPr>
         <w:pStyle w:val="Heading2"/>
@@ -5556,7 +5570,7 @@
         <w:t xml:space="preserve">her emotional state.</w:t>
       </w:r>
     </w:p>
-    <w:bookmarkStart w:id="57" w:name="results-5"/>
+    <w:bookmarkStart w:id="58" w:name="results-5"/>
     <w:p>
       <w:pPr>
         <w:pStyle w:val="Heading3"/>
@@ -5957,7 +5971,7 @@
       <w:tr>
         <w:tc>
           <w:tcPr/>
-          <w:bookmarkStart w:id="56" w:name="fig-study4b"/>
+          <w:bookmarkStart w:id="57" w:name="fig-study4b"/>
           <w:p>
             <w:pPr>
               <w:pStyle w:val="Compact"/>
@@ -5968,18 +5982,18 @@
                 <wp:inline>
                   <wp:extent cx="5334000" cy="2521527"/>
                   <wp:effectExtent b="0" l="0" r="0" t="0"/>
-                  <wp:docPr descr="" title="" id="54" name="Picture"/>
+                  <wp:docPr descr="" title="" id="55" name="Picture"/>
                   <a:graphic>
                     <a:graphicData uri="http://schemas.openxmlformats.org/drawingml/2006/picture">
                       <pic:pic>
                         <pic:nvPicPr>
-                          <pic:cNvPr descr="../5.%20Analysis/figures/combined_study4B.png" id="55" name="Picture"/>
+                          <pic:cNvPr descr="../5.%20Analysis/figures/combined_study4B.png" id="56" name="Picture"/>
                           <pic:cNvPicPr>
                             <a:picLocks noChangeArrowheads="1" noChangeAspect="1"/>
                           </pic:cNvPicPr>
                         </pic:nvPicPr>
                         <pic:blipFill>
-                          <a:blip r:embed="rId53"/>
+                          <a:blip r:embed="rId54"/>
                           <a:stretch>
                             <a:fillRect/>
                           </a:stretch>
@@ -6019,7 +6033,7 @@
               <w:t xml:space="preserve">Figure 6: Study 4.B. (A) Proportion of judgments that the mother / friend’s mother would disclose the emotion (vs. the fact) to the protagonist, by emotion condition, for children and adults. (B) Predicted probability of choosing the emotion across age, by condition and relationship; solid lines are model estimates for children and dashed lines are adult observed means.</w:t>
             </w:r>
           </w:p>
-          <w:bookmarkEnd w:id="56"/>
+          <w:bookmarkEnd w:id="57"/>
         </w:tc>
       </w:tr>
     </w:tbl>
@@ -6067,9 +6081,9 @@
         <w:t xml:space="preserve">, panel B).</w:t>
       </w:r>
     </w:p>
-    <w:bookmarkEnd w:id="57"/>
     <w:bookmarkEnd w:id="58"/>
-    <w:bookmarkStart w:id="59" w:name="discussion-3"/>
+    <w:bookmarkEnd w:id="59"/>
+    <w:bookmarkStart w:id="60" w:name="discussion-3"/>
     <w:p>
       <w:pPr>
         <w:pStyle w:val="Heading2"/>
@@ -6208,9 +6222,9 @@
         <w:t xml:space="preserve">similar expectations when the roles are reversed.</w:t>
       </w:r>
     </w:p>
-    <w:bookmarkEnd w:id="59"/>
     <w:bookmarkEnd w:id="60"/>
-    <w:bookmarkStart w:id="62" w:name="general-discussion"/>
+    <w:bookmarkEnd w:id="61"/>
+    <w:bookmarkStart w:id="63" w:name="general-discussion"/>
     <w:p>
       <w:pPr>
         <w:pStyle w:val="Heading1"/>
@@ -7246,7 +7260,7 @@
         <w:t xml:space="preserve">of information disclosure.</w:t>
       </w:r>
     </w:p>
-    <w:bookmarkStart w:id="61" w:name="constraints-on-generality"/>
+    <w:bookmarkStart w:id="62" w:name="constraints-on-generality"/>
     <w:p>
       <w:pPr>
         <w:pStyle w:val="Heading2"/>
@@ -7386,9 +7400,9 @@
         <w:t xml:space="preserve">though this remains to be established.</w:t>
       </w:r>
     </w:p>
-    <w:bookmarkEnd w:id="61"/>
     <w:bookmarkEnd w:id="62"/>
-    <w:bookmarkStart w:id="63" w:name="author-note"/>
+    <w:bookmarkEnd w:id="63"/>
+    <w:bookmarkStart w:id="64" w:name="author-note"/>
     <w:p>
       <w:pPr>
         <w:pStyle w:val="Heading1"/>
@@ -7446,7 +7460,21 @@
         <w:t xml:space="preserve"> </w:t>
       </w:r>
       <w:r>
-        <w:t xml:space="preserve">are available at [anonymized repository link].</w:t>
+        <w:t xml:space="preserve">are available at</w:t>
+      </w:r>
+      <w:r>
+        <w:t xml:space="preserve"> </w:t>
+      </w:r>
+      <w:hyperlink r:id="rId19">
+        <w:r>
+          <w:rPr>
+            <w:rStyle w:val="Hyperlink"/>
+          </w:rPr>
+          <w:t xml:space="preserve">https://anonymous.4open.science/r/OMIT-74BB/</w:t>
+        </w:r>
+      </w:hyperlink>
+      <w:r>
+        <w:t xml:space="preserve">.</w:t>
       </w:r>
     </w:p>
     <w:p>
@@ -7465,8 +7493,8 @@
         <w:t xml:space="preserve">[Correspondence information removed for anonymous review.]</w:t>
       </w:r>
     </w:p>
-    <w:bookmarkEnd w:id="63"/>
-    <w:bookmarkStart w:id="115" w:name="references"/>
+    <w:bookmarkEnd w:id="64"/>
+    <w:bookmarkStart w:id="116" w:name="references"/>
     <w:p>
       <w:pPr>
         <w:pStyle w:val="Heading1"/>
@@ -7475,8 +7503,8 @@
         <w:t xml:space="preserve">References</w:t>
       </w:r>
     </w:p>
-    <w:bookmarkStart w:id="114" w:name="refs"/>
-    <w:bookmarkStart w:id="65" w:name="ref-afshordi2021"/>
+    <w:bookmarkStart w:id="115" w:name="refs"/>
+    <w:bookmarkStart w:id="66" w:name="ref-afshordi2021"/>
     <w:p>
       <w:pPr>
         <w:pStyle w:val="Bibliography"/>
@@ -7513,7 +7541,7 @@
       <w:r>
         <w:t xml:space="preserve"> </w:t>
       </w:r>
-      <w:hyperlink r:id="rId64">
+      <w:hyperlink r:id="rId65">
         <w:r>
           <w:rPr>
             <w:rStyle w:val="Hyperlink"/>
@@ -7522,8 +7550,8 @@
         </w:r>
       </w:hyperlink>
     </w:p>
-    <w:bookmarkEnd w:id="65"/>
-    <w:bookmarkStart w:id="67" w:name="ref-anagnostaki2013"/>
+    <w:bookmarkEnd w:id="66"/>
+    <w:bookmarkStart w:id="68" w:name="ref-anagnostaki2013"/>
     <w:p>
       <w:pPr>
         <w:pStyle w:val="Bibliography"/>
@@ -7560,7 +7588,7 @@
       <w:r>
         <w:t xml:space="preserve"> </w:t>
       </w:r>
-      <w:hyperlink r:id="rId66">
+      <w:hyperlink r:id="rId67">
         <w:r>
           <w:rPr>
             <w:rStyle w:val="Hyperlink"/>
@@ -7569,8 +7597,8 @@
         </w:r>
       </w:hyperlink>
     </w:p>
-    <w:bookmarkEnd w:id="67"/>
-    <w:bookmarkStart w:id="69" w:name="ref-appelbaum2018jars"/>
+    <w:bookmarkEnd w:id="68"/>
+    <w:bookmarkStart w:id="70" w:name="ref-appelbaum2018jars"/>
     <w:p>
       <w:pPr>
         <w:pStyle w:val="Bibliography"/>
@@ -7619,7 +7647,7 @@
       <w:r>
         <w:t xml:space="preserve"> </w:t>
       </w:r>
-      <w:hyperlink r:id="rId68">
+      <w:hyperlink r:id="rId69">
         <w:r>
           <w:rPr>
             <w:rStyle w:val="Hyperlink"/>
@@ -7628,8 +7656,8 @@
         </w:r>
       </w:hyperlink>
     </w:p>
-    <w:bookmarkEnd w:id="69"/>
-    <w:bookmarkStart w:id="71" w:name="ref-burke2022"/>
+    <w:bookmarkEnd w:id="70"/>
+    <w:bookmarkStart w:id="72" w:name="ref-burke2022"/>
     <w:p>
       <w:pPr>
         <w:pStyle w:val="Bibliography"/>
@@ -7666,7 +7694,7 @@
       <w:r>
         <w:t xml:space="preserve"> </w:t>
       </w:r>
-      <w:hyperlink r:id="rId70">
+      <w:hyperlink r:id="rId71">
         <w:r>
           <w:rPr>
             <w:rStyle w:val="Hyperlink"/>
@@ -7675,8 +7703,8 @@
         </w:r>
       </w:hyperlink>
     </w:p>
-    <w:bookmarkEnd w:id="71"/>
-    <w:bookmarkStart w:id="73" w:name="ref-burkner2018brms"/>
+    <w:bookmarkEnd w:id="72"/>
+    <w:bookmarkStart w:id="74" w:name="ref-burkner2018brms"/>
     <w:p>
       <w:pPr>
         <w:pStyle w:val="Bibliography"/>
@@ -7713,7 +7741,7 @@
       <w:r>
         <w:t xml:space="preserve"> </w:t>
       </w:r>
-      <w:hyperlink r:id="rId72">
+      <w:hyperlink r:id="rId73">
         <w:r>
           <w:rPr>
             <w:rStyle w:val="Hyperlink"/>
@@ -7722,8 +7750,8 @@
         </w:r>
       </w:hyperlink>
     </w:p>
-    <w:bookmarkEnd w:id="73"/>
-    <w:bookmarkStart w:id="74" w:name="ref-chelune1984"/>
+    <w:bookmarkEnd w:id="74"/>
+    <w:bookmarkStart w:id="75" w:name="ref-chelune1984"/>
     <w:p>
       <w:pPr>
         <w:pStyle w:val="Bibliography"/>
@@ -7758,8 +7786,8 @@
         <w:t xml:space="preserve">(1), 213.</w:t>
       </w:r>
     </w:p>
-    <w:bookmarkEnd w:id="74"/>
-    <w:bookmarkStart w:id="76" w:name="ref-clark1979"/>
+    <w:bookmarkEnd w:id="75"/>
+    <w:bookmarkStart w:id="77" w:name="ref-clark1979"/>
     <w:p>
       <w:pPr>
         <w:pStyle w:val="Bibliography"/>
@@ -7796,7 +7824,7 @@
       <w:r>
         <w:t xml:space="preserve"> </w:t>
       </w:r>
-      <w:hyperlink r:id="rId75">
+      <w:hyperlink r:id="rId76">
         <w:r>
           <w:rPr>
             <w:rStyle w:val="Hyperlink"/>
@@ -7805,8 +7833,8 @@
         </w:r>
       </w:hyperlink>
     </w:p>
-    <w:bookmarkEnd w:id="76"/>
-    <w:bookmarkStart w:id="77" w:name="ref-crockett2025empathy"/>
+    <w:bookmarkEnd w:id="77"/>
+    <w:bookmarkStart w:id="78" w:name="ref-crockett2025empathy"/>
     <w:p>
       <w:pPr>
         <w:pStyle w:val="Bibliography"/>
@@ -7828,8 +7856,8 @@
         <w:t xml:space="preserve">.</w:t>
       </w:r>
     </w:p>
-    <w:bookmarkEnd w:id="77"/>
-    <w:bookmarkStart w:id="79" w:name="ref-derlega2008"/>
+    <w:bookmarkEnd w:id="78"/>
+    <w:bookmarkStart w:id="80" w:name="ref-derlega2008"/>
     <w:p>
       <w:pPr>
         <w:pStyle w:val="Bibliography"/>
@@ -7866,7 +7894,7 @@
       <w:r>
         <w:t xml:space="preserve"> </w:t>
       </w:r>
-      <w:hyperlink r:id="rId78">
+      <w:hyperlink r:id="rId79">
         <w:r>
           <w:rPr>
             <w:rStyle w:val="Hyperlink"/>
@@ -7875,8 +7903,8 @@
         </w:r>
       </w:hyperlink>
     </w:p>
-    <w:bookmarkEnd w:id="79"/>
-    <w:bookmarkStart w:id="80" w:name="ref-finkenauer2015know"/>
+    <w:bookmarkEnd w:id="80"/>
+    <w:bookmarkStart w:id="81" w:name="ref-finkenauer2015know"/>
     <w:p>
       <w:pPr>
         <w:pStyle w:val="Bibliography"/>
@@ -7911,8 +7939,8 @@
         <w:t xml:space="preserve">(1), 109–118.</w:t>
       </w:r>
     </w:p>
-    <w:bookmarkEnd w:id="80"/>
-    <w:bookmarkStart w:id="82" w:name="ref-fiske1992"/>
+    <w:bookmarkEnd w:id="81"/>
+    <w:bookmarkStart w:id="83" w:name="ref-fiske1992"/>
     <w:p>
       <w:pPr>
         <w:pStyle w:val="Bibliography"/>
@@ -7949,7 +7977,7 @@
       <w:r>
         <w:t xml:space="preserve"> </w:t>
       </w:r>
-      <w:hyperlink r:id="rId81">
+      <w:hyperlink r:id="rId82">
         <w:r>
           <w:rPr>
             <w:rStyle w:val="Hyperlink"/>
@@ -7958,8 +7986,8 @@
         </w:r>
       </w:hyperlink>
     </w:p>
-    <w:bookmarkEnd w:id="82"/>
-    <w:bookmarkStart w:id="84" w:name="ref-liberman2018"/>
+    <w:bookmarkEnd w:id="83"/>
+    <w:bookmarkStart w:id="85" w:name="ref-liberman2018"/>
     <w:p>
       <w:pPr>
         <w:pStyle w:val="Bibliography"/>
@@ -7996,7 +8024,7 @@
       <w:r>
         <w:t xml:space="preserve"> </w:t>
       </w:r>
-      <w:hyperlink r:id="rId83">
+      <w:hyperlink r:id="rId84">
         <w:r>
           <w:rPr>
             <w:rStyle w:val="Hyperlink"/>
@@ -8005,8 +8033,8 @@
         </w:r>
       </w:hyperlink>
     </w:p>
-    <w:bookmarkEnd w:id="84"/>
-    <w:bookmarkStart w:id="85" w:name="ref-powell2022adopted"/>
+    <w:bookmarkEnd w:id="85"/>
+    <w:bookmarkStart w:id="86" w:name="ref-powell2022adopted"/>
     <w:p>
       <w:pPr>
         <w:pStyle w:val="Bibliography"/>
@@ -8041,8 +8069,8 @@
         <w:t xml:space="preserve">(5), 1215–1233.</w:t>
       </w:r>
     </w:p>
-    <w:bookmarkEnd w:id="85"/>
-    <w:bookmarkStart w:id="87" w:name="ref-rcoreteam2025"/>
+    <w:bookmarkEnd w:id="86"/>
+    <w:bookmarkStart w:id="88" w:name="ref-rcoreteam2025"/>
     <w:p>
       <w:pPr>
         <w:pStyle w:val="Bibliography"/>
@@ -8066,7 +8094,7 @@
       <w:r>
         <w:t xml:space="preserve"> </w:t>
       </w:r>
-      <w:hyperlink r:id="rId86">
+      <w:hyperlink r:id="rId87">
         <w:r>
           <w:rPr>
             <w:rStyle w:val="Hyperlink"/>
@@ -8075,8 +8103,8 @@
         </w:r>
       </w:hyperlink>
     </w:p>
-    <w:bookmarkEnd w:id="87"/>
-    <w:bookmarkStart w:id="89" w:name="ref-rumsey2013opacity"/>
+    <w:bookmarkEnd w:id="88"/>
+    <w:bookmarkStart w:id="90" w:name="ref-rumsey2013opacity"/>
     <w:p>
       <w:pPr>
         <w:pStyle w:val="Bibliography"/>
@@ -8113,7 +8141,7 @@
       <w:r>
         <w:t xml:space="preserve"> </w:t>
       </w:r>
-      <w:hyperlink r:id="rId88">
+      <w:hyperlink r:id="rId89">
         <w:r>
           <w:rPr>
             <w:rStyle w:val="Hyperlink"/>
@@ -8122,8 +8150,8 @@
         </w:r>
       </w:hyperlink>
     </w:p>
-    <w:bookmarkEnd w:id="89"/>
-    <w:bookmarkStart w:id="91" w:name="ref-scott2017lookit"/>
+    <w:bookmarkEnd w:id="90"/>
+    <w:bookmarkStart w:id="92" w:name="ref-scott2017lookit"/>
     <w:p>
       <w:pPr>
         <w:pStyle w:val="Bibliography"/>
@@ -8160,7 +8188,7 @@
       <w:r>
         <w:t xml:space="preserve"> </w:t>
       </w:r>
-      <w:hyperlink r:id="rId90">
+      <w:hyperlink r:id="rId91">
         <w:r>
           <w:rPr>
             <w:rStyle w:val="Hyperlink"/>
@@ -8169,8 +8197,8 @@
         </w:r>
       </w:hyperlink>
     </w:p>
-    <w:bookmarkEnd w:id="91"/>
-    <w:bookmarkStart w:id="93" w:name="ref-shields2024"/>
+    <w:bookmarkEnd w:id="92"/>
+    <w:bookmarkStart w:id="94" w:name="ref-shields2024"/>
     <w:p>
       <w:pPr>
         <w:pStyle w:val="Bibliography"/>
@@ -8207,7 +8235,7 @@
       <w:r>
         <w:t xml:space="preserve"> </w:t>
       </w:r>
-      <w:hyperlink r:id="rId92">
+      <w:hyperlink r:id="rId93">
         <w:r>
           <w:rPr>
             <w:rStyle w:val="Hyperlink"/>
@@ -8216,8 +8244,8 @@
         </w:r>
       </w:hyperlink>
     </w:p>
-    <w:bookmarkEnd w:id="93"/>
-    <w:bookmarkStart w:id="95" w:name="ref-shutts2021"/>
+    <w:bookmarkEnd w:id="94"/>
+    <w:bookmarkStart w:id="96" w:name="ref-shutts2021"/>
     <w:p>
       <w:pPr>
         <w:pStyle w:val="Bibliography"/>
@@ -8244,7 +8272,7 @@
       <w:r>
         <w:t xml:space="preserve"> </w:t>
       </w:r>
-      <w:hyperlink r:id="rId94">
+      <w:hyperlink r:id="rId95">
         <w:r>
           <w:rPr>
             <w:rStyle w:val="Hyperlink"/>
@@ -8253,8 +8281,8 @@
         </w:r>
       </w:hyperlink>
     </w:p>
-    <w:bookmarkEnd w:id="95"/>
-    <w:bookmarkStart w:id="96" w:name="ref-simmel1906sociology"/>
+    <w:bookmarkEnd w:id="96"/>
+    <w:bookmarkStart w:id="97" w:name="ref-simmel1906sociology"/>
     <w:p>
       <w:pPr>
         <w:pStyle w:val="Bibliography"/>
@@ -8289,8 +8317,8 @@
         <w:t xml:space="preserve">(4), 441–498.</w:t>
       </w:r>
     </w:p>
-    <w:bookmarkEnd w:id="96"/>
-    <w:bookmarkStart w:id="98" w:name="ref-small2017"/>
+    <w:bookmarkEnd w:id="97"/>
+    <w:bookmarkStart w:id="99" w:name="ref-small2017"/>
     <w:p>
       <w:pPr>
         <w:pStyle w:val="Bibliography"/>
@@ -8317,7 +8345,7 @@
       <w:r>
         <w:t xml:space="preserve"> </w:t>
       </w:r>
-      <w:hyperlink r:id="rId97">
+      <w:hyperlink r:id="rId98">
         <w:r>
           <w:rPr>
             <w:rStyle w:val="Hyperlink"/>
@@ -8326,8 +8354,8 @@
         </w:r>
       </w:hyperlink>
     </w:p>
-    <w:bookmarkEnd w:id="98"/>
-    <w:bookmarkStart w:id="100" w:name="ref-spokes2016"/>
+    <w:bookmarkEnd w:id="99"/>
+    <w:bookmarkStart w:id="101" w:name="ref-spokes2016"/>
     <w:p>
       <w:pPr>
         <w:pStyle w:val="Bibliography"/>
@@ -8364,7 +8392,7 @@
       <w:r>
         <w:t xml:space="preserve"> </w:t>
       </w:r>
-      <w:hyperlink r:id="rId99">
+      <w:hyperlink r:id="rId100">
         <w:r>
           <w:rPr>
             <w:rStyle w:val="Hyperlink"/>
@@ -8373,8 +8401,8 @@
         </w:r>
       </w:hyperlink>
     </w:p>
-    <w:bookmarkEnd w:id="100"/>
-    <w:bookmarkStart w:id="102" w:name="ref-thomas2024"/>
+    <w:bookmarkEnd w:id="101"/>
+    <w:bookmarkStart w:id="103" w:name="ref-thomas2024"/>
     <w:p>
       <w:pPr>
         <w:pStyle w:val="Bibliography"/>
@@ -8398,7 +8426,7 @@
       <w:r>
         <w:t xml:space="preserve"> </w:t>
       </w:r>
-      <w:hyperlink r:id="rId101">
+      <w:hyperlink r:id="rId102">
         <w:r>
           <w:rPr>
             <w:rStyle w:val="Hyperlink"/>
@@ -8407,8 +8435,8 @@
         </w:r>
       </w:hyperlink>
     </w:p>
-    <w:bookmarkEnd w:id="102"/>
-    <w:bookmarkStart w:id="103" w:name="ref-thomas2025caregiving"/>
+    <w:bookmarkEnd w:id="103"/>
+    <w:bookmarkStart w:id="104" w:name="ref-thomas2025caregiving"/>
     <w:p>
       <w:pPr>
         <w:pStyle w:val="Bibliography"/>
@@ -8443,8 +8471,8 @@
         <w:t xml:space="preserve">(1), 14–35.</w:t>
       </w:r>
     </w:p>
-    <w:bookmarkEnd w:id="103"/>
-    <w:bookmarkStart w:id="105" w:name="ref-thomasSaliva2022"/>
+    <w:bookmarkEnd w:id="104"/>
+    <w:bookmarkStart w:id="106" w:name="ref-thomasSaliva2022"/>
     <w:p>
       <w:pPr>
         <w:pStyle w:val="Bibliography"/>
@@ -8481,7 +8509,7 @@
       <w:r>
         <w:t xml:space="preserve"> </w:t>
       </w:r>
-      <w:hyperlink r:id="rId104">
+      <w:hyperlink r:id="rId105">
         <w:r>
           <w:rPr>
             <w:rStyle w:val="Hyperlink"/>
@@ -8490,8 +8518,8 @@
         </w:r>
       </w:hyperlink>
     </w:p>
-    <w:bookmarkEnd w:id="105"/>
-    <w:bookmarkStart w:id="107" w:name="ref-thomsen2020"/>
+    <w:bookmarkEnd w:id="106"/>
+    <w:bookmarkStart w:id="108" w:name="ref-thomsen2020"/>
     <w:p>
       <w:pPr>
         <w:pStyle w:val="Bibliography"/>
@@ -8528,7 +8556,7 @@
       <w:r>
         <w:t xml:space="preserve"> </w:t>
       </w:r>
-      <w:hyperlink r:id="rId106">
+      <w:hyperlink r:id="rId107">
         <w:r>
           <w:rPr>
             <w:rStyle w:val="Hyperlink"/>
@@ -8537,8 +8565,8 @@
         </w:r>
       </w:hyperlink>
     </w:p>
-    <w:bookmarkEnd w:id="107"/>
-    <w:bookmarkStart w:id="109" w:name="ref-vijayakumar2020"/>
+    <w:bookmarkEnd w:id="108"/>
+    <w:bookmarkStart w:id="110" w:name="ref-vijayakumar2020"/>
     <w:p>
       <w:pPr>
         <w:pStyle w:val="Bibliography"/>
@@ -8575,7 +8603,7 @@
       <w:r>
         <w:t xml:space="preserve"> </w:t>
       </w:r>
-      <w:hyperlink r:id="rId108">
+      <w:hyperlink r:id="rId109">
         <w:r>
           <w:rPr>
             <w:rStyle w:val="Hyperlink"/>
@@ -8584,8 +8612,8 @@
         </w:r>
       </w:hyperlink>
     </w:p>
-    <w:bookmarkEnd w:id="109"/>
-    <w:bookmarkStart w:id="110" w:name="ref-wellman2015"/>
+    <w:bookmarkEnd w:id="110"/>
+    <w:bookmarkStart w:id="111" w:name="ref-wellman2015"/>
     <w:p>
       <w:pPr>
         <w:pStyle w:val="Bibliography"/>
@@ -8607,8 +8635,8 @@
         <w:t xml:space="preserve">. Oxford University Press.</w:t>
       </w:r>
     </w:p>
-    <w:bookmarkEnd w:id="110"/>
-    <w:bookmarkStart w:id="111" w:name="ref-willems2020role"/>
+    <w:bookmarkEnd w:id="111"/>
+    <w:bookmarkStart w:id="112" w:name="ref-willems2020role"/>
     <w:p>
       <w:pPr>
         <w:pStyle w:val="Bibliography"/>
@@ -8643,8 +8671,8 @@
         <w:t xml:space="preserve">, 33–37.</w:t>
       </w:r>
     </w:p>
-    <w:bookmarkEnd w:id="111"/>
-    <w:bookmarkStart w:id="113" w:name="ref-woo2024"/>
+    <w:bookmarkEnd w:id="112"/>
+    <w:bookmarkStart w:id="114" w:name="ref-woo2024"/>
     <w:p>
       <w:pPr>
         <w:pStyle w:val="Bibliography"/>
@@ -8681,7 +8709,7 @@
       <w:r>
         <w:t xml:space="preserve"> </w:t>
       </w:r>
-      <w:hyperlink r:id="rId112">
+      <w:hyperlink r:id="rId113">
         <w:r>
           <w:rPr>
             <w:rStyle w:val="Hyperlink"/>
@@ -8690,9 +8718,9 @@
         </w:r>
       </w:hyperlink>
     </w:p>
-    <w:bookmarkEnd w:id="113"/>
     <w:bookmarkEnd w:id="114"/>
     <w:bookmarkEnd w:id="115"/>
+    <w:bookmarkEnd w:id="116"/>
     <w:sectPr>
       <w:footnotePr>
         <w:numRestart w:val="eachSect"/>

--- a/6. Writing & Presentations/OMIT_manuscript_rendered.docx
+++ b/6. Writing & Presentations/OMIT_manuscript_rendered.docx
@@ -2036,13 +2036,25 @@
         <w:t xml:space="preserve"> </w:t>
       </w:r>
       <w:r>
-        <w:t xml:space="preserve">primary analyses were pre-registered (pre-registration links removed for</w:t>
-      </w:r>
-      <w:r>
-        <w:t xml:space="preserve"> </w:t>
-      </w:r>
-      <w:r>
-        <w:t xml:space="preserve">anonymous review).</w:t>
+        <w:t xml:space="preserve">primary analyses were pre-registered; the pre-registration documents are</w:t>
+      </w:r>
+      <w:r>
+        <w:t xml:space="preserve"> </w:t>
+      </w:r>
+      <w:r>
+        <w:t xml:space="preserve">included in that repository (in the</w:t>
+      </w:r>
+      <w:r>
+        <w:t xml:space="preserve"> </w:t>
+      </w:r>
+      <w:r>
+        <w:t xml:space="preserve">“Preregistration &amp; Ethics”</w:t>
+      </w:r>
+      <w:r>
+        <w:t xml:space="preserve"> </w:t>
+      </w:r>
+      <w:r>
+        <w:t xml:space="preserve">folder).</w:t>
       </w:r>
     </w:p>
     <w:bookmarkEnd w:id="20"/>
@@ -7442,25 +7454,19 @@
         <w:t xml:space="preserve"> </w:t>
       </w:r>
       <w:r>
-        <w:t xml:space="preserve">(Studies 1, 3.A, and 4.A: [pre-registration link removed for anonymous</w:t>
-      </w:r>
-      <w:r>
-        <w:t xml:space="preserve"> </w:t>
-      </w:r>
-      <w:r>
-        <w:t xml:space="preserve">review]; Studies 2, 3.B, and 4.B: [pre-registration link removed for</w:t>
-      </w:r>
-      <w:r>
-        <w:t xml:space="preserve"> </w:t>
-      </w:r>
-      <w:r>
-        <w:t xml:space="preserve">anonymous review]), and all data, analysis code, and study materials</w:t>
-      </w:r>
-      <w:r>
-        <w:t xml:space="preserve"> </w:t>
-      </w:r>
-      <w:r>
-        <w:t xml:space="preserve">are available at</w:t>
+        <w:t xml:space="preserve">(Studies 1, 3.A, and 4.A; and Studies 2, 3.B, and 4.B); the</w:t>
+      </w:r>
+      <w:r>
+        <w:t xml:space="preserve"> </w:t>
+      </w:r>
+      <w:r>
+        <w:t xml:space="preserve">pre-registration documents are included, together with all data,</w:t>
+      </w:r>
+      <w:r>
+        <w:t xml:space="preserve"> </w:t>
+      </w:r>
+      <w:r>
+        <w:t xml:space="preserve">analysis code, and study materials, at</w:t>
       </w:r>
       <w:r>
         <w:t xml:space="preserve"> </w:t>
@@ -7474,7 +7480,28 @@
         </w:r>
       </w:hyperlink>
       <w:r>
-        <w:t xml:space="preserve">.</w:t>
+        <w:t xml:space="preserve"> </w:t>
+      </w:r>
+      <w:r>
+        <w:t xml:space="preserve">(in the</w:t>
+      </w:r>
+      <w:r>
+        <w:t xml:space="preserve"> </w:t>
+      </w:r>
+      <w:r>
+        <w:t xml:space="preserve">“Preregistration</w:t>
+      </w:r>
+      <w:r>
+        <w:t xml:space="preserve"> </w:t>
+      </w:r>
+      <w:r>
+        <w:t xml:space="preserve">&amp; Ethics”</w:t>
+      </w:r>
+      <w:r>
+        <w:t xml:space="preserve"> </w:t>
+      </w:r>
+      <w:r>
+        <w:t xml:space="preserve">folder).</w:t>
       </w:r>
     </w:p>
     <w:p>

--- a/6. Writing & Presentations/OMIT_manuscript_rendered.docx
+++ b/6. Writing & Presentations/OMIT_manuscript_rendered.docx
@@ -194,73 +194,61 @@
         <w:t xml:space="preserve"> </w:t>
       </w:r>
       <w:r>
-        <w:t xml:space="preserve">something adults take for granted—that confiding sadness, rather than</w:t>
-      </w:r>
-      <w:r>
-        <w:t xml:space="preserve"> </w:t>
-      </w:r>
-      <w:r>
-        <w:t xml:space="preserve">sharing neutral facts or good news, is a mark of a close relationship.</w:t>
-      </w:r>
-      <w:r>
-        <w:t xml:space="preserve"> </w:t>
-      </w:r>
-      <w:r>
-        <w:t xml:space="preserve">Across four studies, six- to nine-year-olds expected people to reveal</w:t>
-      </w:r>
-      <w:r>
-        <w:t xml:space="preserve"> </w:t>
-      </w:r>
-      <w:r>
-        <w:t xml:space="preserve">their sad feelings to best friends and to their own mothers, but not to</w:t>
-      </w:r>
-      <w:r>
-        <w:t xml:space="preserve"> </w:t>
-      </w:r>
-      <w:r>
-        <w:t xml:space="preserve">friends or a friend’s parent, and they treated a child confiding in a</w:t>
-      </w:r>
-      <w:r>
-        <w:t xml:space="preserve"> </w:t>
-      </w:r>
-      <w:r>
-        <w:t xml:space="preserve">parent as different from a parent confiding in a child. Yet neither</w:t>
-      </w:r>
-      <w:r>
-        <w:t xml:space="preserve"> </w:t>
-      </w:r>
-      <w:r>
-        <w:t xml:space="preserve">children nor adults viewed opening up emotionally as a way to build a</w:t>
-      </w:r>
-      <w:r>
-        <w:t xml:space="preserve"> </w:t>
-      </w:r>
-      <w:r>
-        <w:t xml:space="preserve">new friendship, suggesting that people intuitively treat emotional</w:t>
-      </w:r>
-      <w:r>
-        <w:t xml:space="preserve"> </w:t>
-      </w:r>
-      <w:r>
-        <w:t xml:space="preserve">intimacy as belonging to relationships that are already close rather</w:t>
-      </w:r>
-      <w:r>
-        <w:t xml:space="preserve"> </w:t>
-      </w:r>
-      <w:r>
-        <w:t xml:space="preserve">than as a tool for creating closeness. These insights may help explain</w:t>
-      </w:r>
-      <w:r>
-        <w:t xml:space="preserve"> </w:t>
-      </w:r>
-      <w:r>
-        <w:t xml:space="preserve">why some children find it difficult to judge what to share, and with</w:t>
-      </w:r>
-      <w:r>
-        <w:t xml:space="preserve"> </w:t>
-      </w:r>
-      <w:r>
-        <w:t xml:space="preserve">whom.</w:t>
+        <w:t xml:space="preserve">something adults may take for granted—that confiding sadness, rather</w:t>
+      </w:r>
+      <w:r>
+        <w:t xml:space="preserve"> </w:t>
+      </w:r>
+      <w:r>
+        <w:t xml:space="preserve">than sharing neutral facts or good news, is a mark of a close</w:t>
+      </w:r>
+      <w:r>
+        <w:t xml:space="preserve"> </w:t>
+      </w:r>
+      <w:r>
+        <w:t xml:space="preserve">relationship. Across four studies, six- to nine-year-olds expected</w:t>
+      </w:r>
+      <w:r>
+        <w:t xml:space="preserve"> </w:t>
+      </w:r>
+      <w:r>
+        <w:t xml:space="preserve">people to reveal their sad feelings to best friends and to their own</w:t>
+      </w:r>
+      <w:r>
+        <w:t xml:space="preserve"> </w:t>
+      </w:r>
+      <w:r>
+        <w:t xml:space="preserve">mothers, but not to friends or a friend’s mother, and they treated a</w:t>
+      </w:r>
+      <w:r>
+        <w:t xml:space="preserve"> </w:t>
+      </w:r>
+      <w:r>
+        <w:t xml:space="preserve">child confiding in a mother as different from a mother confiding in a</w:t>
+      </w:r>
+      <w:r>
+        <w:t xml:space="preserve"> </w:t>
+      </w:r>
+      <w:r>
+        <w:t xml:space="preserve">child. Yet neither children nor adults viewed opening up emotionally as</w:t>
+      </w:r>
+      <w:r>
+        <w:t xml:space="preserve"> </w:t>
+      </w:r>
+      <w:r>
+        <w:t xml:space="preserve">a way to build a new friendship, suggesting that people intuitively</w:t>
+      </w:r>
+      <w:r>
+        <w:t xml:space="preserve"> </w:t>
+      </w:r>
+      <w:r>
+        <w:t xml:space="preserve">treat emotional intimacy as belonging to relationships that are already</w:t>
+      </w:r>
+      <w:r>
+        <w:t xml:space="preserve"> </w:t>
+      </w:r>
+      <w:r>
+        <w:t xml:space="preserve">close rather than as a tool for creating closeness.</w:t>
       </w:r>
     </w:p>
     <w:bookmarkEnd w:id="9"/>
@@ -6686,13 +6674,31 @@
         <w:t xml:space="preserve"> </w:t>
       </w:r>
       <w:r>
-        <w:t xml:space="preserve">come to have this knowledge. Children may have learned it through more</w:t>
-      </w:r>
-      <w:r>
-        <w:t xml:space="preserve"> </w:t>
-      </w:r>
-      <w:r>
-        <w:t xml:space="preserve">subtle cues (for example, social awkwardness can arise when someone</w:t>
+        <w:t xml:space="preserve">come to have this knowledge. Children may intuit a process whereby they</w:t>
+      </w:r>
+      <w:r>
+        <w:t xml:space="preserve"> </w:t>
+      </w:r>
+      <w:r>
+        <w:t xml:space="preserve">understand that disclosing negative emotions can make the discloser seem</w:t>
+      </w:r>
+      <w:r>
+        <w:t xml:space="preserve"> </w:t>
+      </w:r>
+      <w:r>
+        <w:t xml:space="preserve">less desirable as a social partner or imply that the target of</w:t>
+      </w:r>
+      <w:r>
+        <w:t xml:space="preserve"> </w:t>
+      </w:r>
+      <w:r>
+        <w:t xml:space="preserve">disclosure should help. Children may have learned it through more subtle</w:t>
+      </w:r>
+      <w:r>
+        <w:t xml:space="preserve"> </w:t>
+      </w:r>
+      <w:r>
+        <w:t xml:space="preserve">cues (for example, social awkwardness can arise when someone</w:t>
       </w:r>
       <w:r>
         <w:t xml:space="preserve"> </w:t>
@@ -6713,34 +6719,82 @@
         <w:t xml:space="preserve"> </w:t>
       </w:r>
       <w:r>
-        <w:t xml:space="preserve">provided empathy in a way that others cannot (refer to</w:t>
-      </w:r>
-      <w:r>
-        <w:t xml:space="preserve"> </w:t>
-      </w:r>
-      <w:r>
-        <w:t xml:space="preserve">Crockett (2025)</w:t>
-      </w:r>
-      <w:r>
-        <w:t xml:space="preserve">). Children may intuit a process whereby they</w:t>
-      </w:r>
-      <w:r>
-        <w:t xml:space="preserve"> </w:t>
-      </w:r>
-      <w:r>
-        <w:t xml:space="preserve">understand that disclosing negative emotions can make the discloser seem</w:t>
-      </w:r>
-      <w:r>
-        <w:t xml:space="preserve"> </w:t>
-      </w:r>
-      <w:r>
-        <w:t xml:space="preserve">less desirable as a social partner or imply that the target of</w:t>
-      </w:r>
-      <w:r>
-        <w:t xml:space="preserve"> </w:t>
-      </w:r>
-      <w:r>
-        <w:t xml:space="preserve">disclosure should help.</w:t>
+        <w:t xml:space="preserve">provided empathy in a way that others cannot. This last point resonates</w:t>
+      </w:r>
+      <w:r>
+        <w:t xml:space="preserve"> </w:t>
+      </w:r>
+      <w:r>
+        <w:t xml:space="preserve">with a recent distinction between</w:t>
+      </w:r>
+      <w:r>
+        <w:t xml:space="preserve"> </w:t>
+      </w:r>
+      <w:r>
+        <w:t xml:space="preserve">“thin”</w:t>
+      </w:r>
+      <w:r>
+        <w:t xml:space="preserve"> </w:t>
+      </w:r>
+      <w:r>
+        <w:t xml:space="preserve">and</w:t>
+      </w:r>
+      <w:r>
+        <w:t xml:space="preserve"> </w:t>
+      </w:r>
+      <w:r>
+        <w:t xml:space="preserve">“thick”</w:t>
+      </w:r>
+      <w:r>
+        <w:t xml:space="preserve"> </w:t>
+      </w:r>
+      <w:r>
+        <w:t xml:space="preserve">empathy</w:t>
+      </w:r>
+      <w:r>
+        <w:t xml:space="preserve"> </w:t>
+      </w:r>
+      <w:r>
+        <w:t xml:space="preserve">(Crockett, 2025)</w:t>
+      </w:r>
+      <w:r>
+        <w:t xml:space="preserve">. Thick empathy draws on one’s accumulated</w:t>
+      </w:r>
+      <w:r>
+        <w:t xml:space="preserve"> </w:t>
+      </w:r>
+      <w:r>
+        <w:t xml:space="preserve">experiences with a specific person or experience with what they are</w:t>
+      </w:r>
+      <w:r>
+        <w:t xml:space="preserve"> </w:t>
+      </w:r>
+      <w:r>
+        <w:t xml:space="preserve">going through, letting another grasp someone’s inner state in a way that</w:t>
+      </w:r>
+      <w:r>
+        <w:t xml:space="preserve"> </w:t>
+      </w:r>
+      <w:r>
+        <w:t xml:space="preserve">those without that shared history cannot. Emotional disclosure may</w:t>
+      </w:r>
+      <w:r>
+        <w:t xml:space="preserve"> </w:t>
+      </w:r>
+      <w:r>
+        <w:t xml:space="preserve">therefore be diagnostic of closeness because revealing a sad emotion</w:t>
+      </w:r>
+      <w:r>
+        <w:t xml:space="preserve"> </w:t>
+      </w:r>
+      <w:r>
+        <w:t xml:space="preserve">invites thick empathy, the understanding and support that a close</w:t>
+      </w:r>
+      <w:r>
+        <w:t xml:space="preserve"> </w:t>
+      </w:r>
+      <w:r>
+        <w:t xml:space="preserve">partner is positioned to provide.</w:t>
       </w:r>
     </w:p>
     <w:p>
@@ -6748,7 +6802,7 @@
         <w:pStyle w:val="BodyText"/>
       </w:pPr>
       <w:r>
-        <w:t xml:space="preserve">This may be why neither adults nor children expected people to disclose</w:t>
+        <w:t xml:space="preserve">Relatedly, neither adults nor children expected people to disclose</w:t>
       </w:r>
       <w:r>
         <w:t xml:space="preserve"> </w:t>

--- a/6. Writing & Presentations/OMIT_manuscript_rendered.docx
+++ b/6. Writing & Presentations/OMIT_manuscript_rendered.docx
@@ -2044,6 +2044,60 @@
       <w:r>
         <w:t xml:space="preserve">folder).</w:t>
       </w:r>
+      <w:r>
+        <w:t xml:space="preserve"> </w:t>
+      </w:r>
+      <w:r>
+        <w:t xml:space="preserve">In preparing this manuscript we used a generative AI assistant (Claude,</w:t>
+      </w:r>
+      <w:r>
+        <w:t xml:space="preserve"> </w:t>
+      </w:r>
+      <w:r>
+        <w:t xml:space="preserve">Opus 4.8)</w:t>
+      </w:r>
+      <w:r>
+        <w:t xml:space="preserve"> </w:t>
+      </w:r>
+      <w:r>
+        <w:t xml:space="preserve">(Anthropic, 2026)</w:t>
+      </w:r>
+      <w:r>
+        <w:t xml:space="preserve"> </w:t>
+      </w:r>
+      <w:r>
+        <w:t xml:space="preserve">to assist with drafting and editing</w:t>
+      </w:r>
+      <w:r>
+        <w:t xml:space="preserve"> </w:t>
+      </w:r>
+      <w:r>
+        <w:t xml:space="preserve">prose, formatting the manuscript, and writing and organizing the analysis</w:t>
+      </w:r>
+      <w:r>
+        <w:t xml:space="preserve"> </w:t>
+      </w:r>
+      <w:r>
+        <w:t xml:space="preserve">code and figures. The authors reviewed, verified, and edited all</w:t>
+      </w:r>
+      <w:r>
+        <w:t xml:space="preserve"> </w:t>
+      </w:r>
+      <w:r>
+        <w:t xml:space="preserve">AI-assisted output and take full responsibility for the content of the</w:t>
+      </w:r>
+      <w:r>
+        <w:t xml:space="preserve"> </w:t>
+      </w:r>
+      <w:r>
+        <w:t xml:space="preserve">manuscript; generative AI was not used to collect, generate, or fabricate</w:t>
+      </w:r>
+      <w:r>
+        <w:t xml:space="preserve"> </w:t>
+      </w:r>
+      <w:r>
+        <w:t xml:space="preserve">data or results.</w:t>
+      </w:r>
     </w:p>
     <w:bookmarkEnd w:id="20"/>
     <w:bookmarkEnd w:id="21"/>
@@ -7575,7 +7629,7 @@
       </w:r>
     </w:p>
     <w:bookmarkEnd w:id="64"/>
-    <w:bookmarkStart w:id="116" w:name="references"/>
+    <w:bookmarkStart w:id="118" w:name="references"/>
     <w:p>
       <w:pPr>
         <w:pStyle w:val="Heading1"/>
@@ -7584,7 +7638,7 @@
         <w:t xml:space="preserve">References</w:t>
       </w:r>
     </w:p>
-    <w:bookmarkStart w:id="115" w:name="refs"/>
+    <w:bookmarkStart w:id="117" w:name="refs"/>
     <w:bookmarkStart w:id="66" w:name="ref-afshordi2021"/>
     <w:p>
       <w:pPr>
@@ -7679,7 +7733,44 @@
       </w:hyperlink>
     </w:p>
     <w:bookmarkEnd w:id="68"/>
-    <w:bookmarkStart w:id="70" w:name="ref-appelbaum2018jars"/>
+    <w:bookmarkStart w:id="70" w:name="ref-anthropic2026claude"/>
+    <w:p>
+      <w:pPr>
+        <w:pStyle w:val="Bibliography"/>
+      </w:pPr>
+      <w:r>
+        <w:t xml:space="preserve">Anthropic. (2026).</w:t>
+      </w:r>
+      <w:r>
+        <w:t xml:space="preserve"> </w:t>
+      </w:r>
+      <w:r>
+        <w:rPr>
+          <w:i/>
+          <w:iCs/>
+        </w:rPr>
+        <w:t xml:space="preserve">Claude (opus 4.8)</w:t>
+      </w:r>
+      <w:r>
+        <w:t xml:space="preserve">.</w:t>
+      </w:r>
+      <w:r>
+        <w:t xml:space="preserve"> </w:t>
+      </w:r>
+      <w:hyperlink r:id="rId69">
+        <w:r>
+          <w:rPr>
+            <w:rStyle w:val="Hyperlink"/>
+          </w:rPr>
+          <w:t xml:space="preserve">https://claude.ai</w:t>
+        </w:r>
+      </w:hyperlink>
+      <w:r>
+        <w:t xml:space="preserve">.</w:t>
+      </w:r>
+    </w:p>
+    <w:bookmarkEnd w:id="70"/>
+    <w:bookmarkStart w:id="72" w:name="ref-appelbaum2018jars"/>
     <w:p>
       <w:pPr>
         <w:pStyle w:val="Bibliography"/>
@@ -7728,7 +7819,7 @@
       <w:r>
         <w:t xml:space="preserve"> </w:t>
       </w:r>
-      <w:hyperlink r:id="rId69">
+      <w:hyperlink r:id="rId71">
         <w:r>
           <w:rPr>
             <w:rStyle w:val="Hyperlink"/>
@@ -7737,8 +7828,8 @@
         </w:r>
       </w:hyperlink>
     </w:p>
-    <w:bookmarkEnd w:id="70"/>
-    <w:bookmarkStart w:id="72" w:name="ref-burke2022"/>
+    <w:bookmarkEnd w:id="72"/>
+    <w:bookmarkStart w:id="74" w:name="ref-burke2022"/>
     <w:p>
       <w:pPr>
         <w:pStyle w:val="Bibliography"/>
@@ -7775,7 +7866,7 @@
       <w:r>
         <w:t xml:space="preserve"> </w:t>
       </w:r>
-      <w:hyperlink r:id="rId71">
+      <w:hyperlink r:id="rId73">
         <w:r>
           <w:rPr>
             <w:rStyle w:val="Hyperlink"/>
@@ -7784,8 +7875,8 @@
         </w:r>
       </w:hyperlink>
     </w:p>
-    <w:bookmarkEnd w:id="72"/>
-    <w:bookmarkStart w:id="74" w:name="ref-burkner2018brms"/>
+    <w:bookmarkEnd w:id="74"/>
+    <w:bookmarkStart w:id="76" w:name="ref-burkner2018brms"/>
     <w:p>
       <w:pPr>
         <w:pStyle w:val="Bibliography"/>
@@ -7822,7 +7913,7 @@
       <w:r>
         <w:t xml:space="preserve"> </w:t>
       </w:r>
-      <w:hyperlink r:id="rId73">
+      <w:hyperlink r:id="rId75">
         <w:r>
           <w:rPr>
             <w:rStyle w:val="Hyperlink"/>
@@ -7831,8 +7922,8 @@
         </w:r>
       </w:hyperlink>
     </w:p>
-    <w:bookmarkEnd w:id="74"/>
-    <w:bookmarkStart w:id="75" w:name="ref-chelune1984"/>
+    <w:bookmarkEnd w:id="76"/>
+    <w:bookmarkStart w:id="77" w:name="ref-chelune1984"/>
     <w:p>
       <w:pPr>
         <w:pStyle w:val="Bibliography"/>
@@ -7867,8 +7958,8 @@
         <w:t xml:space="preserve">(1), 213.</w:t>
       </w:r>
     </w:p>
-    <w:bookmarkEnd w:id="75"/>
-    <w:bookmarkStart w:id="77" w:name="ref-clark1979"/>
+    <w:bookmarkEnd w:id="77"/>
+    <w:bookmarkStart w:id="79" w:name="ref-clark1979"/>
     <w:p>
       <w:pPr>
         <w:pStyle w:val="Bibliography"/>
@@ -7905,7 +7996,7 @@
       <w:r>
         <w:t xml:space="preserve"> </w:t>
       </w:r>
-      <w:hyperlink r:id="rId76">
+      <w:hyperlink r:id="rId78">
         <w:r>
           <w:rPr>
             <w:rStyle w:val="Hyperlink"/>
@@ -7914,8 +8005,8 @@
         </w:r>
       </w:hyperlink>
     </w:p>
-    <w:bookmarkEnd w:id="77"/>
-    <w:bookmarkStart w:id="78" w:name="ref-crockett2025empathy"/>
+    <w:bookmarkEnd w:id="79"/>
+    <w:bookmarkStart w:id="80" w:name="ref-crockett2025empathy"/>
     <w:p>
       <w:pPr>
         <w:pStyle w:val="Bibliography"/>
@@ -7937,8 +8028,8 @@
         <w:t xml:space="preserve">.</w:t>
       </w:r>
     </w:p>
-    <w:bookmarkEnd w:id="78"/>
-    <w:bookmarkStart w:id="80" w:name="ref-derlega2008"/>
+    <w:bookmarkEnd w:id="80"/>
+    <w:bookmarkStart w:id="82" w:name="ref-derlega2008"/>
     <w:p>
       <w:pPr>
         <w:pStyle w:val="Bibliography"/>
@@ -7975,7 +8066,7 @@
       <w:r>
         <w:t xml:space="preserve"> </w:t>
       </w:r>
-      <w:hyperlink r:id="rId79">
+      <w:hyperlink r:id="rId81">
         <w:r>
           <w:rPr>
             <w:rStyle w:val="Hyperlink"/>
@@ -7984,8 +8075,8 @@
         </w:r>
       </w:hyperlink>
     </w:p>
-    <w:bookmarkEnd w:id="80"/>
-    <w:bookmarkStart w:id="81" w:name="ref-finkenauer2015know"/>
+    <w:bookmarkEnd w:id="82"/>
+    <w:bookmarkStart w:id="83" w:name="ref-finkenauer2015know"/>
     <w:p>
       <w:pPr>
         <w:pStyle w:val="Bibliography"/>
@@ -8020,8 +8111,8 @@
         <w:t xml:space="preserve">(1), 109–118.</w:t>
       </w:r>
     </w:p>
-    <w:bookmarkEnd w:id="81"/>
-    <w:bookmarkStart w:id="83" w:name="ref-fiske1992"/>
+    <w:bookmarkEnd w:id="83"/>
+    <w:bookmarkStart w:id="85" w:name="ref-fiske1992"/>
     <w:p>
       <w:pPr>
         <w:pStyle w:val="Bibliography"/>
@@ -8058,7 +8149,7 @@
       <w:r>
         <w:t xml:space="preserve"> </w:t>
       </w:r>
-      <w:hyperlink r:id="rId82">
+      <w:hyperlink r:id="rId84">
         <w:r>
           <w:rPr>
             <w:rStyle w:val="Hyperlink"/>
@@ -8067,8 +8158,8 @@
         </w:r>
       </w:hyperlink>
     </w:p>
-    <w:bookmarkEnd w:id="83"/>
-    <w:bookmarkStart w:id="85" w:name="ref-liberman2018"/>
+    <w:bookmarkEnd w:id="85"/>
+    <w:bookmarkStart w:id="87" w:name="ref-liberman2018"/>
     <w:p>
       <w:pPr>
         <w:pStyle w:val="Bibliography"/>
@@ -8105,7 +8196,7 @@
       <w:r>
         <w:t xml:space="preserve"> </w:t>
       </w:r>
-      <w:hyperlink r:id="rId84">
+      <w:hyperlink r:id="rId86">
         <w:r>
           <w:rPr>
             <w:rStyle w:val="Hyperlink"/>
@@ -8114,8 +8205,8 @@
         </w:r>
       </w:hyperlink>
     </w:p>
-    <w:bookmarkEnd w:id="85"/>
-    <w:bookmarkStart w:id="86" w:name="ref-powell2022adopted"/>
+    <w:bookmarkEnd w:id="87"/>
+    <w:bookmarkStart w:id="88" w:name="ref-powell2022adopted"/>
     <w:p>
       <w:pPr>
         <w:pStyle w:val="Bibliography"/>
@@ -8150,8 +8241,8 @@
         <w:t xml:space="preserve">(5), 1215–1233.</w:t>
       </w:r>
     </w:p>
-    <w:bookmarkEnd w:id="86"/>
-    <w:bookmarkStart w:id="88" w:name="ref-rcoreteam2025"/>
+    <w:bookmarkEnd w:id="88"/>
+    <w:bookmarkStart w:id="90" w:name="ref-rcoreteam2025"/>
     <w:p>
       <w:pPr>
         <w:pStyle w:val="Bibliography"/>
@@ -8175,7 +8266,7 @@
       <w:r>
         <w:t xml:space="preserve"> </w:t>
       </w:r>
-      <w:hyperlink r:id="rId87">
+      <w:hyperlink r:id="rId89">
         <w:r>
           <w:rPr>
             <w:rStyle w:val="Hyperlink"/>
@@ -8184,8 +8275,8 @@
         </w:r>
       </w:hyperlink>
     </w:p>
-    <w:bookmarkEnd w:id="88"/>
-    <w:bookmarkStart w:id="90" w:name="ref-rumsey2013opacity"/>
+    <w:bookmarkEnd w:id="90"/>
+    <w:bookmarkStart w:id="92" w:name="ref-rumsey2013opacity"/>
     <w:p>
       <w:pPr>
         <w:pStyle w:val="Bibliography"/>
@@ -8222,7 +8313,7 @@
       <w:r>
         <w:t xml:space="preserve"> </w:t>
       </w:r>
-      <w:hyperlink r:id="rId89">
+      <w:hyperlink r:id="rId91">
         <w:r>
           <w:rPr>
             <w:rStyle w:val="Hyperlink"/>
@@ -8231,8 +8322,8 @@
         </w:r>
       </w:hyperlink>
     </w:p>
-    <w:bookmarkEnd w:id="90"/>
-    <w:bookmarkStart w:id="92" w:name="ref-scott2017lookit"/>
+    <w:bookmarkEnd w:id="92"/>
+    <w:bookmarkStart w:id="94" w:name="ref-scott2017lookit"/>
     <w:p>
       <w:pPr>
         <w:pStyle w:val="Bibliography"/>
@@ -8269,7 +8360,7 @@
       <w:r>
         <w:t xml:space="preserve"> </w:t>
       </w:r>
-      <w:hyperlink r:id="rId91">
+      <w:hyperlink r:id="rId93">
         <w:r>
           <w:rPr>
             <w:rStyle w:val="Hyperlink"/>
@@ -8278,8 +8369,8 @@
         </w:r>
       </w:hyperlink>
     </w:p>
-    <w:bookmarkEnd w:id="92"/>
-    <w:bookmarkStart w:id="94" w:name="ref-shields2024"/>
+    <w:bookmarkEnd w:id="94"/>
+    <w:bookmarkStart w:id="96" w:name="ref-shields2024"/>
     <w:p>
       <w:pPr>
         <w:pStyle w:val="Bibliography"/>
@@ -8316,7 +8407,7 @@
       <w:r>
         <w:t xml:space="preserve"> </w:t>
       </w:r>
-      <w:hyperlink r:id="rId93">
+      <w:hyperlink r:id="rId95">
         <w:r>
           <w:rPr>
             <w:rStyle w:val="Hyperlink"/>
@@ -8325,8 +8416,8 @@
         </w:r>
       </w:hyperlink>
     </w:p>
-    <w:bookmarkEnd w:id="94"/>
-    <w:bookmarkStart w:id="96" w:name="ref-shutts2021"/>
+    <w:bookmarkEnd w:id="96"/>
+    <w:bookmarkStart w:id="98" w:name="ref-shutts2021"/>
     <w:p>
       <w:pPr>
         <w:pStyle w:val="Bibliography"/>
@@ -8353,7 +8444,7 @@
       <w:r>
         <w:t xml:space="preserve"> </w:t>
       </w:r>
-      <w:hyperlink r:id="rId95">
+      <w:hyperlink r:id="rId97">
         <w:r>
           <w:rPr>
             <w:rStyle w:val="Hyperlink"/>
@@ -8362,8 +8453,8 @@
         </w:r>
       </w:hyperlink>
     </w:p>
-    <w:bookmarkEnd w:id="96"/>
-    <w:bookmarkStart w:id="97" w:name="ref-simmel1906sociology"/>
+    <w:bookmarkEnd w:id="98"/>
+    <w:bookmarkStart w:id="99" w:name="ref-simmel1906sociology"/>
     <w:p>
       <w:pPr>
         <w:pStyle w:val="Bibliography"/>
@@ -8398,8 +8489,8 @@
         <w:t xml:space="preserve">(4), 441–498.</w:t>
       </w:r>
     </w:p>
-    <w:bookmarkEnd w:id="97"/>
-    <w:bookmarkStart w:id="99" w:name="ref-small2017"/>
+    <w:bookmarkEnd w:id="99"/>
+    <w:bookmarkStart w:id="101" w:name="ref-small2017"/>
     <w:p>
       <w:pPr>
         <w:pStyle w:val="Bibliography"/>
@@ -8426,7 +8517,7 @@
       <w:r>
         <w:t xml:space="preserve"> </w:t>
       </w:r>
-      <w:hyperlink r:id="rId98">
+      <w:hyperlink r:id="rId100">
         <w:r>
           <w:rPr>
             <w:rStyle w:val="Hyperlink"/>
@@ -8435,8 +8526,8 @@
         </w:r>
       </w:hyperlink>
     </w:p>
-    <w:bookmarkEnd w:id="99"/>
-    <w:bookmarkStart w:id="101" w:name="ref-spokes2016"/>
+    <w:bookmarkEnd w:id="101"/>
+    <w:bookmarkStart w:id="103" w:name="ref-spokes2016"/>
     <w:p>
       <w:pPr>
         <w:pStyle w:val="Bibliography"/>
@@ -8473,7 +8564,7 @@
       <w:r>
         <w:t xml:space="preserve"> </w:t>
       </w:r>
-      <w:hyperlink r:id="rId100">
+      <w:hyperlink r:id="rId102">
         <w:r>
           <w:rPr>
             <w:rStyle w:val="Hyperlink"/>
@@ -8482,8 +8573,8 @@
         </w:r>
       </w:hyperlink>
     </w:p>
-    <w:bookmarkEnd w:id="101"/>
-    <w:bookmarkStart w:id="103" w:name="ref-thomas2024"/>
+    <w:bookmarkEnd w:id="103"/>
+    <w:bookmarkStart w:id="105" w:name="ref-thomas2024"/>
     <w:p>
       <w:pPr>
         <w:pStyle w:val="Bibliography"/>
@@ -8507,7 +8598,7 @@
       <w:r>
         <w:t xml:space="preserve"> </w:t>
       </w:r>
-      <w:hyperlink r:id="rId102">
+      <w:hyperlink r:id="rId104">
         <w:r>
           <w:rPr>
             <w:rStyle w:val="Hyperlink"/>
@@ -8516,8 +8607,8 @@
         </w:r>
       </w:hyperlink>
     </w:p>
-    <w:bookmarkEnd w:id="103"/>
-    <w:bookmarkStart w:id="104" w:name="ref-thomas2025caregiving"/>
+    <w:bookmarkEnd w:id="105"/>
+    <w:bookmarkStart w:id="106" w:name="ref-thomas2025caregiving"/>
     <w:p>
       <w:pPr>
         <w:pStyle w:val="Bibliography"/>
@@ -8552,8 +8643,8 @@
         <w:t xml:space="preserve">(1), 14–35.</w:t>
       </w:r>
     </w:p>
-    <w:bookmarkEnd w:id="104"/>
-    <w:bookmarkStart w:id="106" w:name="ref-thomasSaliva2022"/>
+    <w:bookmarkEnd w:id="106"/>
+    <w:bookmarkStart w:id="108" w:name="ref-thomasSaliva2022"/>
     <w:p>
       <w:pPr>
         <w:pStyle w:val="Bibliography"/>
@@ -8590,7 +8681,7 @@
       <w:r>
         <w:t xml:space="preserve"> </w:t>
       </w:r>
-      <w:hyperlink r:id="rId105">
+      <w:hyperlink r:id="rId107">
         <w:r>
           <w:rPr>
             <w:rStyle w:val="Hyperlink"/>
@@ -8599,8 +8690,8 @@
         </w:r>
       </w:hyperlink>
     </w:p>
-    <w:bookmarkEnd w:id="106"/>
-    <w:bookmarkStart w:id="108" w:name="ref-thomsen2020"/>
+    <w:bookmarkEnd w:id="108"/>
+    <w:bookmarkStart w:id="110" w:name="ref-thomsen2020"/>
     <w:p>
       <w:pPr>
         <w:pStyle w:val="Bibliography"/>
@@ -8637,7 +8728,7 @@
       <w:r>
         <w:t xml:space="preserve"> </w:t>
       </w:r>
-      <w:hyperlink r:id="rId107">
+      <w:hyperlink r:id="rId109">
         <w:r>
           <w:rPr>
             <w:rStyle w:val="Hyperlink"/>
@@ -8646,8 +8737,8 @@
         </w:r>
       </w:hyperlink>
     </w:p>
-    <w:bookmarkEnd w:id="108"/>
-    <w:bookmarkStart w:id="110" w:name="ref-vijayakumar2020"/>
+    <w:bookmarkEnd w:id="110"/>
+    <w:bookmarkStart w:id="112" w:name="ref-vijayakumar2020"/>
     <w:p>
       <w:pPr>
         <w:pStyle w:val="Bibliography"/>
@@ -8684,7 +8775,7 @@
       <w:r>
         <w:t xml:space="preserve"> </w:t>
       </w:r>
-      <w:hyperlink r:id="rId109">
+      <w:hyperlink r:id="rId111">
         <w:r>
           <w:rPr>
             <w:rStyle w:val="Hyperlink"/>
@@ -8693,8 +8784,8 @@
         </w:r>
       </w:hyperlink>
     </w:p>
-    <w:bookmarkEnd w:id="110"/>
-    <w:bookmarkStart w:id="111" w:name="ref-wellman2015"/>
+    <w:bookmarkEnd w:id="112"/>
+    <w:bookmarkStart w:id="113" w:name="ref-wellman2015"/>
     <w:p>
       <w:pPr>
         <w:pStyle w:val="Bibliography"/>
@@ -8716,8 +8807,8 @@
         <w:t xml:space="preserve">. Oxford University Press.</w:t>
       </w:r>
     </w:p>
-    <w:bookmarkEnd w:id="111"/>
-    <w:bookmarkStart w:id="112" w:name="ref-willems2020role"/>
+    <w:bookmarkEnd w:id="113"/>
+    <w:bookmarkStart w:id="114" w:name="ref-willems2020role"/>
     <w:p>
       <w:pPr>
         <w:pStyle w:val="Bibliography"/>
@@ -8752,8 +8843,8 @@
         <w:t xml:space="preserve">, 33–37.</w:t>
       </w:r>
     </w:p>
-    <w:bookmarkEnd w:id="112"/>
-    <w:bookmarkStart w:id="114" w:name="ref-woo2024"/>
+    <w:bookmarkEnd w:id="114"/>
+    <w:bookmarkStart w:id="116" w:name="ref-woo2024"/>
     <w:p>
       <w:pPr>
         <w:pStyle w:val="Bibliography"/>
@@ -8790,7 +8881,7 @@
       <w:r>
         <w:t xml:space="preserve"> </w:t>
       </w:r>
-      <w:hyperlink r:id="rId113">
+      <w:hyperlink r:id="rId115">
         <w:r>
           <w:rPr>
             <w:rStyle w:val="Hyperlink"/>
@@ -8799,9 +8890,9 @@
         </w:r>
       </w:hyperlink>
     </w:p>
-    <w:bookmarkEnd w:id="114"/>
-    <w:bookmarkEnd w:id="115"/>
     <w:bookmarkEnd w:id="116"/>
+    <w:bookmarkEnd w:id="117"/>
+    <w:bookmarkEnd w:id="118"/>
     <w:sectPr>
       <w:footnotePr>
         <w:numRestart w:val="eachSect"/>

--- a/6. Writing & Presentations/OMIT_manuscript_rendered.docx
+++ b/6. Writing & Presentations/OMIT_manuscript_rendered.docx
@@ -855,32 +855,32 @@
         <w:rPr>
           <w:color w:val="000000" w:themeColor="text1"/>
         </w:rPr>
-        <w:t xml:space="preserve">Unless otherwise noted, the studies’ designs and primary analyses were pre-registered (Studies 1, 3.A, and 4.A: </w:t>
-      </w:r>
-      <w:hyperlink r:id="rId6">
-        <w:r>
-          <w:rPr>
-            <w:rStyle w:val="Hyperlink"/>
-            <w:color w:val="000000" w:themeColor="text1"/>
-          </w:rPr>
-          <w:t>https://osf.io/pv9gj/</w:t>
-        </w:r>
-      </w:hyperlink>
-      <w:r>
-        <w:rPr>
-          <w:color w:val="000000" w:themeColor="text1"/>
-        </w:rPr>
-        <w:t xml:space="preserve">; Studies 2, 3.B, and 4.B: </w:t>
-      </w:r>
-      <w:hyperlink r:id="rId7">
-        <w:r>
-          <w:rPr>
-            <w:rStyle w:val="Hyperlink"/>
-            <w:color w:val="000000" w:themeColor="text1"/>
-          </w:rPr>
-          <w:t>https://osf.io/sx37c/</w:t>
-        </w:r>
-      </w:hyperlink>
+        <w:t>Unless otherwise noted, the studies’ designs and primary analyses were pre-registered (Studies 1, 3.A, and 4.A</w:t>
+      </w:r>
+      <w:r>
+        <w:rPr>
+          <w:color w:val="000000" w:themeColor="text1"/>
+        </w:rPr>
+        <w:t xml:space="preserve"> </w:t>
+      </w:r>
+      <w:r>
+        <w:rPr>
+          <w:color w:val="000000" w:themeColor="text1"/>
+        </w:rPr>
+        <w:t>removed for masked review</w:t>
+      </w:r>
+      <w:r>
+        <w:rPr>
+          <w:color w:val="000000" w:themeColor="text1"/>
+        </w:rPr>
+        <w:t>; Studies 2, 3.B, and 4.B</w:t>
+      </w:r>
+      <w:r>
+        <w:rPr>
+          <w:color w:val="000000" w:themeColor="text1"/>
+        </w:rPr>
+        <w:t xml:space="preserve"> removed for masked review</w:t>
+      </w:r>
       <w:r>
         <w:rPr>
           <w:color w:val="000000" w:themeColor="text1"/>
@@ -938,7 +938,7 @@
         <w:lastRenderedPageBreak/>
         <w:t xml:space="preserve">(Bürkner, 2018). All data, analysis code, and study materials are available at </w:t>
       </w:r>
-      <w:hyperlink r:id="rId8">
+      <w:hyperlink r:id="rId6">
         <w:r>
           <w:rPr>
             <w:rStyle w:val="Hyperlink"/>
@@ -1755,7 +1755,7 @@
                           </pic:cNvPicPr>
                         </pic:nvPicPr>
                         <pic:blipFill>
-                          <a:blip r:embed="rId9"/>
+                          <a:blip r:embed="rId7"/>
                           <a:stretch>
                             <a:fillRect/>
                           </a:stretch>
@@ -2413,6 +2413,1479 @@
                       <pic:pic xmlns:pic="http://schemas.openxmlformats.org/drawingml/2006/picture">
                         <pic:nvPicPr>
                           <pic:cNvPr id="31" name="Picture" descr="../5.%20Analysis/figures/combined_study2.png"/>
+                          <pic:cNvPicPr>
+                            <a:picLocks noChangeAspect="1" noChangeArrowheads="1"/>
+                          </pic:cNvPicPr>
+                        </pic:nvPicPr>
+                        <pic:blipFill>
+                          <a:blip r:embed="rId8"/>
+                          <a:stretch>
+                            <a:fillRect/>
+                          </a:stretch>
+                        </pic:blipFill>
+                        <pic:spPr bwMode="auto">
+                          <a:xfrm>
+                            <a:off x="0" y="0"/>
+                            <a:ext cx="5334000" cy="2521527"/>
+                          </a:xfrm>
+                          <a:prstGeom prst="rect">
+                            <a:avLst/>
+                          </a:prstGeom>
+                          <a:noFill/>
+                          <a:ln w="9525">
+                            <a:noFill/>
+                            <a:headEnd/>
+                            <a:tailEnd/>
+                          </a:ln>
+                        </pic:spPr>
+                      </pic:pic>
+                    </a:graphicData>
+                  </a:graphic>
+                </wp:inline>
+              </w:drawing>
+            </w:r>
+          </w:p>
+          <w:p>
+            <w:pPr>
+              <w:pStyle w:val="ImageCaption"/>
+              <w:spacing w:before="200"/>
+              <w:rPr>
+                <w:color w:val="000000" w:themeColor="text1"/>
+                <w:szCs w:val="24"/>
+              </w:rPr>
+            </w:pPr>
+            <w:r>
+              <w:rPr>
+                <w:color w:val="000000" w:themeColor="text1"/>
+                <w:szCs w:val="24"/>
+              </w:rPr>
+              <w:t>Figure 3: Study 2. (A) Proportion of judgments that the protagonist would disclose the emotion (vs. the fact) to a friend vs. a best friend, by emotion condition, for children and adults. (B) Predicted probability of choosing the emotion across age, by condition and relationship; solid lines are model estimates for children, dashed lines are adult observed means, and points are individual children.</w:t>
+            </w:r>
+          </w:p>
+        </w:tc>
+        <w:bookmarkEnd w:id="13"/>
+      </w:tr>
+    </w:tbl>
+    <w:p>
+      <w:pPr>
+        <w:pStyle w:val="BodyText"/>
+        <w:rPr>
+          <w:color w:val="000000" w:themeColor="text1"/>
+        </w:rPr>
+      </w:pPr>
+      <w:r>
+        <w:rPr>
+          <w:b/>
+          <w:bCs/>
+          <w:color w:val="000000" w:themeColor="text1"/>
+        </w:rPr>
+        <w:t>Developmental change.</w:t>
+      </w:r>
+      <w:r>
+        <w:rPr>
+          <w:color w:val="000000" w:themeColor="text1"/>
+        </w:rPr>
+        <w:t xml:space="preserve"> The tendency to expect sad-emotion disclosure to a best friend (vs. a friend) strengthened with age (three-way emotion × relationship × age: median = 0.59, 95% CI [0.12, 1.08]; </w:t>
+      </w:r>
+      <w:hyperlink w:anchor="fig-study2">
+        <w:r>
+          <w:rPr>
+            <w:rStyle w:val="Hyperlink"/>
+            <w:color w:val="000000" w:themeColor="text1"/>
+          </w:rPr>
+          <w:t>Figure 3</w:t>
+        </w:r>
+      </w:hyperlink>
+      <w:r>
+        <w:rPr>
+          <w:color w:val="000000" w:themeColor="text1"/>
+        </w:rPr>
+        <w:t>, panel B). By 9 years children strongly expected a sad emotion to be shared with the best friend, whereas at 6 years they showed little differentiation (see Supplement, Table S11).</w:t>
+      </w:r>
+    </w:p>
+    <w:p>
+      <w:pPr>
+        <w:pStyle w:val="Heading2"/>
+        <w:rPr>
+          <w:rFonts w:ascii="Times New Roman" w:hAnsi="Times New Roman" w:cs="Times New Roman"/>
+          <w:color w:val="000000" w:themeColor="text1"/>
+          <w:szCs w:val="24"/>
+        </w:rPr>
+      </w:pPr>
+      <w:bookmarkStart w:id="14" w:name="discussion-1"/>
+      <w:bookmarkEnd w:id="12"/>
+      <w:r>
+        <w:rPr>
+          <w:rFonts w:ascii="Times New Roman" w:hAnsi="Times New Roman" w:cs="Times New Roman"/>
+          <w:color w:val="000000" w:themeColor="text1"/>
+          <w:szCs w:val="24"/>
+        </w:rPr>
+        <w:t>Discussion</w:t>
+      </w:r>
+    </w:p>
+    <w:p>
+      <w:pPr>
+        <w:pStyle w:val="FirstParagraph"/>
+        <w:rPr>
+          <w:color w:val="000000" w:themeColor="text1"/>
+        </w:rPr>
+      </w:pPr>
+      <w:r>
+        <w:rPr>
+          <w:color w:val="000000" w:themeColor="text1"/>
+        </w:rPr>
+        <w:t xml:space="preserve">In Study 2, children expected more emotional disclosure to a best friend than to a friend. This aligns with literature suggesting that children consider the relationship and use cues of social closeness when deciding what information will be disclosed (Anagnostaki et al., 2013). The effect of emotion valence trended in the same direction as in Study 1—sad emotions disclosed more than happy—but was not credible on its own, though the per-age analysis showed the sad/best-friend preference emerging with age. Adults showed the same best-friend preference </w:t>
+      </w:r>
+      <w:r>
+        <w:rPr>
+          <w:color w:val="000000" w:themeColor="text1"/>
+        </w:rPr>
+        <w:lastRenderedPageBreak/>
+        <w:t xml:space="preserve">specifically for sad emotions, however unlike in Study 1 did differentiate between the sad and happy condition. Thus, during the period between </w:t>
+      </w:r>
+      <w:r>
+        <w:rPr>
+          <w:color w:val="000000" w:themeColor="text1"/>
+        </w:rPr>
+        <w:t>6- and 9-years</w:t>
+      </w:r>
+      <w:r>
+        <w:rPr>
+          <w:color w:val="000000" w:themeColor="text1"/>
+        </w:rPr>
+        <w:t xml:space="preserve"> children begin to differentiate a best friend from a friend in their expectations about emotional disclosure, looking more adult-like with age.</w:t>
+      </w:r>
+    </w:p>
+    <w:p>
+      <w:pPr>
+        <w:pStyle w:val="Heading1"/>
+        <w:rPr>
+          <w:rFonts w:ascii="Times New Roman" w:hAnsi="Times New Roman" w:cs="Times New Roman"/>
+          <w:color w:val="000000" w:themeColor="text1"/>
+          <w:szCs w:val="24"/>
+        </w:rPr>
+      </w:pPr>
+      <w:bookmarkStart w:id="15" w:name="X8baf3738b9021ab9ba60f22c31fba3c1e3fd991"/>
+      <w:bookmarkEnd w:id="11"/>
+      <w:bookmarkEnd w:id="14"/>
+      <w:r>
+        <w:rPr>
+          <w:rFonts w:ascii="Times New Roman" w:hAnsi="Times New Roman" w:cs="Times New Roman"/>
+          <w:color w:val="000000" w:themeColor="text1"/>
+          <w:szCs w:val="24"/>
+        </w:rPr>
+        <w:t>Study 3: Using emotional disclosure to create and advance social closeness</w:t>
+      </w:r>
+    </w:p>
+    <w:p>
+      <w:pPr>
+        <w:pStyle w:val="Heading2"/>
+        <w:rPr>
+          <w:rFonts w:ascii="Times New Roman" w:hAnsi="Times New Roman" w:cs="Times New Roman"/>
+          <w:color w:val="000000" w:themeColor="text1"/>
+          <w:szCs w:val="24"/>
+        </w:rPr>
+      </w:pPr>
+      <w:bookmarkStart w:id="16" w:name="study-3.a"/>
+      <w:r>
+        <w:rPr>
+          <w:rFonts w:ascii="Times New Roman" w:hAnsi="Times New Roman" w:cs="Times New Roman"/>
+          <w:color w:val="000000" w:themeColor="text1"/>
+          <w:szCs w:val="24"/>
+        </w:rPr>
+        <w:t>Study 3.A</w:t>
+      </w:r>
+    </w:p>
+    <w:p>
+      <w:pPr>
+        <w:pStyle w:val="FirstParagraph"/>
+        <w:rPr>
+          <w:color w:val="000000" w:themeColor="text1"/>
+        </w:rPr>
+      </w:pPr>
+      <w:r>
+        <w:rPr>
+          <w:color w:val="000000" w:themeColor="text1"/>
+        </w:rPr>
+        <w:t>In Studies 1 and 2, children and adults connected close social relationships with emotional intimacy. It stood to reason, then, that children would be able to use this information when thinking about how another person might try to create a social relationship. This would speak to an intuitive theory of relationships that grants children and adults the opportunity to intervene in the world by using a causal model of how relationships and emotional intimacy coincide. In Study 3, we investigate this possibility.</w:t>
+      </w:r>
+    </w:p>
+    <w:p>
+      <w:pPr>
+        <w:pStyle w:val="Heading3"/>
+        <w:rPr>
+          <w:rFonts w:cs="Times New Roman"/>
+          <w:color w:val="000000" w:themeColor="text1"/>
+          <w:szCs w:val="24"/>
+        </w:rPr>
+      </w:pPr>
+      <w:bookmarkStart w:id="17" w:name="methods"/>
+      <w:r>
+        <w:rPr>
+          <w:rFonts w:cs="Times New Roman"/>
+          <w:color w:val="000000" w:themeColor="text1"/>
+          <w:szCs w:val="24"/>
+        </w:rPr>
+        <w:t>Methods</w:t>
+      </w:r>
+    </w:p>
+    <w:p>
+      <w:pPr>
+        <w:pStyle w:val="FirstParagraph"/>
+        <w:rPr>
+          <w:color w:val="000000" w:themeColor="text1"/>
+        </w:rPr>
+      </w:pPr>
+      <w:r>
+        <w:rPr>
+          <w:color w:val="000000" w:themeColor="text1"/>
+        </w:rPr>
+        <w:t>In Study 3.A, children and adults learned about a protagonist who wanted to become close friends with a character they met for the first time. We then asked the participants to choose whether the protagonist should disclose the fact or their emotional state to achieve this goal.</w:t>
+      </w:r>
+    </w:p>
+    <w:p>
+      <w:pPr>
+        <w:pStyle w:val="Heading3"/>
+        <w:rPr>
+          <w:rFonts w:cs="Times New Roman"/>
+          <w:color w:val="000000" w:themeColor="text1"/>
+          <w:szCs w:val="24"/>
+        </w:rPr>
+      </w:pPr>
+      <w:bookmarkStart w:id="18" w:name="results-2"/>
+      <w:bookmarkEnd w:id="17"/>
+      <w:r>
+        <w:rPr>
+          <w:rFonts w:cs="Times New Roman"/>
+          <w:color w:val="000000" w:themeColor="text1"/>
+          <w:szCs w:val="24"/>
+        </w:rPr>
+        <w:t>Results</w:t>
+      </w:r>
+    </w:p>
+    <w:p>
+      <w:pPr>
+        <w:pStyle w:val="FirstParagraph"/>
+        <w:rPr>
+          <w:color w:val="000000" w:themeColor="text1"/>
+        </w:rPr>
+      </w:pPr>
+      <w:r>
+        <w:rPr>
+          <w:color w:val="000000" w:themeColor="text1"/>
+        </w:rPr>
+        <w:t xml:space="preserve">We found that the children were equally likely to say that the protagonist should disclose a fact compared to an emotion across both the sad condition (49% chose emotion, </w:t>
+      </w:r>
+      <m:oMath>
+        <m:r>
+          <w:rPr>
+            <w:rFonts w:ascii="Cambria Math" w:hAnsi="Cambria Math"/>
+            <w:color w:val="000000" w:themeColor="text1"/>
+          </w:rPr>
+          <m:t>B</m:t>
+        </m:r>
+        <m:sSub>
+          <m:sSubPr>
+            <m:ctrlPr>
+              <w:rPr>
+                <w:rFonts w:ascii="Cambria Math" w:hAnsi="Cambria Math"/>
+                <w:color w:val="000000" w:themeColor="text1"/>
+              </w:rPr>
+            </m:ctrlPr>
+          </m:sSubPr>
+          <m:e>
+            <m:r>
+              <w:rPr>
+                <w:rFonts w:ascii="Cambria Math" w:hAnsi="Cambria Math"/>
+                <w:color w:val="000000" w:themeColor="text1"/>
+              </w:rPr>
+              <m:t>F</m:t>
+            </m:r>
+          </m:e>
+          <m:sub>
+            <m:r>
+              <w:rPr>
+                <w:rFonts w:ascii="Cambria Math" w:hAnsi="Cambria Math"/>
+                <w:color w:val="000000" w:themeColor="text1"/>
+              </w:rPr>
+              <m:t>01</m:t>
+            </m:r>
+          </m:sub>
+        </m:sSub>
+      </m:oMath>
+      <w:r>
+        <w:rPr>
+          <w:color w:val="000000" w:themeColor="text1"/>
+        </w:rPr>
+        <w:t xml:space="preserve"> = 3.57) and the happy condition (58% chose emotion, </w:t>
+      </w:r>
+      <m:oMath>
+        <m:r>
+          <w:rPr>
+            <w:rFonts w:ascii="Cambria Math" w:hAnsi="Cambria Math"/>
+            <w:color w:val="000000" w:themeColor="text1"/>
+          </w:rPr>
+          <m:t>B</m:t>
+        </m:r>
+        <m:sSub>
+          <m:sSubPr>
+            <m:ctrlPr>
+              <w:rPr>
+                <w:rFonts w:ascii="Cambria Math" w:hAnsi="Cambria Math"/>
+                <w:color w:val="000000" w:themeColor="text1"/>
+              </w:rPr>
+            </m:ctrlPr>
+          </m:sSubPr>
+          <m:e>
+            <m:r>
+              <w:rPr>
+                <w:rFonts w:ascii="Cambria Math" w:hAnsi="Cambria Math"/>
+                <w:color w:val="000000" w:themeColor="text1"/>
+              </w:rPr>
+              <m:t>F</m:t>
+            </m:r>
+          </m:e>
+          <m:sub>
+            <m:r>
+              <w:rPr>
+                <w:rFonts w:ascii="Cambria Math" w:hAnsi="Cambria Math"/>
+                <w:color w:val="000000" w:themeColor="text1"/>
+              </w:rPr>
+              <m:t>10</m:t>
+            </m:r>
+          </m:sub>
+        </m:sSub>
+      </m:oMath>
+      <w:r>
+        <w:rPr>
+          <w:color w:val="000000" w:themeColor="text1"/>
+        </w:rPr>
+        <w:t xml:space="preserve"> = 1.03). Adults answered similarly across conditions (sad: 48%, </w:t>
+      </w:r>
+      <m:oMath>
+        <m:r>
+          <w:rPr>
+            <w:rFonts w:ascii="Cambria Math" w:hAnsi="Cambria Math"/>
+            <w:color w:val="000000" w:themeColor="text1"/>
+          </w:rPr>
+          <m:t>B</m:t>
+        </m:r>
+        <m:sSub>
+          <m:sSubPr>
+            <m:ctrlPr>
+              <w:rPr>
+                <w:rFonts w:ascii="Cambria Math" w:hAnsi="Cambria Math"/>
+                <w:color w:val="000000" w:themeColor="text1"/>
+              </w:rPr>
+            </m:ctrlPr>
+          </m:sSubPr>
+          <m:e>
+            <m:r>
+              <w:rPr>
+                <w:rFonts w:ascii="Cambria Math" w:hAnsi="Cambria Math"/>
+                <w:color w:val="000000" w:themeColor="text1"/>
+              </w:rPr>
+              <m:t>F</m:t>
+            </m:r>
+          </m:e>
+          <m:sub>
+            <m:r>
+              <w:rPr>
+                <w:rFonts w:ascii="Cambria Math" w:hAnsi="Cambria Math"/>
+                <w:color w:val="000000" w:themeColor="text1"/>
+              </w:rPr>
+              <m:t>01</m:t>
+            </m:r>
+          </m:sub>
+        </m:sSub>
+      </m:oMath>
+      <w:r>
+        <w:rPr>
+          <w:color w:val="000000" w:themeColor="text1"/>
+        </w:rPr>
+        <w:t xml:space="preserve"> = 3.57; happy: 49%, </w:t>
+      </w:r>
+      <m:oMath>
+        <m:r>
+          <w:rPr>
+            <w:rFonts w:ascii="Cambria Math" w:hAnsi="Cambria Math"/>
+            <w:color w:val="000000" w:themeColor="text1"/>
+          </w:rPr>
+          <m:t>B</m:t>
+        </m:r>
+        <m:sSub>
+          <m:sSubPr>
+            <m:ctrlPr>
+              <w:rPr>
+                <w:rFonts w:ascii="Cambria Math" w:hAnsi="Cambria Math"/>
+                <w:color w:val="000000" w:themeColor="text1"/>
+              </w:rPr>
+            </m:ctrlPr>
+          </m:sSubPr>
+          <m:e>
+            <m:r>
+              <w:rPr>
+                <w:rFonts w:ascii="Cambria Math" w:hAnsi="Cambria Math"/>
+                <w:color w:val="000000" w:themeColor="text1"/>
+              </w:rPr>
+              <m:t>F</m:t>
+            </m:r>
+          </m:e>
+          <m:sub>
+            <m:r>
+              <w:rPr>
+                <w:rFonts w:ascii="Cambria Math" w:hAnsi="Cambria Math"/>
+                <w:color w:val="000000" w:themeColor="text1"/>
+              </w:rPr>
+              <m:t>01</m:t>
+            </m:r>
+          </m:sub>
+        </m:sSub>
+      </m:oMath>
+      <w:r>
+        <w:rPr>
+          <w:color w:val="000000" w:themeColor="text1"/>
+        </w:rPr>
+        <w:t xml:space="preserve"> = 3.23). We also did not find evidence of effects of condition in our model for the children (median = -0.25, 95% CI [-0.72, 0.23]) or for the adults (median = -0.16, 95% CI [-1.09, 0.75]).</w:t>
+      </w:r>
+    </w:p>
+    <w:p>
+      <w:pPr>
+        <w:pStyle w:val="BodyText"/>
+        <w:rPr>
+          <w:color w:val="000000" w:themeColor="text1"/>
+        </w:rPr>
+      </w:pPr>
+      <w:r>
+        <w:rPr>
+          <w:b/>
+          <w:bCs/>
+          <w:color w:val="000000" w:themeColor="text1"/>
+        </w:rPr>
+        <w:lastRenderedPageBreak/>
+        <w:t>Developmental change.</w:t>
+      </w:r>
+      <w:r>
+        <w:rPr>
+          <w:color w:val="000000" w:themeColor="text1"/>
+        </w:rPr>
+        <w:t xml:space="preserve"> The emotion × age interaction was not credible (median = 0.36, 95% CI [-0.12, 0.84]; </w:t>
+      </w:r>
+      <w:hyperlink w:anchor="fig-study3-age">
+        <w:r>
+          <w:rPr>
+            <w:rStyle w:val="Hyperlink"/>
+            <w:color w:val="000000" w:themeColor="text1"/>
+          </w:rPr>
+          <w:t>Figure 4</w:t>
+        </w:r>
+      </w:hyperlink>
+      <w:r>
+        <w:rPr>
+          <w:color w:val="000000" w:themeColor="text1"/>
+        </w:rPr>
+        <w:t>, panel A).</w:t>
+      </w:r>
+    </w:p>
+    <w:p>
+      <w:pPr>
+        <w:pStyle w:val="Heading2"/>
+        <w:rPr>
+          <w:rFonts w:ascii="Times New Roman" w:hAnsi="Times New Roman" w:cs="Times New Roman"/>
+          <w:color w:val="000000" w:themeColor="text1"/>
+          <w:szCs w:val="24"/>
+        </w:rPr>
+      </w:pPr>
+      <w:bookmarkStart w:id="19" w:name="study-3.b"/>
+      <w:bookmarkEnd w:id="16"/>
+      <w:bookmarkEnd w:id="18"/>
+      <w:r>
+        <w:rPr>
+          <w:rFonts w:ascii="Times New Roman" w:hAnsi="Times New Roman" w:cs="Times New Roman"/>
+          <w:color w:val="000000" w:themeColor="text1"/>
+          <w:szCs w:val="24"/>
+        </w:rPr>
+        <w:t>Study 3.B</w:t>
+      </w:r>
+    </w:p>
+    <w:p>
+      <w:pPr>
+        <w:pStyle w:val="FirstParagraph"/>
+        <w:rPr>
+          <w:color w:val="000000" w:themeColor="text1"/>
+        </w:rPr>
+      </w:pPr>
+      <w:r>
+        <w:rPr>
+          <w:color w:val="000000" w:themeColor="text1"/>
+        </w:rPr>
+        <w:t xml:space="preserve">In Study 3.B, children and adults learned that the protagonist has a friend with whom they want to become best friends. </w:t>
+      </w:r>
+      <w:proofErr w:type="gramStart"/>
+      <w:r>
+        <w:rPr>
+          <w:color w:val="000000" w:themeColor="text1"/>
+        </w:rPr>
+        <w:t>In order to</w:t>
+      </w:r>
+      <w:proofErr w:type="gramEnd"/>
+      <w:r>
+        <w:rPr>
+          <w:color w:val="000000" w:themeColor="text1"/>
+        </w:rPr>
+        <w:t xml:space="preserve"> achieve this, we asked the participants if the protagonist would tell </w:t>
+      </w:r>
+      <w:r>
+        <w:rPr>
+          <w:color w:val="000000" w:themeColor="text1"/>
+        </w:rPr>
+        <w:t xml:space="preserve">them </w:t>
+      </w:r>
+      <w:r>
+        <w:rPr>
+          <w:color w:val="000000" w:themeColor="text1"/>
+        </w:rPr>
+        <w:t>about the fact or their emotion.</w:t>
+      </w:r>
+    </w:p>
+    <w:p>
+      <w:pPr>
+        <w:pStyle w:val="Heading3"/>
+        <w:rPr>
+          <w:rFonts w:cs="Times New Roman"/>
+          <w:color w:val="000000" w:themeColor="text1"/>
+          <w:szCs w:val="24"/>
+        </w:rPr>
+      </w:pPr>
+      <w:bookmarkStart w:id="20" w:name="results-3"/>
+      <w:r>
+        <w:rPr>
+          <w:rFonts w:cs="Times New Roman"/>
+          <w:color w:val="000000" w:themeColor="text1"/>
+          <w:szCs w:val="24"/>
+        </w:rPr>
+        <w:t>Results</w:t>
+      </w:r>
+    </w:p>
+    <w:p>
+      <w:pPr>
+        <w:pStyle w:val="FirstParagraph"/>
+        <w:rPr>
+          <w:color w:val="000000" w:themeColor="text1"/>
+        </w:rPr>
+      </w:pPr>
+      <w:r>
+        <w:rPr>
+          <w:color w:val="000000" w:themeColor="text1"/>
+        </w:rPr>
+        <w:t xml:space="preserve">We pre-registered the hypothesis that people would disclose sad emotions </w:t>
+      </w:r>
+      <w:proofErr w:type="gramStart"/>
+      <w:r>
+        <w:rPr>
+          <w:color w:val="000000" w:themeColor="text1"/>
+        </w:rPr>
+        <w:t>in order to</w:t>
+      </w:r>
+      <w:proofErr w:type="gramEnd"/>
+      <w:r>
+        <w:rPr>
+          <w:color w:val="000000" w:themeColor="text1"/>
+        </w:rPr>
+        <w:t xml:space="preserve"> deepen an existing friendship, so the one-sided tests asked whether the emotion was chosen more than chance. Children did not show this pattern: in the sad condition they were no more likely than chance to choose the emotion over the fact (36%, </w:t>
+      </w:r>
+      <m:oMath>
+        <m:r>
+          <w:rPr>
+            <w:rFonts w:ascii="Cambria Math" w:hAnsi="Cambria Math"/>
+            <w:color w:val="000000" w:themeColor="text1"/>
+          </w:rPr>
+          <m:t>B</m:t>
+        </m:r>
+        <m:sSub>
+          <m:sSubPr>
+            <m:ctrlPr>
+              <w:rPr>
+                <w:rFonts w:ascii="Cambria Math" w:hAnsi="Cambria Math"/>
+                <w:color w:val="000000" w:themeColor="text1"/>
+              </w:rPr>
+            </m:ctrlPr>
+          </m:sSubPr>
+          <m:e>
+            <m:r>
+              <w:rPr>
+                <w:rFonts w:ascii="Cambria Math" w:hAnsi="Cambria Math"/>
+                <w:color w:val="000000" w:themeColor="text1"/>
+              </w:rPr>
+              <m:t>F</m:t>
+            </m:r>
+          </m:e>
+          <m:sub>
+            <m:r>
+              <w:rPr>
+                <w:rFonts w:ascii="Cambria Math" w:hAnsi="Cambria Math"/>
+                <w:color w:val="000000" w:themeColor="text1"/>
+              </w:rPr>
+              <m:t>01</m:t>
+            </m:r>
+          </m:sub>
+        </m:sSub>
+      </m:oMath>
+      <w:r>
+        <w:rPr>
+          <w:color w:val="000000" w:themeColor="text1"/>
+        </w:rPr>
+        <w:t xml:space="preserve"> = 17), nor in the happy condition (44%, </w:t>
+      </w:r>
+      <m:oMath>
+        <m:r>
+          <w:rPr>
+            <w:rFonts w:ascii="Cambria Math" w:hAnsi="Cambria Math"/>
+            <w:color w:val="000000" w:themeColor="text1"/>
+          </w:rPr>
+          <m:t>B</m:t>
+        </m:r>
+        <m:sSub>
+          <m:sSubPr>
+            <m:ctrlPr>
+              <w:rPr>
+                <w:rFonts w:ascii="Cambria Math" w:hAnsi="Cambria Math"/>
+                <w:color w:val="000000" w:themeColor="text1"/>
+              </w:rPr>
+            </m:ctrlPr>
+          </m:sSubPr>
+          <m:e>
+            <m:r>
+              <w:rPr>
+                <w:rFonts w:ascii="Cambria Math" w:hAnsi="Cambria Math"/>
+                <w:color w:val="000000" w:themeColor="text1"/>
+              </w:rPr>
+              <m:t>F</m:t>
+            </m:r>
+          </m:e>
+          <m:sub>
+            <m:r>
+              <w:rPr>
+                <w:rFonts w:ascii="Cambria Math" w:hAnsi="Cambria Math"/>
+                <w:color w:val="000000" w:themeColor="text1"/>
+              </w:rPr>
+              <m:t>01</m:t>
+            </m:r>
+          </m:sub>
+        </m:sSub>
+      </m:oMath>
+      <w:r>
+        <w:rPr>
+          <w:color w:val="000000" w:themeColor="text1"/>
+        </w:rPr>
+        <w:t xml:space="preserve"> = 9.09); the model showed no effect of emotion condition (median = -0.26, 95% CI [-0.66, 0.13]). For adults, the evidence ran clearly against the hypothesis: they did not expect the protagonist to disclose sad emotions to become closer to a friend (16%, </w:t>
+      </w:r>
+      <m:oMath>
+        <m:r>
+          <w:rPr>
+            <w:rFonts w:ascii="Cambria Math" w:hAnsi="Cambria Math"/>
+            <w:color w:val="000000" w:themeColor="text1"/>
+          </w:rPr>
+          <m:t>B</m:t>
+        </m:r>
+        <m:sSub>
+          <m:sSubPr>
+            <m:ctrlPr>
+              <w:rPr>
+                <w:rFonts w:ascii="Cambria Math" w:hAnsi="Cambria Math"/>
+                <w:color w:val="000000" w:themeColor="text1"/>
+              </w:rPr>
+            </m:ctrlPr>
+          </m:sSubPr>
+          <m:e>
+            <m:r>
+              <w:rPr>
+                <w:rFonts w:ascii="Cambria Math" w:hAnsi="Cambria Math"/>
+                <w:color w:val="000000" w:themeColor="text1"/>
+              </w:rPr>
+              <m:t>F</m:t>
+            </m:r>
+          </m:e>
+          <m:sub>
+            <m:r>
+              <w:rPr>
+                <w:rFonts w:ascii="Cambria Math" w:hAnsi="Cambria Math"/>
+                <w:color w:val="000000" w:themeColor="text1"/>
+              </w:rPr>
+              <m:t>01</m:t>
+            </m:r>
+          </m:sub>
+        </m:sSub>
+      </m:oMath>
+      <w:r>
+        <w:rPr>
+          <w:color w:val="000000" w:themeColor="text1"/>
+        </w:rPr>
+        <w:t xml:space="preserve"> = 17), nor happy emotions (33%, </w:t>
+      </w:r>
+      <m:oMath>
+        <m:r>
+          <w:rPr>
+            <w:rFonts w:ascii="Cambria Math" w:hAnsi="Cambria Math"/>
+            <w:color w:val="000000" w:themeColor="text1"/>
+          </w:rPr>
+          <m:t>B</m:t>
+        </m:r>
+        <m:sSub>
+          <m:sSubPr>
+            <m:ctrlPr>
+              <w:rPr>
+                <w:rFonts w:ascii="Cambria Math" w:hAnsi="Cambria Math"/>
+                <w:color w:val="000000" w:themeColor="text1"/>
+              </w:rPr>
+            </m:ctrlPr>
+          </m:sSubPr>
+          <m:e>
+            <m:r>
+              <w:rPr>
+                <w:rFonts w:ascii="Cambria Math" w:hAnsi="Cambria Math"/>
+                <w:color w:val="000000" w:themeColor="text1"/>
+              </w:rPr>
+              <m:t>F</m:t>
+            </m:r>
+          </m:e>
+          <m:sub>
+            <m:r>
+              <w:rPr>
+                <w:rFonts w:ascii="Cambria Math" w:hAnsi="Cambria Math"/>
+                <w:color w:val="000000" w:themeColor="text1"/>
+              </w:rPr>
+              <m:t>01</m:t>
+            </m:r>
+          </m:sub>
+        </m:sSub>
+      </m:oMath>
+      <w:r>
+        <w:rPr>
+          <w:color w:val="000000" w:themeColor="text1"/>
+        </w:rPr>
+        <w:t xml:space="preserve"> = 10); the condition effect in the model was median = -0.68, 95% CI [-1.41, -0.07].</w:t>
+      </w:r>
+    </w:p>
+    <w:p>
+      <w:pPr>
+        <w:pStyle w:val="BodyText"/>
+        <w:rPr>
+          <w:color w:val="000000" w:themeColor="text1"/>
+        </w:rPr>
+      </w:pPr>
+      <w:r>
+        <w:rPr>
+          <w:b/>
+          <w:bCs/>
+          <w:color w:val="000000" w:themeColor="text1"/>
+        </w:rPr>
+        <w:t>Developmental change.</w:t>
+      </w:r>
+      <w:r>
+        <w:rPr>
+          <w:color w:val="000000" w:themeColor="text1"/>
+        </w:rPr>
+        <w:t xml:space="preserve"> The emotion × age interaction was not credible (median = -0.04, 95% CI [-0.38, 0.30]; </w:t>
+      </w:r>
+      <w:hyperlink w:anchor="fig-study3-age">
+        <w:r>
+          <w:rPr>
+            <w:rStyle w:val="Hyperlink"/>
+            <w:color w:val="000000" w:themeColor="text1"/>
+          </w:rPr>
+          <w:t>Figure 4</w:t>
+        </w:r>
+      </w:hyperlink>
+      <w:r>
+        <w:rPr>
+          <w:color w:val="000000" w:themeColor="text1"/>
+        </w:rPr>
+        <w:t>, panel B).</w:t>
+      </w:r>
+    </w:p>
+    <w:tbl>
+      <w:tblPr>
+        <w:tblStyle w:val="Table"/>
+        <w:tblW w:w="5000" w:type="pct"/>
+        <w:tblLayout w:type="fixed"/>
+        <w:tblLook w:val="0000" w:firstRow="0" w:lastRow="0" w:firstColumn="0" w:lastColumn="0" w:noHBand="0" w:noVBand="0"/>
+      </w:tblPr>
+      <w:tblGrid>
+        <w:gridCol w:w="9576"/>
+      </w:tblGrid>
+      <w:tr>
+        <w:tc>
+          <w:tcPr>
+            <w:tcW w:w="7920" w:type="dxa"/>
+          </w:tcPr>
+          <w:p>
+            <w:pPr>
+              <w:pStyle w:val="Compact"/>
+              <w:jc w:val="center"/>
+              <w:rPr>
+                <w:color w:val="000000" w:themeColor="text1"/>
+                <w:szCs w:val="24"/>
+              </w:rPr>
+            </w:pPr>
+            <w:bookmarkStart w:id="21" w:name="fig-study3-age"/>
+            <w:r>
+              <w:rPr>
+                <w:noProof/>
+                <w:color w:val="000000" w:themeColor="text1"/>
+              </w:rPr>
+              <w:lastRenderedPageBreak/>
+              <w:drawing>
+                <wp:inline distT="0" distB="0" distL="0" distR="0" wp14:anchorId="7A557C99" wp14:editId="3C99E687">
+                  <wp:extent cx="5334000" cy="2560319"/>
+                  <wp:effectExtent l="0" t="0" r="0" b="0"/>
+                  <wp:docPr id="40" name="Picture"/>
+                  <wp:cNvGraphicFramePr/>
+                  <a:graphic xmlns:a="http://schemas.openxmlformats.org/drawingml/2006/main">
+                    <a:graphicData uri="http://schemas.openxmlformats.org/drawingml/2006/picture">
+                      <pic:pic xmlns:pic="http://schemas.openxmlformats.org/drawingml/2006/picture">
+                        <pic:nvPicPr>
+                          <pic:cNvPr id="41" name="Picture" descr="../5.%20Analysis/figures/combined_study3_age.png"/>
+                          <pic:cNvPicPr>
+                            <a:picLocks noChangeAspect="1" noChangeArrowheads="1"/>
+                          </pic:cNvPicPr>
+                        </pic:nvPicPr>
+                        <pic:blipFill>
+                          <a:blip r:embed="rId9"/>
+                          <a:stretch>
+                            <a:fillRect/>
+                          </a:stretch>
+                        </pic:blipFill>
+                        <pic:spPr bwMode="auto">
+                          <a:xfrm>
+                            <a:off x="0" y="0"/>
+                            <a:ext cx="5334000" cy="2560319"/>
+                          </a:xfrm>
+                          <a:prstGeom prst="rect">
+                            <a:avLst/>
+                          </a:prstGeom>
+                          <a:noFill/>
+                          <a:ln w="9525">
+                            <a:noFill/>
+                            <a:headEnd/>
+                            <a:tailEnd/>
+                          </a:ln>
+                        </pic:spPr>
+                      </pic:pic>
+                    </a:graphicData>
+                  </a:graphic>
+                </wp:inline>
+              </w:drawing>
+            </w:r>
+          </w:p>
+          <w:p>
+            <w:pPr>
+              <w:pStyle w:val="ImageCaption"/>
+              <w:spacing w:before="200"/>
+              <w:rPr>
+                <w:color w:val="000000" w:themeColor="text1"/>
+                <w:szCs w:val="24"/>
+              </w:rPr>
+            </w:pPr>
+            <w:r>
+              <w:rPr>
+                <w:color w:val="000000" w:themeColor="text1"/>
+                <w:szCs w:val="24"/>
+              </w:rPr>
+              <w:t>Figure 4: Study 3 developmental change. Predicted probability of choosing the emotion (vs. the fact) across age, by condition, for (A) Study 3.A (creating a new relationship) and (B) Study 3.B (deepening an existing friendship). Solid lines are model estimates for children; dashed lines are adult observed means.</w:t>
+            </w:r>
+          </w:p>
+        </w:tc>
+        <w:bookmarkEnd w:id="21"/>
+      </w:tr>
+    </w:tbl>
+    <w:p>
+      <w:pPr>
+        <w:pStyle w:val="Heading2"/>
+        <w:rPr>
+          <w:rFonts w:ascii="Times New Roman" w:hAnsi="Times New Roman" w:cs="Times New Roman"/>
+          <w:color w:val="000000" w:themeColor="text1"/>
+          <w:szCs w:val="24"/>
+        </w:rPr>
+      </w:pPr>
+      <w:bookmarkStart w:id="22" w:name="discussion-2"/>
+      <w:bookmarkEnd w:id="19"/>
+      <w:bookmarkEnd w:id="20"/>
+      <w:r>
+        <w:rPr>
+          <w:rFonts w:ascii="Times New Roman" w:hAnsi="Times New Roman" w:cs="Times New Roman"/>
+          <w:color w:val="000000" w:themeColor="text1"/>
+          <w:szCs w:val="24"/>
+        </w:rPr>
+        <w:t>Discussion</w:t>
+      </w:r>
+    </w:p>
+    <w:p>
+      <w:pPr>
+        <w:pStyle w:val="FirstParagraph"/>
+        <w:rPr>
+          <w:color w:val="000000" w:themeColor="text1"/>
+        </w:rPr>
+      </w:pPr>
+      <w:r>
+        <w:rPr>
+          <w:color w:val="000000" w:themeColor="text1"/>
+        </w:rPr>
+        <w:t>Study 3.A aimed to investigate whether children and adults thought that cultivating emotional intimacy was one way to create a relationship. We found that neither children nor adults had this intuition. This suggests that, while children and adults think revealing sad emotions occurs in established close relationships, it may not be a tool to create relationships.</w:t>
+      </w:r>
+    </w:p>
+    <w:p>
+      <w:pPr>
+        <w:pStyle w:val="BodyText"/>
+        <w:rPr>
+          <w:color w:val="000000" w:themeColor="text1"/>
+        </w:rPr>
+      </w:pPr>
+      <w:r>
+        <w:rPr>
+          <w:color w:val="000000" w:themeColor="text1"/>
+        </w:rPr>
+        <w:t>Similarly, in Study 3.B, children and adults did not have strong intuitions about disclosing sad or happy emotions for a previously established friendship to become closer. These results were a little surprising because we thought that the extra information about the relationship would lead the participants to infer that disclosing sensitive emotions and displaying vulnerability may be a way to deepen a relationship. In Study 4 we investigate how children reason about emotional disclosure in an intimate, but asymmetrical relationships, a parent child relationship (Thomas et al., 2025)</w:t>
+      </w:r>
+    </w:p>
+    <w:p>
+      <w:pPr>
+        <w:pStyle w:val="Heading1"/>
+        <w:rPr>
+          <w:rFonts w:ascii="Times New Roman" w:hAnsi="Times New Roman" w:cs="Times New Roman"/>
+          <w:color w:val="000000" w:themeColor="text1"/>
+          <w:szCs w:val="24"/>
+        </w:rPr>
+      </w:pPr>
+      <w:bookmarkStart w:id="23" w:name="X56105b6af97e4cc360f4fc502cd682b132e85ec"/>
+      <w:bookmarkEnd w:id="15"/>
+      <w:bookmarkEnd w:id="22"/>
+      <w:r>
+        <w:rPr>
+          <w:rFonts w:ascii="Times New Roman" w:hAnsi="Times New Roman" w:cs="Times New Roman"/>
+          <w:color w:val="000000" w:themeColor="text1"/>
+          <w:szCs w:val="24"/>
+        </w:rPr>
+        <w:lastRenderedPageBreak/>
+        <w:t>Study 4: Emotional disclosure in asymmetrical relationships</w:t>
+      </w:r>
+    </w:p>
+    <w:p>
+      <w:pPr>
+        <w:pStyle w:val="FirstParagraph"/>
+        <w:rPr>
+          <w:color w:val="000000" w:themeColor="text1"/>
+        </w:rPr>
+      </w:pPr>
+      <w:r>
+        <w:rPr>
+          <w:color w:val="000000" w:themeColor="text1"/>
+        </w:rPr>
+        <w:t>One reason people may withhold sad emotions in some relationships is that disclosing sadness implies the listener should help or comfort the discloser. This implication is not only about closeness but about the structure of a relationship—it matters who is able or expected to provide care. The mother–child relationship offers a useful test of this idea, because it is unambiguously close yet asymmetric in caregiving: the mother is ordinarily the one who comforts a child, not the reverse. In Study 4 we examined emotional disclosure in this asymmetric relationship from both directions. In Study 4.A, we asked whether children expect a child to disclose sad emotions to their own mother, a close relationship, but not to a friend’s mother, a more distant relationship. This comparison tests whether children expect emotional disclosure within close relationships, but it leaves open whether they treat emotional disclosure as a symmetric feature of closeness, something both partners do or as something that can also align with the caregiving structure of a relationship. In Study 4.B we therefore tested the reverse direction: whether children expect a mother to disclose her own sadness to her child. If children expect emotional disclosure simply because a relationship is close, they should expect a mother to disclose her sadness to her child, just as they expect a child to disclose to a mother. If instead children intuit that a mother disclosing sadness would imply that her young child ought to comfort her, inverting their roles, they should be less inclined to expect that a mother will share her sad emotion, even though the relationship is close.</w:t>
+      </w:r>
+    </w:p>
+    <w:p>
+      <w:pPr>
+        <w:pStyle w:val="Heading2"/>
+        <w:rPr>
+          <w:rFonts w:ascii="Times New Roman" w:hAnsi="Times New Roman" w:cs="Times New Roman"/>
+          <w:color w:val="000000" w:themeColor="text1"/>
+          <w:szCs w:val="24"/>
+        </w:rPr>
+      </w:pPr>
+      <w:bookmarkStart w:id="24" w:name="study-4.a"/>
+      <w:r>
+        <w:rPr>
+          <w:rFonts w:ascii="Times New Roman" w:hAnsi="Times New Roman" w:cs="Times New Roman"/>
+          <w:color w:val="000000" w:themeColor="text1"/>
+          <w:szCs w:val="24"/>
+        </w:rPr>
+        <w:lastRenderedPageBreak/>
+        <w:t>Study 4.A</w:t>
+      </w:r>
+    </w:p>
+    <w:p>
+      <w:pPr>
+        <w:pStyle w:val="Heading3"/>
+        <w:rPr>
+          <w:rFonts w:cs="Times New Roman"/>
+          <w:color w:val="000000" w:themeColor="text1"/>
+          <w:szCs w:val="24"/>
+        </w:rPr>
+      </w:pPr>
+      <w:bookmarkStart w:id="25" w:name="methods-1"/>
+      <w:r>
+        <w:rPr>
+          <w:rFonts w:cs="Times New Roman"/>
+          <w:color w:val="000000" w:themeColor="text1"/>
+          <w:szCs w:val="24"/>
+        </w:rPr>
+        <w:t>Methods</w:t>
+      </w:r>
+    </w:p>
+    <w:p>
+      <w:pPr>
+        <w:pStyle w:val="FirstParagraph"/>
+        <w:rPr>
+          <w:color w:val="000000" w:themeColor="text1"/>
+        </w:rPr>
+      </w:pPr>
+      <w:r>
+        <w:rPr>
+          <w:color w:val="000000" w:themeColor="text1"/>
+        </w:rPr>
+        <w:t>As in Study 2, participants were told that a protagonist’s mother and a friend’s mother asked how the protagonist’s day was at school. We then asked participants to predict whether the protagonist would disclose the fact or their emotional state across the happy and sad conditions.</w:t>
+      </w:r>
+    </w:p>
+    <w:p>
+      <w:pPr>
+        <w:pStyle w:val="Heading3"/>
+        <w:rPr>
+          <w:rFonts w:cs="Times New Roman"/>
+          <w:color w:val="000000" w:themeColor="text1"/>
+          <w:szCs w:val="24"/>
+        </w:rPr>
+      </w:pPr>
+      <w:bookmarkStart w:id="26" w:name="results-4"/>
+      <w:bookmarkEnd w:id="25"/>
+      <w:r>
+        <w:rPr>
+          <w:rFonts w:cs="Times New Roman"/>
+          <w:color w:val="000000" w:themeColor="text1"/>
+          <w:szCs w:val="24"/>
+        </w:rPr>
+        <w:t>Results</w:t>
+      </w:r>
+    </w:p>
+    <w:p>
+      <w:pPr>
+        <w:pStyle w:val="FirstParagraph"/>
+        <w:rPr>
+          <w:color w:val="000000" w:themeColor="text1"/>
+        </w:rPr>
+      </w:pPr>
+      <w:r>
+        <w:rPr>
+          <w:color w:val="000000" w:themeColor="text1"/>
+        </w:rPr>
+        <w:t xml:space="preserve">In the sad condition, children predicted the protagonist would disclose the emotion more often than the fact with their mother (75%, </w:t>
+      </w:r>
+      <m:oMath>
+        <m:r>
+          <w:rPr>
+            <w:rFonts w:ascii="Cambria Math" w:hAnsi="Cambria Math"/>
+            <w:color w:val="000000" w:themeColor="text1"/>
+          </w:rPr>
+          <m:t>B</m:t>
+        </m:r>
+        <m:sSub>
+          <m:sSubPr>
+            <m:ctrlPr>
+              <w:rPr>
+                <w:rFonts w:ascii="Cambria Math" w:hAnsi="Cambria Math"/>
+                <w:color w:val="000000" w:themeColor="text1"/>
+              </w:rPr>
+            </m:ctrlPr>
+          </m:sSubPr>
+          <m:e>
+            <m:r>
+              <w:rPr>
+                <w:rFonts w:ascii="Cambria Math" w:hAnsi="Cambria Math"/>
+                <w:color w:val="000000" w:themeColor="text1"/>
+              </w:rPr>
+              <m:t>F</m:t>
+            </m:r>
+          </m:e>
+          <m:sub>
+            <m:r>
+              <w:rPr>
+                <w:rFonts w:ascii="Cambria Math" w:hAnsi="Cambria Math"/>
+                <w:color w:val="000000" w:themeColor="text1"/>
+              </w:rPr>
+              <m:t>10</m:t>
+            </m:r>
+          </m:sub>
+        </m:sSub>
+      </m:oMath>
+      <w:r>
+        <w:rPr>
+          <w:color w:val="000000" w:themeColor="text1"/>
+        </w:rPr>
+        <w:t xml:space="preserve"> = 641). Children did not predict that the protagonist would disclose the sad emotion more often with the friend’s mother (39% predicted the emotion, </w:t>
+      </w:r>
+      <m:oMath>
+        <m:r>
+          <w:rPr>
+            <w:rFonts w:ascii="Cambria Math" w:hAnsi="Cambria Math"/>
+            <w:color w:val="000000" w:themeColor="text1"/>
+          </w:rPr>
+          <m:t>B</m:t>
+        </m:r>
+        <m:sSub>
+          <m:sSubPr>
+            <m:ctrlPr>
+              <w:rPr>
+                <w:rFonts w:ascii="Cambria Math" w:hAnsi="Cambria Math"/>
+                <w:color w:val="000000" w:themeColor="text1"/>
+              </w:rPr>
+            </m:ctrlPr>
+          </m:sSubPr>
+          <m:e>
+            <m:r>
+              <w:rPr>
+                <w:rFonts w:ascii="Cambria Math" w:hAnsi="Cambria Math"/>
+                <w:color w:val="000000" w:themeColor="text1"/>
+              </w:rPr>
+              <m:t>F</m:t>
+            </m:r>
+          </m:e>
+          <m:sub>
+            <m:r>
+              <w:rPr>
+                <w:rFonts w:ascii="Cambria Math" w:hAnsi="Cambria Math"/>
+                <w:color w:val="000000" w:themeColor="text1"/>
+              </w:rPr>
+              <m:t>01</m:t>
+            </m:r>
+          </m:sub>
+        </m:sSub>
+      </m:oMath>
+      <w:r>
+        <w:rPr>
+          <w:color w:val="000000" w:themeColor="text1"/>
+        </w:rPr>
+        <w:t xml:space="preserve"> = 8.33). In the happy condition, children were at chance in both relationship conditions (mother: 54%, </w:t>
+      </w:r>
+      <m:oMath>
+        <m:r>
+          <w:rPr>
+            <w:rFonts w:ascii="Cambria Math" w:hAnsi="Cambria Math"/>
+            <w:color w:val="000000" w:themeColor="text1"/>
+          </w:rPr>
+          <m:t>B</m:t>
+        </m:r>
+        <m:sSub>
+          <m:sSubPr>
+            <m:ctrlPr>
+              <w:rPr>
+                <w:rFonts w:ascii="Cambria Math" w:hAnsi="Cambria Math"/>
+                <w:color w:val="000000" w:themeColor="text1"/>
+              </w:rPr>
+            </m:ctrlPr>
+          </m:sSubPr>
+          <m:e>
+            <m:r>
+              <w:rPr>
+                <w:rFonts w:ascii="Cambria Math" w:hAnsi="Cambria Math"/>
+                <w:color w:val="000000" w:themeColor="text1"/>
+              </w:rPr>
+              <m:t>F</m:t>
+            </m:r>
+          </m:e>
+          <m:sub>
+            <m:r>
+              <w:rPr>
+                <w:rFonts w:ascii="Cambria Math" w:hAnsi="Cambria Math"/>
+                <w:color w:val="000000" w:themeColor="text1"/>
+              </w:rPr>
+              <m:t>01</m:t>
+            </m:r>
+          </m:sub>
+        </m:sSub>
+      </m:oMath>
+      <w:r>
+        <w:rPr>
+          <w:color w:val="000000" w:themeColor="text1"/>
+        </w:rPr>
+        <w:t xml:space="preserve"> = 1.79; friend’s mother: 49%, </w:t>
+      </w:r>
+      <m:oMath>
+        <m:r>
+          <w:rPr>
+            <w:rFonts w:ascii="Cambria Math" w:hAnsi="Cambria Math"/>
+            <w:color w:val="000000" w:themeColor="text1"/>
+          </w:rPr>
+          <m:t>B</m:t>
+        </m:r>
+        <m:sSub>
+          <m:sSubPr>
+            <m:ctrlPr>
+              <w:rPr>
+                <w:rFonts w:ascii="Cambria Math" w:hAnsi="Cambria Math"/>
+                <w:color w:val="000000" w:themeColor="text1"/>
+              </w:rPr>
+            </m:ctrlPr>
+          </m:sSubPr>
+          <m:e>
+            <m:r>
+              <w:rPr>
+                <w:rFonts w:ascii="Cambria Math" w:hAnsi="Cambria Math"/>
+                <w:color w:val="000000" w:themeColor="text1"/>
+              </w:rPr>
+              <m:t>F</m:t>
+            </m:r>
+          </m:e>
+          <m:sub>
+            <m:r>
+              <w:rPr>
+                <w:rFonts w:ascii="Cambria Math" w:hAnsi="Cambria Math"/>
+                <w:color w:val="000000" w:themeColor="text1"/>
+              </w:rPr>
+              <m:t>01</m:t>
+            </m:r>
+          </m:sub>
+        </m:sSub>
+      </m:oMath>
+      <w:r>
+        <w:rPr>
+          <w:color w:val="000000" w:themeColor="text1"/>
+        </w:rPr>
+        <w:t xml:space="preserve"> = 3.57). Adults predicted the protagonist to disclose sad emotion with their mother more than the fact (79%, </w:t>
+      </w:r>
+      <m:oMath>
+        <m:r>
+          <w:rPr>
+            <w:rFonts w:ascii="Cambria Math" w:hAnsi="Cambria Math"/>
+            <w:color w:val="000000" w:themeColor="text1"/>
+          </w:rPr>
+          <m:t>B</m:t>
+        </m:r>
+        <m:sSub>
+          <m:sSubPr>
+            <m:ctrlPr>
+              <w:rPr>
+                <w:rFonts w:ascii="Cambria Math" w:hAnsi="Cambria Math"/>
+                <w:color w:val="000000" w:themeColor="text1"/>
+              </w:rPr>
+            </m:ctrlPr>
+          </m:sSubPr>
+          <m:e>
+            <m:r>
+              <w:rPr>
+                <w:rFonts w:ascii="Cambria Math" w:hAnsi="Cambria Math"/>
+                <w:color w:val="000000" w:themeColor="text1"/>
+              </w:rPr>
+              <m:t>F</m:t>
+            </m:r>
+          </m:e>
+          <m:sub>
+            <m:r>
+              <w:rPr>
+                <w:rFonts w:ascii="Cambria Math" w:hAnsi="Cambria Math"/>
+                <w:color w:val="000000" w:themeColor="text1"/>
+              </w:rPr>
+              <m:t>10</m:t>
+            </m:r>
+          </m:sub>
+        </m:sSub>
+      </m:oMath>
+      <w:r>
+        <w:rPr>
+          <w:color w:val="000000" w:themeColor="text1"/>
+        </w:rPr>
+        <w:t xml:space="preserve"> = 947), but happy feelings were closer to chance (66%, </w:t>
+      </w:r>
+      <m:oMath>
+        <m:r>
+          <w:rPr>
+            <w:rFonts w:ascii="Cambria Math" w:hAnsi="Cambria Math"/>
+            <w:color w:val="000000" w:themeColor="text1"/>
+          </w:rPr>
+          <m:t>B</m:t>
+        </m:r>
+        <m:sSub>
+          <m:sSubPr>
+            <m:ctrlPr>
+              <w:rPr>
+                <w:rFonts w:ascii="Cambria Math" w:hAnsi="Cambria Math"/>
+                <w:color w:val="000000" w:themeColor="text1"/>
+              </w:rPr>
+            </m:ctrlPr>
+          </m:sSubPr>
+          <m:e>
+            <m:r>
+              <w:rPr>
+                <w:rFonts w:ascii="Cambria Math" w:hAnsi="Cambria Math"/>
+                <w:color w:val="000000" w:themeColor="text1"/>
+              </w:rPr>
+              <m:t>F</m:t>
+            </m:r>
+          </m:e>
+          <m:sub>
+            <m:r>
+              <w:rPr>
+                <w:rFonts w:ascii="Cambria Math" w:hAnsi="Cambria Math"/>
+                <w:color w:val="000000" w:themeColor="text1"/>
+              </w:rPr>
+              <m:t>10</m:t>
+            </m:r>
+          </m:sub>
+        </m:sSub>
+      </m:oMath>
+      <w:r>
+        <w:rPr>
+          <w:color w:val="000000" w:themeColor="text1"/>
+        </w:rPr>
+        <w:t xml:space="preserve"> = 5.65). They did not expect the protagonist to disclose emotions with the friend’s mom (sad: 19%, </w:t>
+      </w:r>
+      <m:oMath>
+        <m:r>
+          <w:rPr>
+            <w:rFonts w:ascii="Cambria Math" w:hAnsi="Cambria Math"/>
+            <w:color w:val="000000" w:themeColor="text1"/>
+          </w:rPr>
+          <m:t>B</m:t>
+        </m:r>
+        <m:sSub>
+          <m:sSubPr>
+            <m:ctrlPr>
+              <w:rPr>
+                <w:rFonts w:ascii="Cambria Math" w:hAnsi="Cambria Math"/>
+                <w:color w:val="000000" w:themeColor="text1"/>
+              </w:rPr>
+            </m:ctrlPr>
+          </m:sSubPr>
+          <m:e>
+            <m:r>
+              <w:rPr>
+                <w:rFonts w:ascii="Cambria Math" w:hAnsi="Cambria Math"/>
+                <w:color w:val="000000" w:themeColor="text1"/>
+              </w:rPr>
+              <m:t>F</m:t>
+            </m:r>
+          </m:e>
+          <m:sub>
+            <m:r>
+              <w:rPr>
+                <w:rFonts w:ascii="Cambria Math" w:hAnsi="Cambria Math"/>
+                <w:color w:val="000000" w:themeColor="text1"/>
+              </w:rPr>
+              <m:t>01</m:t>
+            </m:r>
+          </m:sub>
+        </m:sSub>
+      </m:oMath>
+      <w:r>
+        <w:rPr>
+          <w:color w:val="000000" w:themeColor="text1"/>
+        </w:rPr>
+        <w:t xml:space="preserve"> = 14; happy: 28%, </w:t>
+      </w:r>
+      <m:oMath>
+        <m:r>
+          <w:rPr>
+            <w:rFonts w:ascii="Cambria Math" w:hAnsi="Cambria Math"/>
+            <w:color w:val="000000" w:themeColor="text1"/>
+          </w:rPr>
+          <m:t>B</m:t>
+        </m:r>
+        <m:sSub>
+          <m:sSubPr>
+            <m:ctrlPr>
+              <w:rPr>
+                <w:rFonts w:ascii="Cambria Math" w:hAnsi="Cambria Math"/>
+                <w:color w:val="000000" w:themeColor="text1"/>
+              </w:rPr>
+            </m:ctrlPr>
+          </m:sSubPr>
+          <m:e>
+            <m:r>
+              <w:rPr>
+                <w:rFonts w:ascii="Cambria Math" w:hAnsi="Cambria Math"/>
+                <w:color w:val="000000" w:themeColor="text1"/>
+              </w:rPr>
+              <m:t>F</m:t>
+            </m:r>
+          </m:e>
+          <m:sub>
+            <m:r>
+              <w:rPr>
+                <w:rFonts w:ascii="Cambria Math" w:hAnsi="Cambria Math"/>
+                <w:color w:val="000000" w:themeColor="text1"/>
+              </w:rPr>
+              <m:t>01</m:t>
+            </m:r>
+          </m:sub>
+        </m:sSub>
+      </m:oMath>
+      <w:r>
+        <w:rPr>
+          <w:color w:val="000000" w:themeColor="text1"/>
+        </w:rPr>
+        <w:t xml:space="preserve"> = 11).</w:t>
+      </w:r>
+    </w:p>
+    <w:p>
+      <w:pPr>
+        <w:pStyle w:val="BodyText"/>
+        <w:rPr>
+          <w:color w:val="000000" w:themeColor="text1"/>
+        </w:rPr>
+      </w:pPr>
+      <w:r>
+        <w:rPr>
+          <w:color w:val="000000" w:themeColor="text1"/>
+        </w:rPr>
+        <w:t xml:space="preserve">We also conducted a Bayesian probit mixed-effects model. For children, the happy/sad condition interacted with relationship (median = 0.96, 95% CI [0.24, 1.69]). In agreement with the results of Study 1, it seems that children expect that people disclose sad emotions more often in close relationships than in other positive relationships. They don’t make the same inferences when the emotion is happy. For the adults, relationship affected responses (median = 1.18, 95% CI [0.62, 1.77]), while emotional condition did not (median = -0.37, 95% CI [-0.99, 0.22]), with mixed evidence for an interaction (median = 0.85, 95% CI [0.02, 1.73]). Refer to </w:t>
+      </w:r>
+      <w:hyperlink w:anchor="fig-study4a">
+        <w:r>
+          <w:rPr>
+            <w:rStyle w:val="Hyperlink"/>
+            <w:color w:val="000000" w:themeColor="text1"/>
+          </w:rPr>
+          <w:t>Figure 5</w:t>
+        </w:r>
+      </w:hyperlink>
+      <w:r>
+        <w:rPr>
+          <w:color w:val="000000" w:themeColor="text1"/>
+        </w:rPr>
+        <w:t xml:space="preserve"> (panel A).</w:t>
+      </w:r>
+    </w:p>
+    <w:tbl>
+      <w:tblPr>
+        <w:tblStyle w:val="Table"/>
+        <w:tblW w:w="5000" w:type="pct"/>
+        <w:tblLayout w:type="fixed"/>
+        <w:tblLook w:val="0000" w:firstRow="0" w:lastRow="0" w:firstColumn="0" w:lastColumn="0" w:noHBand="0" w:noVBand="0"/>
+      </w:tblPr>
+      <w:tblGrid>
+        <w:gridCol w:w="9576"/>
+      </w:tblGrid>
+      <w:tr>
+        <w:tc>
+          <w:tcPr>
+            <w:tcW w:w="7920" w:type="dxa"/>
+          </w:tcPr>
+          <w:p>
+            <w:pPr>
+              <w:pStyle w:val="Compact"/>
+              <w:jc w:val="center"/>
+              <w:rPr>
+                <w:color w:val="000000" w:themeColor="text1"/>
+                <w:szCs w:val="24"/>
+              </w:rPr>
+            </w:pPr>
+            <w:bookmarkStart w:id="27" w:name="fig-study4a"/>
+            <w:r>
+              <w:rPr>
+                <w:noProof/>
+                <w:color w:val="000000" w:themeColor="text1"/>
+              </w:rPr>
+              <w:lastRenderedPageBreak/>
+              <w:drawing>
+                <wp:inline distT="0" distB="0" distL="0" distR="0" wp14:anchorId="772DA6ED" wp14:editId="2D69C2CB">
+                  <wp:extent cx="5334000" cy="2521527"/>
+                  <wp:effectExtent l="0" t="0" r="0" b="0"/>
+                  <wp:docPr id="49" name="Picture"/>
+                  <wp:cNvGraphicFramePr/>
+                  <a:graphic xmlns:a="http://schemas.openxmlformats.org/drawingml/2006/main">
+                    <a:graphicData uri="http://schemas.openxmlformats.org/drawingml/2006/picture">
+                      <pic:pic xmlns:pic="http://schemas.openxmlformats.org/drawingml/2006/picture">
+                        <pic:nvPicPr>
+                          <pic:cNvPr id="50" name="Picture" descr="../5.%20Analysis/figures/combined_study4A.png"/>
                           <pic:cNvPicPr>
                             <a:picLocks noChangeAspect="1" noChangeArrowheads="1"/>
                           </pic:cNvPicPr>
@@ -2459,11 +3932,11 @@
                 <w:color w:val="000000" w:themeColor="text1"/>
                 <w:szCs w:val="24"/>
               </w:rPr>
-              <w:t>Figure 3: Study 2. (A) Proportion of judgments that the protagonist would disclose the emotion (vs. the fact) to a friend vs. a best friend, by emotion condition, for children and adults. (B) Predicted probability of choosing the emotion across age, by condition and relationship; solid lines are model estimates for children, dashed lines are adult observed means, and points are individual children.</w:t>
+              <w:t>Figure 5: Study 4.A. (A) Proportion of judgments that the protagonist would disclose the emotion (vs. the fact) to their mother vs. a friend’s mother, by emotion condition, for children and adults. (B) Predicted probability of choosing the emotion across age, by condition and relationship; solid lines are model estimates for children and dashed lines are adult observed means.</w:t>
             </w:r>
           </w:p>
         </w:tc>
-        <w:bookmarkEnd w:id="13"/>
+        <w:bookmarkEnd w:id="27"/>
       </w:tr>
     </w:tbl>
     <w:p>
@@ -2485,22 +3958,22 @@
         <w:rPr>
           <w:color w:val="000000" w:themeColor="text1"/>
         </w:rPr>
-        <w:t xml:space="preserve"> The tendency to expect sad-emotion disclosure to a best friend (vs. a friend) strengthened with age (three-way emotion × relationship × age: median = 0.59, 95% CI [0.12, 1.08]; </w:t>
-      </w:r>
-      <w:hyperlink w:anchor="fig-study2">
+        <w:t xml:space="preserve"> We did not find evidence for age effects: the three-way emotion × relationship × age interaction was not credible (median = 0.25, 95% CI [-0.48, 1.02]; </w:t>
+      </w:r>
+      <w:hyperlink w:anchor="fig-study4a">
         <w:r>
           <w:rPr>
             <w:rStyle w:val="Hyperlink"/>
             <w:color w:val="000000" w:themeColor="text1"/>
           </w:rPr>
-          <w:t>Figure 3</w:t>
+          <w:t>Figure 5</w:t>
         </w:r>
       </w:hyperlink>
       <w:r>
         <w:rPr>
           <w:color w:val="000000" w:themeColor="text1"/>
         </w:rPr>
-        <w:t>, panel B). By 9 years children strongly expected a sad emotion to be shared with the best friend, whereas at 6 years they showed little differentiation (see Supplement, Table S11).</w:t>
+        <w:t>, panel B).</w:t>
       </w:r>
     </w:p>
     <w:p>
@@ -2512,15 +3985,16 @@
           <w:szCs w:val="24"/>
         </w:rPr>
       </w:pPr>
-      <w:bookmarkStart w:id="14" w:name="discussion-1"/>
-      <w:bookmarkEnd w:id="12"/>
+      <w:bookmarkStart w:id="28" w:name="study-4.b"/>
+      <w:bookmarkEnd w:id="24"/>
+      <w:bookmarkEnd w:id="26"/>
       <w:r>
         <w:rPr>
           <w:rFonts w:ascii="Times New Roman" w:hAnsi="Times New Roman" w:cs="Times New Roman"/>
           <w:color w:val="000000" w:themeColor="text1"/>
           <w:szCs w:val="24"/>
         </w:rPr>
-        <w:t>Discussion</w:t>
+        <w:t>Study 4.B</w:t>
       </w:r>
     </w:p>
     <w:p>
@@ -2534,147 +4008,61 @@
         <w:rPr>
           <w:color w:val="000000" w:themeColor="text1"/>
         </w:rPr>
-        <w:t xml:space="preserve">In Study 2, children expected more emotional disclosure to a best friend than to a friend. This aligns with literature suggesting that children consider the relationship and use cues of social closeness when deciding what information will be disclosed (Anagnostaki et al., 2013). The effect of emotion valence trended in the same direction as in Study 1—sad emotions disclosed more than happy—but was not credible on its own, though the per-age analysis showed the sad/best-friend preference emerging with age. Adults showed the same best-friend preference </w:t>
+        <w:t>Study 4.B reversed the direction of disclosure used in Study 4.A. Participants were told that the protagonist’s mother—and, separately, a friend’s mother—had learned a fact at work and was feeling happy or sad, and that the protagonist asked how her day was. We then asked participants to predict whether the mother would disclose the fact or her emotional state.</w:t>
+      </w:r>
+    </w:p>
+    <w:p>
+      <w:pPr>
+        <w:pStyle w:val="Heading3"/>
+        <w:rPr>
+          <w:rFonts w:cs="Times New Roman"/>
+          <w:color w:val="000000" w:themeColor="text1"/>
+          <w:szCs w:val="24"/>
+        </w:rPr>
+      </w:pPr>
+      <w:bookmarkStart w:id="29" w:name="results-5"/>
+      <w:r>
+        <w:rPr>
+          <w:rFonts w:cs="Times New Roman"/>
+          <w:color w:val="000000" w:themeColor="text1"/>
+          <w:szCs w:val="24"/>
+        </w:rPr>
+        <w:t>Results</w:t>
+      </w:r>
+    </w:p>
+    <w:p>
+      <w:pPr>
+        <w:pStyle w:val="FirstParagraph"/>
+        <w:rPr>
+          <w:color w:val="000000" w:themeColor="text1"/>
+        </w:rPr>
+      </w:pPr>
+      <w:r>
+        <w:rPr>
+          <w:color w:val="000000" w:themeColor="text1"/>
+        </w:rPr>
+        <w:t xml:space="preserve">Because </w:t>
+      </w:r>
+      <w:proofErr w:type="gramStart"/>
+      <w:r>
+        <w:rPr>
+          <w:color w:val="000000" w:themeColor="text1"/>
+        </w:rPr>
+        <w:t>we</w:t>
+      </w:r>
+      <w:proofErr w:type="gramEnd"/>
+      <w:r>
+        <w:rPr>
+          <w:color w:val="000000" w:themeColor="text1"/>
+        </w:rPr>
+        <w:t xml:space="preserve"> pre-registered that the mother would not share sad emotions with her child, the one-sided binomial tests in this study asked whether the fact was chosen more often than chance (i.e., evidence against emotional disclosure). For children, we found that they generally did not expect </w:t>
       </w:r>
       <w:r>
         <w:rPr>
           <w:color w:val="000000" w:themeColor="text1"/>
         </w:rPr>
         <w:lastRenderedPageBreak/>
-        <w:t xml:space="preserve">specifically for sad emotions, however unlike in Study 1 did differentiate between the sad and happy condition. Thus, during the period between </w:t>
-      </w:r>
-      <w:r>
-        <w:rPr>
-          <w:color w:val="000000" w:themeColor="text1"/>
-        </w:rPr>
-        <w:t>6- and 9-years</w:t>
-      </w:r>
-      <w:r>
-        <w:rPr>
-          <w:color w:val="000000" w:themeColor="text1"/>
-        </w:rPr>
-        <w:t xml:space="preserve"> children begin to differentiate a best friend from a friend in their expectations about emotional disclosure, looking more adult-like with age.</w:t>
-      </w:r>
-    </w:p>
-    <w:p>
-      <w:pPr>
-        <w:pStyle w:val="Heading1"/>
-        <w:rPr>
-          <w:rFonts w:ascii="Times New Roman" w:hAnsi="Times New Roman" w:cs="Times New Roman"/>
-          <w:color w:val="000000" w:themeColor="text1"/>
-          <w:szCs w:val="24"/>
-        </w:rPr>
-      </w:pPr>
-      <w:bookmarkStart w:id="15" w:name="X8baf3738b9021ab9ba60f22c31fba3c1e3fd991"/>
-      <w:bookmarkEnd w:id="11"/>
-      <w:bookmarkEnd w:id="14"/>
-      <w:r>
-        <w:rPr>
-          <w:rFonts w:ascii="Times New Roman" w:hAnsi="Times New Roman" w:cs="Times New Roman"/>
-          <w:color w:val="000000" w:themeColor="text1"/>
-          <w:szCs w:val="24"/>
-        </w:rPr>
-        <w:t>Study 3: Using emotional disclosure to create and advance social closeness</w:t>
-      </w:r>
-    </w:p>
-    <w:p>
-      <w:pPr>
-        <w:pStyle w:val="Heading2"/>
-        <w:rPr>
-          <w:rFonts w:ascii="Times New Roman" w:hAnsi="Times New Roman" w:cs="Times New Roman"/>
-          <w:color w:val="000000" w:themeColor="text1"/>
-          <w:szCs w:val="24"/>
-        </w:rPr>
-      </w:pPr>
-      <w:bookmarkStart w:id="16" w:name="study-3.a"/>
-      <w:r>
-        <w:rPr>
-          <w:rFonts w:ascii="Times New Roman" w:hAnsi="Times New Roman" w:cs="Times New Roman"/>
-          <w:color w:val="000000" w:themeColor="text1"/>
-          <w:szCs w:val="24"/>
-        </w:rPr>
-        <w:t>Study 3.A</w:t>
-      </w:r>
-    </w:p>
-    <w:p>
-      <w:pPr>
-        <w:pStyle w:val="FirstParagraph"/>
-        <w:rPr>
-          <w:color w:val="000000" w:themeColor="text1"/>
-        </w:rPr>
-      </w:pPr>
-      <w:r>
-        <w:rPr>
-          <w:color w:val="000000" w:themeColor="text1"/>
-        </w:rPr>
-        <w:t>In Studies 1 and 2, children and adults connected close social relationships with emotional intimacy. It stood to reason, then, that children would be able to use this information when thinking about how another person might try to create a social relationship. This would speak to an intuitive theory of relationships that grants children and adults the opportunity to intervene in the world by using a causal model of how relationships and emotional intimacy coincide. In Study 3, we investigate this possibility.</w:t>
-      </w:r>
-    </w:p>
-    <w:p>
-      <w:pPr>
-        <w:pStyle w:val="Heading3"/>
-        <w:rPr>
-          <w:rFonts w:cs="Times New Roman"/>
-          <w:color w:val="000000" w:themeColor="text1"/>
-          <w:szCs w:val="24"/>
-        </w:rPr>
-      </w:pPr>
-      <w:bookmarkStart w:id="17" w:name="methods"/>
-      <w:r>
-        <w:rPr>
-          <w:rFonts w:cs="Times New Roman"/>
-          <w:color w:val="000000" w:themeColor="text1"/>
-          <w:szCs w:val="24"/>
-        </w:rPr>
-        <w:t>Methods</w:t>
-      </w:r>
-    </w:p>
-    <w:p>
-      <w:pPr>
-        <w:pStyle w:val="FirstParagraph"/>
-        <w:rPr>
-          <w:color w:val="000000" w:themeColor="text1"/>
-        </w:rPr>
-      </w:pPr>
-      <w:r>
-        <w:rPr>
-          <w:color w:val="000000" w:themeColor="text1"/>
-        </w:rPr>
-        <w:t>In Study 3.A, children and adults learned about a protagonist who wanted to become close friends with a character they met for the first time. We then asked the participants to choose whether the protagonist should disclose the fact or their emotional state to achieve this goal.</w:t>
-      </w:r>
-    </w:p>
-    <w:p>
-      <w:pPr>
-        <w:pStyle w:val="Heading3"/>
-        <w:rPr>
-          <w:rFonts w:cs="Times New Roman"/>
-          <w:color w:val="000000" w:themeColor="text1"/>
-          <w:szCs w:val="24"/>
-        </w:rPr>
-      </w:pPr>
-      <w:bookmarkStart w:id="18" w:name="results-2"/>
-      <w:bookmarkEnd w:id="17"/>
-      <w:r>
-        <w:rPr>
-          <w:rFonts w:cs="Times New Roman"/>
-          <w:color w:val="000000" w:themeColor="text1"/>
-          <w:szCs w:val="24"/>
-        </w:rPr>
-        <w:t>Results</w:t>
-      </w:r>
-    </w:p>
-    <w:p>
-      <w:pPr>
-        <w:pStyle w:val="FirstParagraph"/>
-        <w:rPr>
-          <w:color w:val="000000" w:themeColor="text1"/>
-        </w:rPr>
-      </w:pPr>
-      <w:r>
-        <w:rPr>
-          <w:color w:val="000000" w:themeColor="text1"/>
-        </w:rPr>
-        <w:t xml:space="preserve">We found that the children were equally likely to say that the protagonist should disclose a fact compared to an emotion across both the sad condition (49% chose emotion, </w:t>
+        <w:t xml:space="preserve">the protagonist’s mother (50%, </w:t>
       </w:r>
       <m:oMath>
         <m:r>
@@ -2717,7 +4105,7 @@
         <w:rPr>
           <w:color w:val="000000" w:themeColor="text1"/>
         </w:rPr>
-        <w:t xml:space="preserve"> = 3.57) and the happy condition (58% chose emotion, </w:t>
+        <w:t xml:space="preserve"> = 4.17) or the friend’s mother (37%, </w:t>
       </w:r>
       <m:oMath>
         <m:r>
@@ -2760,7 +4148,7 @@
         <w:rPr>
           <w:color w:val="000000" w:themeColor="text1"/>
         </w:rPr>
-        <w:t xml:space="preserve"> = 1.03). Adults answered similarly across conditions (sad: 48%, </w:t>
+        <w:t xml:space="preserve"> = 17) to disclose sad emotions to the protagonist. Children also did not expect the protagonist’s mother (40%, </w:t>
       </w:r>
       <m:oMath>
         <m:r>
@@ -2794,7 +4182,7 @@
                 <w:rFonts w:ascii="Cambria Math" w:hAnsi="Cambria Math"/>
                 <w:color w:val="000000" w:themeColor="text1"/>
               </w:rPr>
-              <m:t>01</m:t>
+              <m:t>10</m:t>
             </m:r>
           </m:sub>
         </m:sSub>
@@ -2803,7 +4191,7 @@
         <w:rPr>
           <w:color w:val="000000" w:themeColor="text1"/>
         </w:rPr>
-        <w:t xml:space="preserve"> = 3.57; happy: 49%, </w:t>
+        <w:t xml:space="preserve"> = 3.53) or friend’s mother (42%, </w:t>
       </w:r>
       <m:oMath>
         <m:r>
@@ -2837,7 +4225,7 @@
                 <w:rFonts w:ascii="Cambria Math" w:hAnsi="Cambria Math"/>
                 <w:color w:val="000000" w:themeColor="text1"/>
               </w:rPr>
-              <m:t>01</m:t>
+              <m:t>10</m:t>
             </m:r>
           </m:sub>
         </m:sSub>
@@ -2846,7 +4234,7 @@
         <w:rPr>
           <w:color w:val="000000" w:themeColor="text1"/>
         </w:rPr>
-        <w:t xml:space="preserve"> = 3.23). We also did not find evidence of effects of condition in our model for the children (median = -0.25, 95% CI [-0.72, 0.23]) or for the adults (median = -0.16, 95% CI [-1.09, 0.75]).</w:t>
+        <w:t xml:space="preserve"> = 1.70) to disclose happy emotions. After running the model, we found no effect of emotion condition (median = -0.16, 95% CI [-0.53, 0.22]) or relationship (median = -0.06, 95% CI [-0.44, 0.31]), with inconclusive evidence for the interaction (median = 0.47, 95% CI [-0.06, 1.02]).</w:t>
       </w:r>
     </w:p>
     <w:p>
@@ -2858,141 +4246,9 @@
       </w:pPr>
       <w:r>
         <w:rPr>
-          <w:b/>
-          <w:bCs/>
-          <w:color w:val="000000" w:themeColor="text1"/>
-        </w:rPr>
-        <w:lastRenderedPageBreak/>
-        <w:t>Developmental change.</w:t>
-      </w:r>
-      <w:r>
-        <w:rPr>
-          <w:color w:val="000000" w:themeColor="text1"/>
-        </w:rPr>
-        <w:t xml:space="preserve"> The emotion × age interaction was not credible (median = 0.36, 95% CI [-0.12, 0.84]; </w:t>
-      </w:r>
-      <w:hyperlink w:anchor="fig-study3-age">
-        <w:r>
-          <w:rPr>
-            <w:rStyle w:val="Hyperlink"/>
-            <w:color w:val="000000" w:themeColor="text1"/>
-          </w:rPr>
-          <w:t>Figure 4</w:t>
-        </w:r>
-      </w:hyperlink>
-      <w:r>
-        <w:rPr>
-          <w:color w:val="000000" w:themeColor="text1"/>
-        </w:rPr>
-        <w:t>, panel A).</w:t>
-      </w:r>
-    </w:p>
-    <w:p>
-      <w:pPr>
-        <w:pStyle w:val="Heading2"/>
-        <w:rPr>
-          <w:rFonts w:ascii="Times New Roman" w:hAnsi="Times New Roman" w:cs="Times New Roman"/>
-          <w:color w:val="000000" w:themeColor="text1"/>
-          <w:szCs w:val="24"/>
-        </w:rPr>
-      </w:pPr>
-      <w:bookmarkStart w:id="19" w:name="study-3.b"/>
-      <w:bookmarkEnd w:id="16"/>
-      <w:bookmarkEnd w:id="18"/>
-      <w:r>
-        <w:rPr>
-          <w:rFonts w:ascii="Times New Roman" w:hAnsi="Times New Roman" w:cs="Times New Roman"/>
-          <w:color w:val="000000" w:themeColor="text1"/>
-          <w:szCs w:val="24"/>
-        </w:rPr>
-        <w:t>Study 3.B</w:t>
-      </w:r>
-    </w:p>
-    <w:p>
-      <w:pPr>
-        <w:pStyle w:val="FirstParagraph"/>
-        <w:rPr>
-          <w:color w:val="000000" w:themeColor="text1"/>
-        </w:rPr>
-      </w:pPr>
-      <w:r>
-        <w:rPr>
-          <w:color w:val="000000" w:themeColor="text1"/>
-        </w:rPr>
-        <w:t xml:space="preserve">In Study 3.B, children and adults learned that the protagonist has a friend with whom they want to become best friends. </w:t>
-      </w:r>
-      <w:proofErr w:type="gramStart"/>
-      <w:r>
-        <w:rPr>
-          <w:color w:val="000000" w:themeColor="text1"/>
-        </w:rPr>
-        <w:t>In order to</w:t>
-      </w:r>
-      <w:proofErr w:type="gramEnd"/>
-      <w:r>
-        <w:rPr>
-          <w:color w:val="000000" w:themeColor="text1"/>
-        </w:rPr>
-        <w:t xml:space="preserve"> achieve this, we asked the participants if the protagonist would tell </w:t>
-      </w:r>
-      <w:r>
-        <w:rPr>
-          <w:color w:val="000000" w:themeColor="text1"/>
-        </w:rPr>
-        <w:t xml:space="preserve">them </w:t>
-      </w:r>
-      <w:r>
-        <w:rPr>
-          <w:color w:val="000000" w:themeColor="text1"/>
-        </w:rPr>
-        <w:t>about the fact or their emotion.</w:t>
-      </w:r>
-    </w:p>
-    <w:p>
-      <w:pPr>
-        <w:pStyle w:val="Heading3"/>
-        <w:rPr>
-          <w:rFonts w:cs="Times New Roman"/>
-          <w:color w:val="000000" w:themeColor="text1"/>
-          <w:szCs w:val="24"/>
-        </w:rPr>
-      </w:pPr>
-      <w:bookmarkStart w:id="20" w:name="results-3"/>
-      <w:r>
-        <w:rPr>
-          <w:rFonts w:cs="Times New Roman"/>
-          <w:color w:val="000000" w:themeColor="text1"/>
-          <w:szCs w:val="24"/>
-        </w:rPr>
-        <w:t>Results</w:t>
-      </w:r>
-    </w:p>
-    <w:p>
-      <w:pPr>
-        <w:pStyle w:val="FirstParagraph"/>
-        <w:rPr>
-          <w:color w:val="000000" w:themeColor="text1"/>
-        </w:rPr>
-      </w:pPr>
-      <w:r>
-        <w:rPr>
-          <w:color w:val="000000" w:themeColor="text1"/>
-        </w:rPr>
-        <w:t xml:space="preserve">We pre-registered the hypothesis that people would disclose sad emotions </w:t>
-      </w:r>
-      <w:proofErr w:type="gramStart"/>
-      <w:r>
-        <w:rPr>
-          <w:color w:val="000000" w:themeColor="text1"/>
-        </w:rPr>
-        <w:t>in order to</w:t>
-      </w:r>
-      <w:proofErr w:type="gramEnd"/>
-      <w:r>
-        <w:rPr>
-          <w:color w:val="000000" w:themeColor="text1"/>
-        </w:rPr>
-        <w:t xml:space="preserve"> deepen an existing friendship, so the one-sided tests asked whether the emotion was chosen more than chance. Children did not show this pattern: in the sad condition they were no more likely than chance to choose the emotion over the fact (36%, </w:t>
+          <w:color w:val="000000" w:themeColor="text1"/>
+        </w:rPr>
+        <w:t xml:space="preserve">Adults had similar intuitions; there was inconclusive evidence that they expected the protagonist’s mother to disclose sad emotions over facts (41%, </w:t>
       </w:r>
       <m:oMath>
         <m:r>
@@ -3026,7 +4282,7 @@
                 <w:rFonts w:ascii="Cambria Math" w:hAnsi="Cambria Math"/>
                 <w:color w:val="000000" w:themeColor="text1"/>
               </w:rPr>
-              <m:t>01</m:t>
+              <m:t>10</m:t>
             </m:r>
           </m:sub>
         </m:sSub>
@@ -3035,7 +4291,7 @@
         <w:rPr>
           <w:color w:val="000000" w:themeColor="text1"/>
         </w:rPr>
-        <w:t xml:space="preserve"> = 17), nor in the happy condition (44%, </w:t>
+        <w:t xml:space="preserve"> = 1.23). However, they expected the friend’s mother to share facts over sad emotions (29%, </w:t>
       </w:r>
       <m:oMath>
         <m:r>
@@ -3069,7 +4325,7 @@
                 <w:rFonts w:ascii="Cambria Math" w:hAnsi="Cambria Math"/>
                 <w:color w:val="000000" w:themeColor="text1"/>
               </w:rPr>
-              <m:t>01</m:t>
+              <m:t>10</m:t>
             </m:r>
           </m:sub>
         </m:sSub>
@@ -3078,7 +4334,7 @@
         <w:rPr>
           <w:color w:val="000000" w:themeColor="text1"/>
         </w:rPr>
-        <w:t xml:space="preserve"> = 9.09); the model showed no effect of emotion condition (median = -0.26, 95% CI [-0.66, 0.13]). For adults, the evidence ran clearly against the hypothesis: they did not expect the protagonist to disclose sad emotions to become closer to a friend (16%, </w:t>
+        <w:t xml:space="preserve"> = 40). Similarly, there was inconclusive evidence whether adults expected the mother to disclose happy emotions (45%, </w:t>
       </w:r>
       <m:oMath>
         <m:r>
@@ -3121,7 +4377,7 @@
         <w:rPr>
           <w:color w:val="000000" w:themeColor="text1"/>
         </w:rPr>
-        <w:t xml:space="preserve"> = 17), nor happy emotions (33%, </w:t>
+        <w:t xml:space="preserve"> = 1.59), and they did not expect the friend’s mother to disclose happy emotions (33%, </w:t>
       </w:r>
       <m:oMath>
         <m:r>
@@ -3155,7 +4411,7 @@
                 <w:rFonts w:ascii="Cambria Math" w:hAnsi="Cambria Math"/>
                 <w:color w:val="000000" w:themeColor="text1"/>
               </w:rPr>
-              <m:t>01</m:t>
+              <m:t>10</m:t>
             </m:r>
           </m:sub>
         </m:sSub>
@@ -3164,44 +4420,22 @@
         <w:rPr>
           <w:color w:val="000000" w:themeColor="text1"/>
         </w:rPr>
-        <w:t xml:space="preserve"> = 10); the condition effect in the model was median = -0.68, 95% CI [-1.41, -0.07].</w:t>
-      </w:r>
-    </w:p>
-    <w:p>
-      <w:pPr>
-        <w:pStyle w:val="BodyText"/>
-        <w:rPr>
-          <w:color w:val="000000" w:themeColor="text1"/>
-        </w:rPr>
-      </w:pPr>
-      <w:r>
-        <w:rPr>
-          <w:b/>
-          <w:bCs/>
-          <w:color w:val="000000" w:themeColor="text1"/>
-        </w:rPr>
-        <w:t>Developmental change.</w:t>
-      </w:r>
-      <w:r>
-        <w:rPr>
-          <w:color w:val="000000" w:themeColor="text1"/>
-        </w:rPr>
-        <w:t xml:space="preserve"> The emotion × age interaction was not credible (median = -0.04, 95% CI [-0.38, 0.30]; </w:t>
-      </w:r>
-      <w:hyperlink w:anchor="fig-study3-age">
+        <w:t xml:space="preserve"> = 9.40). We found no effects of condition (median = -0.14, 95% CI [-0.71, 0.41]) or relationship (median = 0.39, 95% CI [-0.15, 0.95]). Refer to </w:t>
+      </w:r>
+      <w:hyperlink w:anchor="fig-study4b">
         <w:r>
           <w:rPr>
             <w:rStyle w:val="Hyperlink"/>
             <w:color w:val="000000" w:themeColor="text1"/>
           </w:rPr>
-          <w:t>Figure 4</w:t>
+          <w:t>Figure 6</w:t>
         </w:r>
       </w:hyperlink>
       <w:r>
         <w:rPr>
           <w:color w:val="000000" w:themeColor="text1"/>
         </w:rPr>
-        <w:t>, panel B).</w:t>
+        <w:t xml:space="preserve"> (panel A).</w:t>
       </w:r>
     </w:p>
     <w:tbl>
@@ -3228,670 +4462,29 @@
                 <w:szCs w:val="24"/>
               </w:rPr>
             </w:pPr>
-            <w:bookmarkStart w:id="21" w:name="fig-study3-age"/>
+            <w:bookmarkStart w:id="30" w:name="fig-study4b"/>
             <w:r>
               <w:rPr>
                 <w:noProof/>
                 <w:color w:val="000000" w:themeColor="text1"/>
               </w:rPr>
-              <w:lastRenderedPageBreak/>
               <w:drawing>
-                <wp:inline distT="0" distB="0" distL="0" distR="0" wp14:anchorId="7A557C99" wp14:editId="3C99E687">
-                  <wp:extent cx="5334000" cy="2560319"/>
+                <wp:inline distT="0" distB="0" distL="0" distR="0" wp14:anchorId="4D62A06A" wp14:editId="5BB0E4F6">
+                  <wp:extent cx="5334000" cy="2521527"/>
                   <wp:effectExtent l="0" t="0" r="0" b="0"/>
-                  <wp:docPr id="40" name="Picture"/>
+                  <wp:docPr id="55" name="Picture"/>
                   <wp:cNvGraphicFramePr/>
                   <a:graphic xmlns:a="http://schemas.openxmlformats.org/drawingml/2006/main">
                     <a:graphicData uri="http://schemas.openxmlformats.org/drawingml/2006/picture">
                       <pic:pic xmlns:pic="http://schemas.openxmlformats.org/drawingml/2006/picture">
                         <pic:nvPicPr>
-                          <pic:cNvPr id="41" name="Picture" descr="../5.%20Analysis/figures/combined_study3_age.png"/>
+                          <pic:cNvPr id="56" name="Picture" descr="../5.%20Analysis/figures/combined_study4B.png"/>
                           <pic:cNvPicPr>
                             <a:picLocks noChangeAspect="1" noChangeArrowheads="1"/>
                           </pic:cNvPicPr>
                         </pic:nvPicPr>
                         <pic:blipFill>
                           <a:blip r:embed="rId11"/>
-                          <a:stretch>
-                            <a:fillRect/>
-                          </a:stretch>
-                        </pic:blipFill>
-                        <pic:spPr bwMode="auto">
-                          <a:xfrm>
-                            <a:off x="0" y="0"/>
-                            <a:ext cx="5334000" cy="2560319"/>
-                          </a:xfrm>
-                          <a:prstGeom prst="rect">
-                            <a:avLst/>
-                          </a:prstGeom>
-                          <a:noFill/>
-                          <a:ln w="9525">
-                            <a:noFill/>
-                            <a:headEnd/>
-                            <a:tailEnd/>
-                          </a:ln>
-                        </pic:spPr>
-                      </pic:pic>
-                    </a:graphicData>
-                  </a:graphic>
-                </wp:inline>
-              </w:drawing>
-            </w:r>
-          </w:p>
-          <w:p>
-            <w:pPr>
-              <w:pStyle w:val="ImageCaption"/>
-              <w:spacing w:before="200"/>
-              <w:rPr>
-                <w:color w:val="000000" w:themeColor="text1"/>
-                <w:szCs w:val="24"/>
-              </w:rPr>
-            </w:pPr>
-            <w:r>
-              <w:rPr>
-                <w:color w:val="000000" w:themeColor="text1"/>
-                <w:szCs w:val="24"/>
-              </w:rPr>
-              <w:t>Figure 4: Study 3 developmental change. Predicted probability of choosing the emotion (vs. the fact) across age, by condition, for (A) Study 3.A (creating a new relationship) and (B) Study 3.B (deepening an existing friendship). Solid lines are model estimates for children; dashed lines are adult observed means.</w:t>
-            </w:r>
-          </w:p>
-        </w:tc>
-        <w:bookmarkEnd w:id="21"/>
-      </w:tr>
-    </w:tbl>
-    <w:p>
-      <w:pPr>
-        <w:pStyle w:val="Heading2"/>
-        <w:rPr>
-          <w:rFonts w:ascii="Times New Roman" w:hAnsi="Times New Roman" w:cs="Times New Roman"/>
-          <w:color w:val="000000" w:themeColor="text1"/>
-          <w:szCs w:val="24"/>
-        </w:rPr>
-      </w:pPr>
-      <w:bookmarkStart w:id="22" w:name="discussion-2"/>
-      <w:bookmarkEnd w:id="19"/>
-      <w:bookmarkEnd w:id="20"/>
-      <w:r>
-        <w:rPr>
-          <w:rFonts w:ascii="Times New Roman" w:hAnsi="Times New Roman" w:cs="Times New Roman"/>
-          <w:color w:val="000000" w:themeColor="text1"/>
-          <w:szCs w:val="24"/>
-        </w:rPr>
-        <w:t>Discussion</w:t>
-      </w:r>
-    </w:p>
-    <w:p>
-      <w:pPr>
-        <w:pStyle w:val="FirstParagraph"/>
-        <w:rPr>
-          <w:color w:val="000000" w:themeColor="text1"/>
-        </w:rPr>
-      </w:pPr>
-      <w:r>
-        <w:rPr>
-          <w:color w:val="000000" w:themeColor="text1"/>
-        </w:rPr>
-        <w:t>Study 3.A aimed to investigate whether children and adults thought that cultivating emotional intimacy was one way to create a relationship. We found that neither children nor adults had this intuition. This suggests that, while children and adults think revealing sad emotions occurs in established close relationships, it may not be a tool to create relationships.</w:t>
-      </w:r>
-    </w:p>
-    <w:p>
-      <w:pPr>
-        <w:pStyle w:val="BodyText"/>
-        <w:rPr>
-          <w:color w:val="000000" w:themeColor="text1"/>
-        </w:rPr>
-      </w:pPr>
-      <w:r>
-        <w:rPr>
-          <w:color w:val="000000" w:themeColor="text1"/>
-        </w:rPr>
-        <w:t>Similarly, in Study 3.B, children and adults did not have strong intuitions about disclosing sad or happy emotions for a previously established friendship to become closer. These results were a little surprising because we thought that the extra information about the relationship would lead the participants to infer that disclosing sensitive emotions and displaying vulnerability may be a way to deepen a relationship. In Study 4 we investigate how children reason about emotional disclosure in an intimate, but asymmetrical relationships, a parent child relationship (Thomas et al., 2025)</w:t>
-      </w:r>
-    </w:p>
-    <w:p>
-      <w:pPr>
-        <w:pStyle w:val="Heading1"/>
-        <w:rPr>
-          <w:rFonts w:ascii="Times New Roman" w:hAnsi="Times New Roman" w:cs="Times New Roman"/>
-          <w:color w:val="000000" w:themeColor="text1"/>
-          <w:szCs w:val="24"/>
-        </w:rPr>
-      </w:pPr>
-      <w:bookmarkStart w:id="23" w:name="X56105b6af97e4cc360f4fc502cd682b132e85ec"/>
-      <w:bookmarkEnd w:id="15"/>
-      <w:bookmarkEnd w:id="22"/>
-      <w:r>
-        <w:rPr>
-          <w:rFonts w:ascii="Times New Roman" w:hAnsi="Times New Roman" w:cs="Times New Roman"/>
-          <w:color w:val="000000" w:themeColor="text1"/>
-          <w:szCs w:val="24"/>
-        </w:rPr>
-        <w:lastRenderedPageBreak/>
-        <w:t>Study 4: Emotional disclosure in asymmetrical relationships</w:t>
-      </w:r>
-    </w:p>
-    <w:p>
-      <w:pPr>
-        <w:pStyle w:val="FirstParagraph"/>
-        <w:rPr>
-          <w:color w:val="000000" w:themeColor="text1"/>
-        </w:rPr>
-      </w:pPr>
-      <w:r>
-        <w:rPr>
-          <w:color w:val="000000" w:themeColor="text1"/>
-        </w:rPr>
-        <w:t>One reason people may withhold sad emotions in some relationships is that disclosing sadness implies the listener should help or comfort the discloser. This implication is not only about closeness but about the structure of a relationship—it matters who is able or expected to provide care. The mother–child relationship offers a useful test of this idea, because it is unambiguously close yet asymmetric in caregiving: the mother is ordinarily the one who comforts a child, not the reverse. In Study 4 we examined emotional disclosure in this asymmetric relationship from both directions. In Study 4.A, we asked whether children expect a child to disclose sad emotions to their own mother, a close relationship, but not to a friend’s mother, a more distant relationship. This comparison tests whether children expect emotional disclosure within close relationships, but it leaves open whether they treat emotional disclosure as a symmetric feature of closeness, something both partners do or as something that can also align with the caregiving structure of a relationship. In Study 4.B we therefore tested the reverse direction: whether children expect a mother to disclose her own sadness to her child. If children expect emotional disclosure simply because a relationship is close, they should expect a mother to disclose her sadness to her child, just as they expect a child to disclose to a mother. If instead children intuit that a mother disclosing sadness would imply that her young child ought to comfort her, inverting their roles, they should be less inclined to expect that a mother will share her sad emotion, even though the relationship is close.</w:t>
-      </w:r>
-    </w:p>
-    <w:p>
-      <w:pPr>
-        <w:pStyle w:val="Heading2"/>
-        <w:rPr>
-          <w:rFonts w:ascii="Times New Roman" w:hAnsi="Times New Roman" w:cs="Times New Roman"/>
-          <w:color w:val="000000" w:themeColor="text1"/>
-          <w:szCs w:val="24"/>
-        </w:rPr>
-      </w:pPr>
-      <w:bookmarkStart w:id="24" w:name="study-4.a"/>
-      <w:r>
-        <w:rPr>
-          <w:rFonts w:ascii="Times New Roman" w:hAnsi="Times New Roman" w:cs="Times New Roman"/>
-          <w:color w:val="000000" w:themeColor="text1"/>
-          <w:szCs w:val="24"/>
-        </w:rPr>
-        <w:lastRenderedPageBreak/>
-        <w:t>Study 4.A</w:t>
-      </w:r>
-    </w:p>
-    <w:p>
-      <w:pPr>
-        <w:pStyle w:val="Heading3"/>
-        <w:rPr>
-          <w:rFonts w:cs="Times New Roman"/>
-          <w:color w:val="000000" w:themeColor="text1"/>
-          <w:szCs w:val="24"/>
-        </w:rPr>
-      </w:pPr>
-      <w:bookmarkStart w:id="25" w:name="methods-1"/>
-      <w:r>
-        <w:rPr>
-          <w:rFonts w:cs="Times New Roman"/>
-          <w:color w:val="000000" w:themeColor="text1"/>
-          <w:szCs w:val="24"/>
-        </w:rPr>
-        <w:t>Methods</w:t>
-      </w:r>
-    </w:p>
-    <w:p>
-      <w:pPr>
-        <w:pStyle w:val="FirstParagraph"/>
-        <w:rPr>
-          <w:color w:val="000000" w:themeColor="text1"/>
-        </w:rPr>
-      </w:pPr>
-      <w:r>
-        <w:rPr>
-          <w:color w:val="000000" w:themeColor="text1"/>
-        </w:rPr>
-        <w:t>As in Study 2, participants were told that a protagonist’s mother and a friend’s mother asked how the protagonist’s day was at school. We then asked participants to predict whether the protagonist would disclose the fact or their emotional state across the happy and sad conditions.</w:t>
-      </w:r>
-    </w:p>
-    <w:p>
-      <w:pPr>
-        <w:pStyle w:val="Heading3"/>
-        <w:rPr>
-          <w:rFonts w:cs="Times New Roman"/>
-          <w:color w:val="000000" w:themeColor="text1"/>
-          <w:szCs w:val="24"/>
-        </w:rPr>
-      </w:pPr>
-      <w:bookmarkStart w:id="26" w:name="results-4"/>
-      <w:bookmarkEnd w:id="25"/>
-      <w:r>
-        <w:rPr>
-          <w:rFonts w:cs="Times New Roman"/>
-          <w:color w:val="000000" w:themeColor="text1"/>
-          <w:szCs w:val="24"/>
-        </w:rPr>
-        <w:t>Results</w:t>
-      </w:r>
-    </w:p>
-    <w:p>
-      <w:pPr>
-        <w:pStyle w:val="FirstParagraph"/>
-        <w:rPr>
-          <w:color w:val="000000" w:themeColor="text1"/>
-        </w:rPr>
-      </w:pPr>
-      <w:r>
-        <w:rPr>
-          <w:color w:val="000000" w:themeColor="text1"/>
-        </w:rPr>
-        <w:t xml:space="preserve">In the sad condition, children predicted the protagonist would disclose the emotion more often than the fact with their mother (75%, </w:t>
-      </w:r>
-      <m:oMath>
-        <m:r>
-          <w:rPr>
-            <w:rFonts w:ascii="Cambria Math" w:hAnsi="Cambria Math"/>
-            <w:color w:val="000000" w:themeColor="text1"/>
-          </w:rPr>
-          <m:t>B</m:t>
-        </m:r>
-        <m:sSub>
-          <m:sSubPr>
-            <m:ctrlPr>
-              <w:rPr>
-                <w:rFonts w:ascii="Cambria Math" w:hAnsi="Cambria Math"/>
-                <w:color w:val="000000" w:themeColor="text1"/>
-              </w:rPr>
-            </m:ctrlPr>
-          </m:sSubPr>
-          <m:e>
-            <m:r>
-              <w:rPr>
-                <w:rFonts w:ascii="Cambria Math" w:hAnsi="Cambria Math"/>
-                <w:color w:val="000000" w:themeColor="text1"/>
-              </w:rPr>
-              <m:t>F</m:t>
-            </m:r>
-          </m:e>
-          <m:sub>
-            <m:r>
-              <w:rPr>
-                <w:rFonts w:ascii="Cambria Math" w:hAnsi="Cambria Math"/>
-                <w:color w:val="000000" w:themeColor="text1"/>
-              </w:rPr>
-              <m:t>10</m:t>
-            </m:r>
-          </m:sub>
-        </m:sSub>
-      </m:oMath>
-      <w:r>
-        <w:rPr>
-          <w:color w:val="000000" w:themeColor="text1"/>
-        </w:rPr>
-        <w:t xml:space="preserve"> = 641). Children did not predict that the protagonist would disclose the sad emotion more often with the friend’s mother (39% predicted the emotion, </w:t>
-      </w:r>
-      <m:oMath>
-        <m:r>
-          <w:rPr>
-            <w:rFonts w:ascii="Cambria Math" w:hAnsi="Cambria Math"/>
-            <w:color w:val="000000" w:themeColor="text1"/>
-          </w:rPr>
-          <m:t>B</m:t>
-        </m:r>
-        <m:sSub>
-          <m:sSubPr>
-            <m:ctrlPr>
-              <w:rPr>
-                <w:rFonts w:ascii="Cambria Math" w:hAnsi="Cambria Math"/>
-                <w:color w:val="000000" w:themeColor="text1"/>
-              </w:rPr>
-            </m:ctrlPr>
-          </m:sSubPr>
-          <m:e>
-            <m:r>
-              <w:rPr>
-                <w:rFonts w:ascii="Cambria Math" w:hAnsi="Cambria Math"/>
-                <w:color w:val="000000" w:themeColor="text1"/>
-              </w:rPr>
-              <m:t>F</m:t>
-            </m:r>
-          </m:e>
-          <m:sub>
-            <m:r>
-              <w:rPr>
-                <w:rFonts w:ascii="Cambria Math" w:hAnsi="Cambria Math"/>
-                <w:color w:val="000000" w:themeColor="text1"/>
-              </w:rPr>
-              <m:t>01</m:t>
-            </m:r>
-          </m:sub>
-        </m:sSub>
-      </m:oMath>
-      <w:r>
-        <w:rPr>
-          <w:color w:val="000000" w:themeColor="text1"/>
-        </w:rPr>
-        <w:t xml:space="preserve"> = 8.33). In the happy condition, children were at chance in both relationship conditions (mother: 54%, </w:t>
-      </w:r>
-      <m:oMath>
-        <m:r>
-          <w:rPr>
-            <w:rFonts w:ascii="Cambria Math" w:hAnsi="Cambria Math"/>
-            <w:color w:val="000000" w:themeColor="text1"/>
-          </w:rPr>
-          <m:t>B</m:t>
-        </m:r>
-        <m:sSub>
-          <m:sSubPr>
-            <m:ctrlPr>
-              <w:rPr>
-                <w:rFonts w:ascii="Cambria Math" w:hAnsi="Cambria Math"/>
-                <w:color w:val="000000" w:themeColor="text1"/>
-              </w:rPr>
-            </m:ctrlPr>
-          </m:sSubPr>
-          <m:e>
-            <m:r>
-              <w:rPr>
-                <w:rFonts w:ascii="Cambria Math" w:hAnsi="Cambria Math"/>
-                <w:color w:val="000000" w:themeColor="text1"/>
-              </w:rPr>
-              <m:t>F</m:t>
-            </m:r>
-          </m:e>
-          <m:sub>
-            <m:r>
-              <w:rPr>
-                <w:rFonts w:ascii="Cambria Math" w:hAnsi="Cambria Math"/>
-                <w:color w:val="000000" w:themeColor="text1"/>
-              </w:rPr>
-              <m:t>01</m:t>
-            </m:r>
-          </m:sub>
-        </m:sSub>
-      </m:oMath>
-      <w:r>
-        <w:rPr>
-          <w:color w:val="000000" w:themeColor="text1"/>
-        </w:rPr>
-        <w:t xml:space="preserve"> = 1.79; friend’s mother: 49%, </w:t>
-      </w:r>
-      <m:oMath>
-        <m:r>
-          <w:rPr>
-            <w:rFonts w:ascii="Cambria Math" w:hAnsi="Cambria Math"/>
-            <w:color w:val="000000" w:themeColor="text1"/>
-          </w:rPr>
-          <m:t>B</m:t>
-        </m:r>
-        <m:sSub>
-          <m:sSubPr>
-            <m:ctrlPr>
-              <w:rPr>
-                <w:rFonts w:ascii="Cambria Math" w:hAnsi="Cambria Math"/>
-                <w:color w:val="000000" w:themeColor="text1"/>
-              </w:rPr>
-            </m:ctrlPr>
-          </m:sSubPr>
-          <m:e>
-            <m:r>
-              <w:rPr>
-                <w:rFonts w:ascii="Cambria Math" w:hAnsi="Cambria Math"/>
-                <w:color w:val="000000" w:themeColor="text1"/>
-              </w:rPr>
-              <m:t>F</m:t>
-            </m:r>
-          </m:e>
-          <m:sub>
-            <m:r>
-              <w:rPr>
-                <w:rFonts w:ascii="Cambria Math" w:hAnsi="Cambria Math"/>
-                <w:color w:val="000000" w:themeColor="text1"/>
-              </w:rPr>
-              <m:t>01</m:t>
-            </m:r>
-          </m:sub>
-        </m:sSub>
-      </m:oMath>
-      <w:r>
-        <w:rPr>
-          <w:color w:val="000000" w:themeColor="text1"/>
-        </w:rPr>
-        <w:t xml:space="preserve"> = 3.57). Adults predicted the protagonist to disclose sad emotion with their mother more than the fact (79%, </w:t>
-      </w:r>
-      <m:oMath>
-        <m:r>
-          <w:rPr>
-            <w:rFonts w:ascii="Cambria Math" w:hAnsi="Cambria Math"/>
-            <w:color w:val="000000" w:themeColor="text1"/>
-          </w:rPr>
-          <m:t>B</m:t>
-        </m:r>
-        <m:sSub>
-          <m:sSubPr>
-            <m:ctrlPr>
-              <w:rPr>
-                <w:rFonts w:ascii="Cambria Math" w:hAnsi="Cambria Math"/>
-                <w:color w:val="000000" w:themeColor="text1"/>
-              </w:rPr>
-            </m:ctrlPr>
-          </m:sSubPr>
-          <m:e>
-            <m:r>
-              <w:rPr>
-                <w:rFonts w:ascii="Cambria Math" w:hAnsi="Cambria Math"/>
-                <w:color w:val="000000" w:themeColor="text1"/>
-              </w:rPr>
-              <m:t>F</m:t>
-            </m:r>
-          </m:e>
-          <m:sub>
-            <m:r>
-              <w:rPr>
-                <w:rFonts w:ascii="Cambria Math" w:hAnsi="Cambria Math"/>
-                <w:color w:val="000000" w:themeColor="text1"/>
-              </w:rPr>
-              <m:t>10</m:t>
-            </m:r>
-          </m:sub>
-        </m:sSub>
-      </m:oMath>
-      <w:r>
-        <w:rPr>
-          <w:color w:val="000000" w:themeColor="text1"/>
-        </w:rPr>
-        <w:t xml:space="preserve"> = 947), but happy feelings were closer to chance (66%, </w:t>
-      </w:r>
-      <m:oMath>
-        <m:r>
-          <w:rPr>
-            <w:rFonts w:ascii="Cambria Math" w:hAnsi="Cambria Math"/>
-            <w:color w:val="000000" w:themeColor="text1"/>
-          </w:rPr>
-          <m:t>B</m:t>
-        </m:r>
-        <m:sSub>
-          <m:sSubPr>
-            <m:ctrlPr>
-              <w:rPr>
-                <w:rFonts w:ascii="Cambria Math" w:hAnsi="Cambria Math"/>
-                <w:color w:val="000000" w:themeColor="text1"/>
-              </w:rPr>
-            </m:ctrlPr>
-          </m:sSubPr>
-          <m:e>
-            <m:r>
-              <w:rPr>
-                <w:rFonts w:ascii="Cambria Math" w:hAnsi="Cambria Math"/>
-                <w:color w:val="000000" w:themeColor="text1"/>
-              </w:rPr>
-              <m:t>F</m:t>
-            </m:r>
-          </m:e>
-          <m:sub>
-            <m:r>
-              <w:rPr>
-                <w:rFonts w:ascii="Cambria Math" w:hAnsi="Cambria Math"/>
-                <w:color w:val="000000" w:themeColor="text1"/>
-              </w:rPr>
-              <m:t>10</m:t>
-            </m:r>
-          </m:sub>
-        </m:sSub>
-      </m:oMath>
-      <w:r>
-        <w:rPr>
-          <w:color w:val="000000" w:themeColor="text1"/>
-        </w:rPr>
-        <w:t xml:space="preserve"> = 5.65). They did not expect the protagonist to disclose emotions with the friend’s mom (sad: 19%, </w:t>
-      </w:r>
-      <m:oMath>
-        <m:r>
-          <w:rPr>
-            <w:rFonts w:ascii="Cambria Math" w:hAnsi="Cambria Math"/>
-            <w:color w:val="000000" w:themeColor="text1"/>
-          </w:rPr>
-          <m:t>B</m:t>
-        </m:r>
-        <m:sSub>
-          <m:sSubPr>
-            <m:ctrlPr>
-              <w:rPr>
-                <w:rFonts w:ascii="Cambria Math" w:hAnsi="Cambria Math"/>
-                <w:color w:val="000000" w:themeColor="text1"/>
-              </w:rPr>
-            </m:ctrlPr>
-          </m:sSubPr>
-          <m:e>
-            <m:r>
-              <w:rPr>
-                <w:rFonts w:ascii="Cambria Math" w:hAnsi="Cambria Math"/>
-                <w:color w:val="000000" w:themeColor="text1"/>
-              </w:rPr>
-              <m:t>F</m:t>
-            </m:r>
-          </m:e>
-          <m:sub>
-            <m:r>
-              <w:rPr>
-                <w:rFonts w:ascii="Cambria Math" w:hAnsi="Cambria Math"/>
-                <w:color w:val="000000" w:themeColor="text1"/>
-              </w:rPr>
-              <m:t>01</m:t>
-            </m:r>
-          </m:sub>
-        </m:sSub>
-      </m:oMath>
-      <w:r>
-        <w:rPr>
-          <w:color w:val="000000" w:themeColor="text1"/>
-        </w:rPr>
-        <w:t xml:space="preserve"> = 14; happy: 28%, </w:t>
-      </w:r>
-      <m:oMath>
-        <m:r>
-          <w:rPr>
-            <w:rFonts w:ascii="Cambria Math" w:hAnsi="Cambria Math"/>
-            <w:color w:val="000000" w:themeColor="text1"/>
-          </w:rPr>
-          <m:t>B</m:t>
-        </m:r>
-        <m:sSub>
-          <m:sSubPr>
-            <m:ctrlPr>
-              <w:rPr>
-                <w:rFonts w:ascii="Cambria Math" w:hAnsi="Cambria Math"/>
-                <w:color w:val="000000" w:themeColor="text1"/>
-              </w:rPr>
-            </m:ctrlPr>
-          </m:sSubPr>
-          <m:e>
-            <m:r>
-              <w:rPr>
-                <w:rFonts w:ascii="Cambria Math" w:hAnsi="Cambria Math"/>
-                <w:color w:val="000000" w:themeColor="text1"/>
-              </w:rPr>
-              <m:t>F</m:t>
-            </m:r>
-          </m:e>
-          <m:sub>
-            <m:r>
-              <w:rPr>
-                <w:rFonts w:ascii="Cambria Math" w:hAnsi="Cambria Math"/>
-                <w:color w:val="000000" w:themeColor="text1"/>
-              </w:rPr>
-              <m:t>01</m:t>
-            </m:r>
-          </m:sub>
-        </m:sSub>
-      </m:oMath>
-      <w:r>
-        <w:rPr>
-          <w:color w:val="000000" w:themeColor="text1"/>
-        </w:rPr>
-        <w:t xml:space="preserve"> = 11).</w:t>
-      </w:r>
-    </w:p>
-    <w:p>
-      <w:pPr>
-        <w:pStyle w:val="BodyText"/>
-        <w:rPr>
-          <w:color w:val="000000" w:themeColor="text1"/>
-        </w:rPr>
-      </w:pPr>
-      <w:r>
-        <w:rPr>
-          <w:color w:val="000000" w:themeColor="text1"/>
-        </w:rPr>
-        <w:t xml:space="preserve">We also conducted a Bayesian probit mixed-effects model. For children, the happy/sad condition interacted with relationship (median = 0.96, 95% CI [0.24, 1.69]). In agreement with the results of Study 1, it seems that children expect that people disclose sad emotions more often in close relationships than in other positive relationships. They don’t make the same inferences when the emotion is happy. For the adults, relationship affected responses (median = 1.18, 95% CI [0.62, 1.77]), while emotional condition did not (median = -0.37, 95% CI [-0.99, 0.22]), with mixed evidence for an interaction (median = 0.85, 95% CI [0.02, 1.73]). Refer to </w:t>
-      </w:r>
-      <w:hyperlink w:anchor="fig-study4a">
-        <w:r>
-          <w:rPr>
-            <w:rStyle w:val="Hyperlink"/>
-            <w:color w:val="000000" w:themeColor="text1"/>
-          </w:rPr>
-          <w:t>Figure 5</w:t>
-        </w:r>
-      </w:hyperlink>
-      <w:r>
-        <w:rPr>
-          <w:color w:val="000000" w:themeColor="text1"/>
-        </w:rPr>
-        <w:t xml:space="preserve"> (panel A).</w:t>
-      </w:r>
-    </w:p>
-    <w:tbl>
-      <w:tblPr>
-        <w:tblStyle w:val="Table"/>
-        <w:tblW w:w="5000" w:type="pct"/>
-        <w:tblLayout w:type="fixed"/>
-        <w:tblLook w:val="0000" w:firstRow="0" w:lastRow="0" w:firstColumn="0" w:lastColumn="0" w:noHBand="0" w:noVBand="0"/>
-      </w:tblPr>
-      <w:tblGrid>
-        <w:gridCol w:w="9576"/>
-      </w:tblGrid>
-      <w:tr>
-        <w:tc>
-          <w:tcPr>
-            <w:tcW w:w="7920" w:type="dxa"/>
-          </w:tcPr>
-          <w:p>
-            <w:pPr>
-              <w:pStyle w:val="Compact"/>
-              <w:jc w:val="center"/>
-              <w:rPr>
-                <w:color w:val="000000" w:themeColor="text1"/>
-                <w:szCs w:val="24"/>
-              </w:rPr>
-            </w:pPr>
-            <w:bookmarkStart w:id="27" w:name="fig-study4a"/>
-            <w:r>
-              <w:rPr>
-                <w:noProof/>
-                <w:color w:val="000000" w:themeColor="text1"/>
-              </w:rPr>
-              <w:lastRenderedPageBreak/>
-              <w:drawing>
-                <wp:inline distT="0" distB="0" distL="0" distR="0" wp14:anchorId="772DA6ED" wp14:editId="2D69C2CB">
-                  <wp:extent cx="5334000" cy="2521527"/>
-                  <wp:effectExtent l="0" t="0" r="0" b="0"/>
-                  <wp:docPr id="49" name="Picture"/>
-                  <wp:cNvGraphicFramePr/>
-                  <a:graphic xmlns:a="http://schemas.openxmlformats.org/drawingml/2006/main">
-                    <a:graphicData uri="http://schemas.openxmlformats.org/drawingml/2006/picture">
-                      <pic:pic xmlns:pic="http://schemas.openxmlformats.org/drawingml/2006/picture">
-                        <pic:nvPicPr>
-                          <pic:cNvPr id="50" name="Picture" descr="../5.%20Analysis/figures/combined_study4A.png"/>
-                          <pic:cNvPicPr>
-                            <a:picLocks noChangeAspect="1" noChangeArrowheads="1"/>
-                          </pic:cNvPicPr>
-                        </pic:nvPicPr>
-                        <pic:blipFill>
-                          <a:blip r:embed="rId12"/>
                           <a:stretch>
                             <a:fillRect/>
                           </a:stretch>
@@ -3932,11 +4525,19 @@
                 <w:color w:val="000000" w:themeColor="text1"/>
                 <w:szCs w:val="24"/>
               </w:rPr>
-              <w:t>Figure 5: Study 4.A. (A) Proportion of judgments that the protagonist would disclose the emotion (vs. the fact) to their mother vs. a friend’s mother, by emotion condition, for children and adults. (B) Predicted probability of choosing the emotion across age, by condition and relationship; solid lines are model estimates for children and dashed lines are adult observed means.</w:t>
+              <w:t xml:space="preserve">Figure 6: Study 4.B. (A) Proportion of judgments that the mother / friend’s mother would disclose the emotion (vs. the fact) to the protagonist, by emotion condition, for children and adults. (B) Predicted probability of choosing </w:t>
+            </w:r>
+            <w:r>
+              <w:rPr>
+                <w:color w:val="000000" w:themeColor="text1"/>
+                <w:szCs w:val="24"/>
+              </w:rPr>
+              <w:lastRenderedPageBreak/>
+              <w:t>the emotion across age, by condition and relationship; solid lines are model estimates for children and dashed lines are adult observed means.</w:t>
             </w:r>
           </w:p>
         </w:tc>
-        <w:bookmarkEnd w:id="27"/>
+        <w:bookmarkEnd w:id="30"/>
       </w:tr>
     </w:tbl>
     <w:p>
@@ -3952,475 +4553,14 @@
           <w:bCs/>
           <w:color w:val="000000" w:themeColor="text1"/>
         </w:rPr>
+        <w:lastRenderedPageBreak/>
         <w:t>Developmental change.</w:t>
       </w:r>
       <w:r>
         <w:rPr>
           <w:color w:val="000000" w:themeColor="text1"/>
         </w:rPr>
-        <w:t xml:space="preserve"> We did not find evidence for age effects: the three-way emotion × relationship × age interaction was not credible (median = 0.25, 95% CI [-0.48, 1.02]; </w:t>
-      </w:r>
-      <w:hyperlink w:anchor="fig-study4a">
-        <w:r>
-          <w:rPr>
-            <w:rStyle w:val="Hyperlink"/>
-            <w:color w:val="000000" w:themeColor="text1"/>
-          </w:rPr>
-          <w:t>Figure 5</w:t>
-        </w:r>
-      </w:hyperlink>
-      <w:r>
-        <w:rPr>
-          <w:color w:val="000000" w:themeColor="text1"/>
-        </w:rPr>
-        <w:t>, panel B).</w:t>
-      </w:r>
-    </w:p>
-    <w:p>
-      <w:pPr>
-        <w:pStyle w:val="Heading2"/>
-        <w:rPr>
-          <w:rFonts w:ascii="Times New Roman" w:hAnsi="Times New Roman" w:cs="Times New Roman"/>
-          <w:color w:val="000000" w:themeColor="text1"/>
-          <w:szCs w:val="24"/>
-        </w:rPr>
-      </w:pPr>
-      <w:bookmarkStart w:id="28" w:name="study-4.b"/>
-      <w:bookmarkEnd w:id="24"/>
-      <w:bookmarkEnd w:id="26"/>
-      <w:r>
-        <w:rPr>
-          <w:rFonts w:ascii="Times New Roman" w:hAnsi="Times New Roman" w:cs="Times New Roman"/>
-          <w:color w:val="000000" w:themeColor="text1"/>
-          <w:szCs w:val="24"/>
-        </w:rPr>
-        <w:t>Study 4.B</w:t>
-      </w:r>
-    </w:p>
-    <w:p>
-      <w:pPr>
-        <w:pStyle w:val="FirstParagraph"/>
-        <w:rPr>
-          <w:color w:val="000000" w:themeColor="text1"/>
-        </w:rPr>
-      </w:pPr>
-      <w:r>
-        <w:rPr>
-          <w:color w:val="000000" w:themeColor="text1"/>
-        </w:rPr>
-        <w:t>Study 4.B reversed the direction of disclosure used in Study 4.A. Participants were told that the protagonist’s mother—and, separately, a friend’s mother—had learned a fact at work and was feeling happy or sad, and that the protagonist asked how her day was. We then asked participants to predict whether the mother would disclose the fact or her emotional state.</w:t>
-      </w:r>
-    </w:p>
-    <w:p>
-      <w:pPr>
-        <w:pStyle w:val="Heading3"/>
-        <w:rPr>
-          <w:rFonts w:cs="Times New Roman"/>
-          <w:color w:val="000000" w:themeColor="text1"/>
-          <w:szCs w:val="24"/>
-        </w:rPr>
-      </w:pPr>
-      <w:bookmarkStart w:id="29" w:name="results-5"/>
-      <w:r>
-        <w:rPr>
-          <w:rFonts w:cs="Times New Roman"/>
-          <w:color w:val="000000" w:themeColor="text1"/>
-          <w:szCs w:val="24"/>
-        </w:rPr>
-        <w:t>Results</w:t>
-      </w:r>
-    </w:p>
-    <w:p>
-      <w:pPr>
-        <w:pStyle w:val="FirstParagraph"/>
-        <w:rPr>
-          <w:color w:val="000000" w:themeColor="text1"/>
-        </w:rPr>
-      </w:pPr>
-      <w:r>
-        <w:rPr>
-          <w:color w:val="000000" w:themeColor="text1"/>
-        </w:rPr>
-        <w:t xml:space="preserve">Because </w:t>
-      </w:r>
-      <w:proofErr w:type="gramStart"/>
-      <w:r>
-        <w:rPr>
-          <w:color w:val="000000" w:themeColor="text1"/>
-        </w:rPr>
-        <w:t>we</w:t>
-      </w:r>
-      <w:proofErr w:type="gramEnd"/>
-      <w:r>
-        <w:rPr>
-          <w:color w:val="000000" w:themeColor="text1"/>
-        </w:rPr>
-        <w:t xml:space="preserve"> pre-registered that the mother would not share sad emotions with her child, the one-sided binomial tests in this study asked whether the fact was chosen more often than chance (i.e., evidence against emotional disclosure). For children, we found that they generally did not expect </w:t>
-      </w:r>
-      <w:r>
-        <w:rPr>
-          <w:color w:val="000000" w:themeColor="text1"/>
-        </w:rPr>
-        <w:lastRenderedPageBreak/>
-        <w:t xml:space="preserve">the protagonist’s mother (50%, </w:t>
-      </w:r>
-      <m:oMath>
-        <m:r>
-          <w:rPr>
-            <w:rFonts w:ascii="Cambria Math" w:hAnsi="Cambria Math"/>
-            <w:color w:val="000000" w:themeColor="text1"/>
-          </w:rPr>
-          <m:t>B</m:t>
-        </m:r>
-        <m:sSub>
-          <m:sSubPr>
-            <m:ctrlPr>
-              <w:rPr>
-                <w:rFonts w:ascii="Cambria Math" w:hAnsi="Cambria Math"/>
-                <w:color w:val="000000" w:themeColor="text1"/>
-              </w:rPr>
-            </m:ctrlPr>
-          </m:sSubPr>
-          <m:e>
-            <m:r>
-              <w:rPr>
-                <w:rFonts w:ascii="Cambria Math" w:hAnsi="Cambria Math"/>
-                <w:color w:val="000000" w:themeColor="text1"/>
-              </w:rPr>
-              <m:t>F</m:t>
-            </m:r>
-          </m:e>
-          <m:sub>
-            <m:r>
-              <w:rPr>
-                <w:rFonts w:ascii="Cambria Math" w:hAnsi="Cambria Math"/>
-                <w:color w:val="000000" w:themeColor="text1"/>
-              </w:rPr>
-              <m:t>01</m:t>
-            </m:r>
-          </m:sub>
-        </m:sSub>
-      </m:oMath>
-      <w:r>
-        <w:rPr>
-          <w:color w:val="000000" w:themeColor="text1"/>
-        </w:rPr>
-        <w:t xml:space="preserve"> = 4.17) or the friend’s mother (37%, </w:t>
-      </w:r>
-      <m:oMath>
-        <m:r>
-          <w:rPr>
-            <w:rFonts w:ascii="Cambria Math" w:hAnsi="Cambria Math"/>
-            <w:color w:val="000000" w:themeColor="text1"/>
-          </w:rPr>
-          <m:t>B</m:t>
-        </m:r>
-        <m:sSub>
-          <m:sSubPr>
-            <m:ctrlPr>
-              <w:rPr>
-                <w:rFonts w:ascii="Cambria Math" w:hAnsi="Cambria Math"/>
-                <w:color w:val="000000" w:themeColor="text1"/>
-              </w:rPr>
-            </m:ctrlPr>
-          </m:sSubPr>
-          <m:e>
-            <m:r>
-              <w:rPr>
-                <w:rFonts w:ascii="Cambria Math" w:hAnsi="Cambria Math"/>
-                <w:color w:val="000000" w:themeColor="text1"/>
-              </w:rPr>
-              <m:t>F</m:t>
-            </m:r>
-          </m:e>
-          <m:sub>
-            <m:r>
-              <w:rPr>
-                <w:rFonts w:ascii="Cambria Math" w:hAnsi="Cambria Math"/>
-                <w:color w:val="000000" w:themeColor="text1"/>
-              </w:rPr>
-              <m:t>10</m:t>
-            </m:r>
-          </m:sub>
-        </m:sSub>
-      </m:oMath>
-      <w:r>
-        <w:rPr>
-          <w:color w:val="000000" w:themeColor="text1"/>
-        </w:rPr>
-        <w:t xml:space="preserve"> = 17) to disclose sad emotions to the protagonist. Children also did not expect the protagonist’s mother (40%, </w:t>
-      </w:r>
-      <m:oMath>
-        <m:r>
-          <w:rPr>
-            <w:rFonts w:ascii="Cambria Math" w:hAnsi="Cambria Math"/>
-            <w:color w:val="000000" w:themeColor="text1"/>
-          </w:rPr>
-          <m:t>B</m:t>
-        </m:r>
-        <m:sSub>
-          <m:sSubPr>
-            <m:ctrlPr>
-              <w:rPr>
-                <w:rFonts w:ascii="Cambria Math" w:hAnsi="Cambria Math"/>
-                <w:color w:val="000000" w:themeColor="text1"/>
-              </w:rPr>
-            </m:ctrlPr>
-          </m:sSubPr>
-          <m:e>
-            <m:r>
-              <w:rPr>
-                <w:rFonts w:ascii="Cambria Math" w:hAnsi="Cambria Math"/>
-                <w:color w:val="000000" w:themeColor="text1"/>
-              </w:rPr>
-              <m:t>F</m:t>
-            </m:r>
-          </m:e>
-          <m:sub>
-            <m:r>
-              <w:rPr>
-                <w:rFonts w:ascii="Cambria Math" w:hAnsi="Cambria Math"/>
-                <w:color w:val="000000" w:themeColor="text1"/>
-              </w:rPr>
-              <m:t>10</m:t>
-            </m:r>
-          </m:sub>
-        </m:sSub>
-      </m:oMath>
-      <w:r>
-        <w:rPr>
-          <w:color w:val="000000" w:themeColor="text1"/>
-        </w:rPr>
-        <w:t xml:space="preserve"> = 3.53) or friend’s mother (42%, </w:t>
-      </w:r>
-      <m:oMath>
-        <m:r>
-          <w:rPr>
-            <w:rFonts w:ascii="Cambria Math" w:hAnsi="Cambria Math"/>
-            <w:color w:val="000000" w:themeColor="text1"/>
-          </w:rPr>
-          <m:t>B</m:t>
-        </m:r>
-        <m:sSub>
-          <m:sSubPr>
-            <m:ctrlPr>
-              <w:rPr>
-                <w:rFonts w:ascii="Cambria Math" w:hAnsi="Cambria Math"/>
-                <w:color w:val="000000" w:themeColor="text1"/>
-              </w:rPr>
-            </m:ctrlPr>
-          </m:sSubPr>
-          <m:e>
-            <m:r>
-              <w:rPr>
-                <w:rFonts w:ascii="Cambria Math" w:hAnsi="Cambria Math"/>
-                <w:color w:val="000000" w:themeColor="text1"/>
-              </w:rPr>
-              <m:t>F</m:t>
-            </m:r>
-          </m:e>
-          <m:sub>
-            <m:r>
-              <w:rPr>
-                <w:rFonts w:ascii="Cambria Math" w:hAnsi="Cambria Math"/>
-                <w:color w:val="000000" w:themeColor="text1"/>
-              </w:rPr>
-              <m:t>10</m:t>
-            </m:r>
-          </m:sub>
-        </m:sSub>
-      </m:oMath>
-      <w:r>
-        <w:rPr>
-          <w:color w:val="000000" w:themeColor="text1"/>
-        </w:rPr>
-        <w:t xml:space="preserve"> = 1.70) to disclose happy emotions. After running the model, we found no effect of emotion condition (median = -0.16, 95% CI [-0.53, 0.22]) or relationship (median = -0.06, 95% CI [-0.44, 0.31]), with inconclusive evidence for the interaction (median = 0.47, 95% CI [-0.06, 1.02]).</w:t>
-      </w:r>
-    </w:p>
-    <w:p>
-      <w:pPr>
-        <w:pStyle w:val="BodyText"/>
-        <w:rPr>
-          <w:color w:val="000000" w:themeColor="text1"/>
-        </w:rPr>
-      </w:pPr>
-      <w:r>
-        <w:rPr>
-          <w:color w:val="000000" w:themeColor="text1"/>
-        </w:rPr>
-        <w:t xml:space="preserve">Adults had similar intuitions; there was inconclusive evidence that they expected the protagonist’s mother to disclose sad emotions over facts (41%, </w:t>
-      </w:r>
-      <m:oMath>
-        <m:r>
-          <w:rPr>
-            <w:rFonts w:ascii="Cambria Math" w:hAnsi="Cambria Math"/>
-            <w:color w:val="000000" w:themeColor="text1"/>
-          </w:rPr>
-          <m:t>B</m:t>
-        </m:r>
-        <m:sSub>
-          <m:sSubPr>
-            <m:ctrlPr>
-              <w:rPr>
-                <w:rFonts w:ascii="Cambria Math" w:hAnsi="Cambria Math"/>
-                <w:color w:val="000000" w:themeColor="text1"/>
-              </w:rPr>
-            </m:ctrlPr>
-          </m:sSubPr>
-          <m:e>
-            <m:r>
-              <w:rPr>
-                <w:rFonts w:ascii="Cambria Math" w:hAnsi="Cambria Math"/>
-                <w:color w:val="000000" w:themeColor="text1"/>
-              </w:rPr>
-              <m:t>F</m:t>
-            </m:r>
-          </m:e>
-          <m:sub>
-            <m:r>
-              <w:rPr>
-                <w:rFonts w:ascii="Cambria Math" w:hAnsi="Cambria Math"/>
-                <w:color w:val="000000" w:themeColor="text1"/>
-              </w:rPr>
-              <m:t>10</m:t>
-            </m:r>
-          </m:sub>
-        </m:sSub>
-      </m:oMath>
-      <w:r>
-        <w:rPr>
-          <w:color w:val="000000" w:themeColor="text1"/>
-        </w:rPr>
-        <w:t xml:space="preserve"> = 1.23). However, they expected the friend’s mother to share facts over sad emotions (29%, </w:t>
-      </w:r>
-      <m:oMath>
-        <m:r>
-          <w:rPr>
-            <w:rFonts w:ascii="Cambria Math" w:hAnsi="Cambria Math"/>
-            <w:color w:val="000000" w:themeColor="text1"/>
-          </w:rPr>
-          <m:t>B</m:t>
-        </m:r>
-        <m:sSub>
-          <m:sSubPr>
-            <m:ctrlPr>
-              <w:rPr>
-                <w:rFonts w:ascii="Cambria Math" w:hAnsi="Cambria Math"/>
-                <w:color w:val="000000" w:themeColor="text1"/>
-              </w:rPr>
-            </m:ctrlPr>
-          </m:sSubPr>
-          <m:e>
-            <m:r>
-              <w:rPr>
-                <w:rFonts w:ascii="Cambria Math" w:hAnsi="Cambria Math"/>
-                <w:color w:val="000000" w:themeColor="text1"/>
-              </w:rPr>
-              <m:t>F</m:t>
-            </m:r>
-          </m:e>
-          <m:sub>
-            <m:r>
-              <w:rPr>
-                <w:rFonts w:ascii="Cambria Math" w:hAnsi="Cambria Math"/>
-                <w:color w:val="000000" w:themeColor="text1"/>
-              </w:rPr>
-              <m:t>10</m:t>
-            </m:r>
-          </m:sub>
-        </m:sSub>
-      </m:oMath>
-      <w:r>
-        <w:rPr>
-          <w:color w:val="000000" w:themeColor="text1"/>
-        </w:rPr>
-        <w:t xml:space="preserve"> = 40). Similarly, there was inconclusive evidence whether adults expected the mother to disclose happy emotions (45%, </w:t>
-      </w:r>
-      <m:oMath>
-        <m:r>
-          <w:rPr>
-            <w:rFonts w:ascii="Cambria Math" w:hAnsi="Cambria Math"/>
-            <w:color w:val="000000" w:themeColor="text1"/>
-          </w:rPr>
-          <m:t>B</m:t>
-        </m:r>
-        <m:sSub>
-          <m:sSubPr>
-            <m:ctrlPr>
-              <w:rPr>
-                <w:rFonts w:ascii="Cambria Math" w:hAnsi="Cambria Math"/>
-                <w:color w:val="000000" w:themeColor="text1"/>
-              </w:rPr>
-            </m:ctrlPr>
-          </m:sSubPr>
-          <m:e>
-            <m:r>
-              <w:rPr>
-                <w:rFonts w:ascii="Cambria Math" w:hAnsi="Cambria Math"/>
-                <w:color w:val="000000" w:themeColor="text1"/>
-              </w:rPr>
-              <m:t>F</m:t>
-            </m:r>
-          </m:e>
-          <m:sub>
-            <m:r>
-              <w:rPr>
-                <w:rFonts w:ascii="Cambria Math" w:hAnsi="Cambria Math"/>
-                <w:color w:val="000000" w:themeColor="text1"/>
-              </w:rPr>
-              <m:t>01</m:t>
-            </m:r>
-          </m:sub>
-        </m:sSub>
-      </m:oMath>
-      <w:r>
-        <w:rPr>
-          <w:color w:val="000000" w:themeColor="text1"/>
-        </w:rPr>
-        <w:t xml:space="preserve"> = 1.59), and they did not expect the friend’s mother to disclose happy emotions (33%, </w:t>
-      </w:r>
-      <m:oMath>
-        <m:r>
-          <w:rPr>
-            <w:rFonts w:ascii="Cambria Math" w:hAnsi="Cambria Math"/>
-            <w:color w:val="000000" w:themeColor="text1"/>
-          </w:rPr>
-          <m:t>B</m:t>
-        </m:r>
-        <m:sSub>
-          <m:sSubPr>
-            <m:ctrlPr>
-              <w:rPr>
-                <w:rFonts w:ascii="Cambria Math" w:hAnsi="Cambria Math"/>
-                <w:color w:val="000000" w:themeColor="text1"/>
-              </w:rPr>
-            </m:ctrlPr>
-          </m:sSubPr>
-          <m:e>
-            <m:r>
-              <w:rPr>
-                <w:rFonts w:ascii="Cambria Math" w:hAnsi="Cambria Math"/>
-                <w:color w:val="000000" w:themeColor="text1"/>
-              </w:rPr>
-              <m:t>F</m:t>
-            </m:r>
-          </m:e>
-          <m:sub>
-            <m:r>
-              <w:rPr>
-                <w:rFonts w:ascii="Cambria Math" w:hAnsi="Cambria Math"/>
-                <w:color w:val="000000" w:themeColor="text1"/>
-              </w:rPr>
-              <m:t>10</m:t>
-            </m:r>
-          </m:sub>
-        </m:sSub>
-      </m:oMath>
-      <w:r>
-        <w:rPr>
-          <w:color w:val="000000" w:themeColor="text1"/>
-        </w:rPr>
-        <w:t xml:space="preserve"> = 9.40). We found no effects of condition (median = -0.14, 95% CI [-0.71, 0.41]) or relationship (median = 0.39, 95% CI [-0.15, 0.95]). Refer to </w:t>
+        <w:t xml:space="preserve"> Older children were less likely to expect a parent to disclose sad emotions (emotion × age: median = -0.45, 95% CI [-0.80, -0.12]; </w:t>
       </w:r>
       <w:hyperlink w:anchor="fig-study4b">
         <w:r>
@@ -4435,146 +4575,6 @@
         <w:rPr>
           <w:color w:val="000000" w:themeColor="text1"/>
         </w:rPr>
-        <w:t xml:space="preserve"> (panel A).</w:t>
-      </w:r>
-    </w:p>
-    <w:tbl>
-      <w:tblPr>
-        <w:tblStyle w:val="Table"/>
-        <w:tblW w:w="5000" w:type="pct"/>
-        <w:tblLayout w:type="fixed"/>
-        <w:tblLook w:val="0000" w:firstRow="0" w:lastRow="0" w:firstColumn="0" w:lastColumn="0" w:noHBand="0" w:noVBand="0"/>
-      </w:tblPr>
-      <w:tblGrid>
-        <w:gridCol w:w="9576"/>
-      </w:tblGrid>
-      <w:tr>
-        <w:tc>
-          <w:tcPr>
-            <w:tcW w:w="7920" w:type="dxa"/>
-          </w:tcPr>
-          <w:p>
-            <w:pPr>
-              <w:pStyle w:val="Compact"/>
-              <w:jc w:val="center"/>
-              <w:rPr>
-                <w:color w:val="000000" w:themeColor="text1"/>
-                <w:szCs w:val="24"/>
-              </w:rPr>
-            </w:pPr>
-            <w:bookmarkStart w:id="30" w:name="fig-study4b"/>
-            <w:r>
-              <w:rPr>
-                <w:noProof/>
-                <w:color w:val="000000" w:themeColor="text1"/>
-              </w:rPr>
-              <w:drawing>
-                <wp:inline distT="0" distB="0" distL="0" distR="0" wp14:anchorId="4D62A06A" wp14:editId="5BB0E4F6">
-                  <wp:extent cx="5334000" cy="2521527"/>
-                  <wp:effectExtent l="0" t="0" r="0" b="0"/>
-                  <wp:docPr id="55" name="Picture"/>
-                  <wp:cNvGraphicFramePr/>
-                  <a:graphic xmlns:a="http://schemas.openxmlformats.org/drawingml/2006/main">
-                    <a:graphicData uri="http://schemas.openxmlformats.org/drawingml/2006/picture">
-                      <pic:pic xmlns:pic="http://schemas.openxmlformats.org/drawingml/2006/picture">
-                        <pic:nvPicPr>
-                          <pic:cNvPr id="56" name="Picture" descr="../5.%20Analysis/figures/combined_study4B.png"/>
-                          <pic:cNvPicPr>
-                            <a:picLocks noChangeAspect="1" noChangeArrowheads="1"/>
-                          </pic:cNvPicPr>
-                        </pic:nvPicPr>
-                        <pic:blipFill>
-                          <a:blip r:embed="rId13"/>
-                          <a:stretch>
-                            <a:fillRect/>
-                          </a:stretch>
-                        </pic:blipFill>
-                        <pic:spPr bwMode="auto">
-                          <a:xfrm>
-                            <a:off x="0" y="0"/>
-                            <a:ext cx="5334000" cy="2521527"/>
-                          </a:xfrm>
-                          <a:prstGeom prst="rect">
-                            <a:avLst/>
-                          </a:prstGeom>
-                          <a:noFill/>
-                          <a:ln w="9525">
-                            <a:noFill/>
-                            <a:headEnd/>
-                            <a:tailEnd/>
-                          </a:ln>
-                        </pic:spPr>
-                      </pic:pic>
-                    </a:graphicData>
-                  </a:graphic>
-                </wp:inline>
-              </w:drawing>
-            </w:r>
-          </w:p>
-          <w:p>
-            <w:pPr>
-              <w:pStyle w:val="ImageCaption"/>
-              <w:spacing w:before="200"/>
-              <w:rPr>
-                <w:color w:val="000000" w:themeColor="text1"/>
-                <w:szCs w:val="24"/>
-              </w:rPr>
-            </w:pPr>
-            <w:r>
-              <w:rPr>
-                <w:color w:val="000000" w:themeColor="text1"/>
-                <w:szCs w:val="24"/>
-              </w:rPr>
-              <w:t xml:space="preserve">Figure 6: Study 4.B. (A) Proportion of judgments that the mother / friend’s mother would disclose the emotion (vs. the fact) to the protagonist, by emotion condition, for children and adults. (B) Predicted probability of choosing </w:t>
-            </w:r>
-            <w:r>
-              <w:rPr>
-                <w:color w:val="000000" w:themeColor="text1"/>
-                <w:szCs w:val="24"/>
-              </w:rPr>
-              <w:lastRenderedPageBreak/>
-              <w:t>the emotion across age, by condition and relationship; solid lines are model estimates for children and dashed lines are adult observed means.</w:t>
-            </w:r>
-          </w:p>
-        </w:tc>
-        <w:bookmarkEnd w:id="30"/>
-      </w:tr>
-    </w:tbl>
-    <w:p>
-      <w:pPr>
-        <w:pStyle w:val="BodyText"/>
-        <w:rPr>
-          <w:color w:val="000000" w:themeColor="text1"/>
-        </w:rPr>
-      </w:pPr>
-      <w:r>
-        <w:rPr>
-          <w:b/>
-          <w:bCs/>
-          <w:color w:val="000000" w:themeColor="text1"/>
-        </w:rPr>
-        <w:lastRenderedPageBreak/>
-        <w:t>Developmental change.</w:t>
-      </w:r>
-      <w:r>
-        <w:rPr>
-          <w:color w:val="000000" w:themeColor="text1"/>
-        </w:rPr>
-        <w:t xml:space="preserve"> Older children were less likely to expect a parent to disclose sad emotions (emotion × age: median = -0.45, 95% CI [-0.80, -0.12]; </w:t>
-      </w:r>
-      <w:hyperlink w:anchor="fig-study4b">
-        <w:r>
-          <w:rPr>
-            <w:rStyle w:val="Hyperlink"/>
-            <w:color w:val="000000" w:themeColor="text1"/>
-          </w:rPr>
-          <w:t>Figure 6</w:t>
-        </w:r>
-      </w:hyperlink>
-      <w:r>
-        <w:rPr>
-          <w:color w:val="000000" w:themeColor="text1"/>
-        </w:rPr>
         <w:t>, panel B).</w:t>
       </w:r>
     </w:p>
@@ -5074,7 +5074,7 @@
         </w:rPr>
         <w:t xml:space="preserve">This research was supported by a research fellowship [funder details removed for anonymous review]. The authors declare no conflicts of interest. The studies’ designs and primary analyses were pre-registered (Studies 1, 3.A, and 4.A; and Studies 2, 3.B, and 4.B); the pre-registration documents are included, together with all data, analysis code, and study materials, at </w:t>
       </w:r>
-      <w:hyperlink r:id="rId14">
+      <w:hyperlink r:id="rId12">
         <w:r>
           <w:rPr>
             <w:rStyle w:val="Hyperlink"/>
@@ -5181,7 +5181,7 @@
         </w:rPr>
         <w:t xml:space="preserve">(2), 331–342. </w:t>
       </w:r>
-      <w:hyperlink r:id="rId15">
+      <w:hyperlink r:id="rId13">
         <w:r>
           <w:rPr>
             <w:rStyle w:val="Hyperlink"/>
@@ -5234,7 +5234,7 @@
         </w:rPr>
         <w:t xml:space="preserve">(3), 316–334. </w:t>
       </w:r>
-      <w:hyperlink r:id="rId16">
+      <w:hyperlink r:id="rId14">
         <w:r>
           <w:rPr>
             <w:rStyle w:val="Hyperlink"/>
@@ -5273,7 +5273,7 @@
         </w:rPr>
         <w:t xml:space="preserve">. </w:t>
       </w:r>
-      <w:hyperlink r:id="rId17">
+      <w:hyperlink r:id="rId15">
         <w:r>
           <w:rPr>
             <w:rStyle w:val="Hyperlink"/>
@@ -5332,7 +5332,7 @@
         </w:rPr>
         <w:t xml:space="preserve">(1), 3–25. </w:t>
       </w:r>
-      <w:hyperlink r:id="rId18">
+      <w:hyperlink r:id="rId16">
         <w:r>
           <w:rPr>
             <w:rStyle w:val="Hyperlink"/>
@@ -5386,7 +5386,7 @@
         </w:rPr>
         <w:t xml:space="preserve">, 1009422. </w:t>
       </w:r>
-      <w:hyperlink r:id="rId19">
+      <w:hyperlink r:id="rId17">
         <w:r>
           <w:rPr>
             <w:rStyle w:val="Hyperlink"/>
@@ -5439,7 +5439,7 @@
         </w:rPr>
         <w:t xml:space="preserve">(1), 395–411. </w:t>
       </w:r>
-      <w:hyperlink r:id="rId20">
+      <w:hyperlink r:id="rId18">
         <w:r>
           <w:rPr>
             <w:rStyle w:val="Hyperlink"/>
@@ -5536,7 +5536,7 @@
         </w:rPr>
         <w:t xml:space="preserve">(1), 12–24. </w:t>
       </w:r>
-      <w:hyperlink r:id="rId21">
+      <w:hyperlink r:id="rId19">
         <w:r>
           <w:rPr>
             <w:rStyle w:val="Hyperlink"/>
@@ -5619,7 +5619,7 @@
         </w:rPr>
         <w:t xml:space="preserve">(2), 115–130. </w:t>
       </w:r>
-      <w:hyperlink r:id="rId22">
+      <w:hyperlink r:id="rId20">
         <w:r>
           <w:rPr>
             <w:rStyle w:val="Hyperlink"/>
@@ -5716,7 +5716,7 @@
         </w:rPr>
         <w:t xml:space="preserve">(4), 689–723. </w:t>
       </w:r>
-      <w:hyperlink r:id="rId23">
+      <w:hyperlink r:id="rId21">
         <w:r>
           <w:rPr>
             <w:rStyle w:val="Hyperlink"/>
@@ -5769,7 +5769,7 @@
         </w:rPr>
         <w:t xml:space="preserve">(11), 2139–2151. </w:t>
       </w:r>
-      <w:hyperlink r:id="rId24">
+      <w:hyperlink r:id="rId22">
         <w:r>
           <w:rPr>
             <w:rStyle w:val="Hyperlink"/>
@@ -5853,7 +5853,7 @@
         </w:rPr>
         <w:t xml:space="preserve">. R Foundation for Statistical Computing. </w:t>
       </w:r>
-      <w:hyperlink r:id="rId25">
+      <w:hyperlink r:id="rId23">
         <w:r>
           <w:rPr>
             <w:rStyle w:val="Hyperlink"/>
@@ -5906,7 +5906,7 @@
         </w:rPr>
         <w:t xml:space="preserve">, 326–343. </w:t>
       </w:r>
-      <w:hyperlink r:id="rId26">
+      <w:hyperlink r:id="rId24">
         <w:r>
           <w:rPr>
             <w:rStyle w:val="Hyperlink"/>
@@ -5959,7 +5959,7 @@
         </w:rPr>
         <w:t xml:space="preserve">(1), 4–14. </w:t>
       </w:r>
-      <w:hyperlink r:id="rId27">
+      <w:hyperlink r:id="rId25">
         <w:r>
           <w:rPr>
             <w:rStyle w:val="Hyperlink"/>
@@ -6012,7 +6012,7 @@
         </w:rPr>
         <w:t xml:space="preserve">, 105772. </w:t>
       </w:r>
-      <w:hyperlink r:id="rId28">
+      <w:hyperlink r:id="rId26">
         <w:r>
           <w:rPr>
             <w:rStyle w:val="Hyperlink"/>
@@ -6051,7 +6051,7 @@
         </w:rPr>
         <w:t xml:space="preserve"> (Vol. 61, pp. 335–374). </w:t>
       </w:r>
-      <w:hyperlink r:id="rId29">
+      <w:hyperlink r:id="rId27">
         <w:r>
           <w:rPr>
             <w:rStyle w:val="Hyperlink"/>
@@ -6134,7 +6134,7 @@
         </w:rPr>
         <w:t xml:space="preserve"> (1st ed.). Oxford University Press. </w:t>
       </w:r>
-      <w:hyperlink r:id="rId30">
+      <w:hyperlink r:id="rId28">
         <w:r>
           <w:rPr>
             <w:rStyle w:val="Hyperlink"/>
@@ -6187,7 +6187,7 @@
         </w:rPr>
         <w:t xml:space="preserve">, 440. </w:t>
       </w:r>
-      <w:hyperlink r:id="rId31">
+      <w:hyperlink r:id="rId29">
         <w:r>
           <w:rPr>
             <w:rStyle w:val="Hyperlink"/>
@@ -6226,7 +6226,7 @@
         </w:rPr>
         <w:t xml:space="preserve">, 1–53. </w:t>
       </w:r>
-      <w:hyperlink r:id="rId32">
+      <w:hyperlink r:id="rId30">
         <w:r>
           <w:rPr>
             <w:rStyle w:val="Hyperlink"/>
@@ -6324,7 +6324,7 @@
         </w:rPr>
         <w:t xml:space="preserve">(6578), 311–315. </w:t>
       </w:r>
-      <w:hyperlink r:id="rId33">
+      <w:hyperlink r:id="rId31">
         <w:r>
           <w:rPr>
             <w:rStyle w:val="Hyperlink"/>
@@ -6377,7 +6377,7 @@
         </w:rPr>
         <w:t xml:space="preserve">, 201–208. </w:t>
       </w:r>
-      <w:hyperlink r:id="rId34">
+      <w:hyperlink r:id="rId32">
         <w:r>
           <w:rPr>
             <w:rStyle w:val="Hyperlink"/>
@@ -6430,7 +6430,7 @@
         </w:rPr>
         <w:t xml:space="preserve">(5), 885–899. </w:t>
       </w:r>
-      <w:hyperlink r:id="rId35">
+      <w:hyperlink r:id="rId33">
         <w:r>
           <w:rPr>
             <w:rStyle w:val="Hyperlink"/>
@@ -6557,7 +6557,7 @@
         </w:rPr>
         <w:t xml:space="preserve">. </w:t>
       </w:r>
-      <w:hyperlink r:id="rId36">
+      <w:hyperlink r:id="rId34">
         <w:r>
           <w:rPr>
             <w:rStyle w:val="Hyperlink"/>
